--- a/assets/worksheets/velocity-curve/electromagnetic-spectrum.docx
+++ b/assets/worksheets/velocity-curve/electromagnetic-spectrum.docx
@@ -1123,7 +1123,7 @@
   <w:docDefaults>
     <w:rPrDefault>
       <w:rPr>
-        <w:rFonts w:asciiTheme="minorHAnsi" w:eastAsiaTheme="minorEastAsia" w:hAnsiTheme="minorHAnsi" w:cstheme="minorBidi"/>
+        <w:rFonts w:ascii="Arial" w:hAnsi="Arial" w:cs="Arial" w:eastAsia="Arial"/>
         <w:sz w:val="22"/>
         <w:szCs w:val="22"/>
         <w:lang w:val="en-US" w:eastAsia="en-US" w:bidi="ar-SA"/>
@@ -1282,7 +1282,7 @@
       <w:spacing w:after="120" w:line="264" w:lineRule="auto"/>
     </w:pPr>
     <w:rPr>
-      <w:rFonts w:ascii="Arial" w:hAnsi="Arial"/>
+      <w:rFonts w:ascii="Arial" w:hAnsi="Arial" w:cs="Arial" w:eastAsia="Arial"/>
       <w:b w:val="0"/>
       <w:color w:val="000000"/>
       <w:sz w:val="22"/>
@@ -1299,7 +1299,7 @@
       <w:spacing w:after="120" w:line="264" w:lineRule="auto"/>
     </w:pPr>
     <w:rPr>
-      <w:rFonts w:ascii="Arial" w:hAnsi="Arial"/>
+      <w:rFonts w:ascii="Arial" w:hAnsi="Arial" w:cs="Arial" w:eastAsia="Arial"/>
       <w:b w:val="0"/>
       <w:color w:val="000000"/>
       <w:sz w:val="18"/>
@@ -1323,7 +1323,7 @@
       <w:spacing w:after="120" w:line="264" w:lineRule="auto"/>
     </w:pPr>
     <w:rPr>
-      <w:rFonts w:ascii="Arial" w:hAnsi="Arial"/>
+      <w:rFonts w:ascii="Arial" w:hAnsi="Arial" w:cs="Arial" w:eastAsia="Arial"/>
       <w:b w:val="0"/>
       <w:color w:val="000000"/>
       <w:sz w:val="18"/>
@@ -1351,7 +1351,7 @@
       <w:outlineLvl w:val="0"/>
     </w:pPr>
     <w:rPr>
-      <w:rFonts w:asciiTheme="majorHAnsi" w:eastAsiaTheme="majorEastAsia" w:hAnsiTheme="majorHAnsi" w:cstheme="majorBidi" w:ascii="Arial" w:hAnsi="Arial"/>
+      <w:rFonts w:ascii="Arial" w:hAnsi="Arial" w:cs="Arial" w:eastAsia="Arial"/>
       <w:b/>
       <w:bCs/>
       <w:color w:val="000000"/>
@@ -1375,7 +1375,7 @@
       <w:outlineLvl w:val="1"/>
     </w:pPr>
     <w:rPr>
-      <w:rFonts w:asciiTheme="majorHAnsi" w:eastAsiaTheme="majorEastAsia" w:hAnsiTheme="majorHAnsi" w:cstheme="majorBidi" w:ascii="Arial" w:hAnsi="Arial"/>
+      <w:rFonts w:ascii="Arial" w:hAnsi="Arial" w:cs="Arial" w:eastAsia="Arial"/>
       <w:b/>
       <w:bCs/>
       <w:color w:val="000000"/>
@@ -1399,7 +1399,7 @@
       <w:outlineLvl w:val="2"/>
     </w:pPr>
     <w:rPr>
-      <w:rFonts w:asciiTheme="majorHAnsi" w:eastAsiaTheme="majorEastAsia" w:hAnsiTheme="majorHAnsi" w:cstheme="majorBidi"/>
+      <w:rFonts w:ascii="Arial" w:hAnsi="Arial" w:cs="Arial" w:eastAsia="Arial"/>
       <w:b/>
       <w:bCs/>
       <w:color w:val="4F81BD" w:themeColor="accent1"/>
@@ -1422,7 +1422,7 @@
       <w:outlineLvl w:val="3"/>
     </w:pPr>
     <w:rPr>
-      <w:rFonts w:asciiTheme="majorHAnsi" w:eastAsiaTheme="majorEastAsia" w:hAnsiTheme="majorHAnsi" w:cstheme="majorBidi"/>
+      <w:rFonts w:ascii="Arial" w:hAnsi="Arial" w:cs="Arial" w:eastAsia="Arial"/>
       <w:b/>
       <w:bCs/>
       <w:i/>
@@ -1447,7 +1447,7 @@
       <w:outlineLvl w:val="4"/>
     </w:pPr>
     <w:rPr>
-      <w:rFonts w:asciiTheme="majorHAnsi" w:eastAsiaTheme="majorEastAsia" w:hAnsiTheme="majorHAnsi" w:cstheme="majorBidi"/>
+      <w:rFonts w:ascii="Arial" w:hAnsi="Arial" w:cs="Arial" w:eastAsia="Arial"/>
       <w:color w:val="243F60" w:themeColor="accent1" w:themeShade="7F"/>
     </w:rPr>
   </w:style>
@@ -1468,7 +1468,7 @@
       <w:outlineLvl w:val="5"/>
     </w:pPr>
     <w:rPr>
-      <w:rFonts w:asciiTheme="majorHAnsi" w:eastAsiaTheme="majorEastAsia" w:hAnsiTheme="majorHAnsi" w:cstheme="majorBidi"/>
+      <w:rFonts w:ascii="Arial" w:hAnsi="Arial" w:cs="Arial" w:eastAsia="Arial"/>
       <w:i/>
       <w:iCs/>
       <w:color w:val="243F60" w:themeColor="accent1" w:themeShade="7F"/>
@@ -1491,7 +1491,7 @@
       <w:outlineLvl w:val="6"/>
     </w:pPr>
     <w:rPr>
-      <w:rFonts w:asciiTheme="majorHAnsi" w:eastAsiaTheme="majorEastAsia" w:hAnsiTheme="majorHAnsi" w:cstheme="majorBidi"/>
+      <w:rFonts w:ascii="Arial" w:hAnsi="Arial" w:cs="Arial" w:eastAsia="Arial"/>
       <w:i/>
       <w:iCs/>
       <w:color w:val="404040" w:themeColor="text1" w:themeTint="BF"/>
@@ -1514,7 +1514,7 @@
       <w:outlineLvl w:val="7"/>
     </w:pPr>
     <w:rPr>
-      <w:rFonts w:asciiTheme="majorHAnsi" w:eastAsiaTheme="majorEastAsia" w:hAnsiTheme="majorHAnsi" w:cstheme="majorBidi"/>
+      <w:rFonts w:ascii="Arial" w:hAnsi="Arial" w:cs="Arial" w:eastAsia="Arial"/>
       <w:color w:val="4F81BD" w:themeColor="accent1"/>
       <w:sz w:val="20"/>
       <w:szCs w:val="20"/>
@@ -1537,7 +1537,7 @@
       <w:outlineLvl w:val="8"/>
     </w:pPr>
     <w:rPr>
-      <w:rFonts w:asciiTheme="majorHAnsi" w:eastAsiaTheme="majorEastAsia" w:hAnsiTheme="majorHAnsi" w:cstheme="majorBidi"/>
+      <w:rFonts w:ascii="Arial" w:hAnsi="Arial" w:cs="Arial" w:eastAsia="Arial"/>
       <w:i/>
       <w:iCs/>
       <w:color w:val="404040" w:themeColor="text1" w:themeTint="BF"/>
@@ -1588,7 +1588,7 @@
     <w:uiPriority w:val="9"/>
     <w:rsid w:val="00FC693F"/>
     <w:rPr>
-      <w:rFonts w:asciiTheme="majorHAnsi" w:eastAsiaTheme="majorEastAsia" w:hAnsiTheme="majorHAnsi" w:cstheme="majorBidi"/>
+      <w:rFonts w:ascii="Arial" w:hAnsi="Arial" w:cs="Arial" w:eastAsia="Arial"/>
       <w:b/>
       <w:bCs/>
       <w:color w:val="365F91" w:themeColor="accent1" w:themeShade="BF"/>
@@ -1603,7 +1603,7 @@
     <w:uiPriority w:val="9"/>
     <w:rsid w:val="00FC693F"/>
     <w:rPr>
-      <w:rFonts w:asciiTheme="majorHAnsi" w:eastAsiaTheme="majorEastAsia" w:hAnsiTheme="majorHAnsi" w:cstheme="majorBidi"/>
+      <w:rFonts w:ascii="Arial" w:hAnsi="Arial" w:cs="Arial" w:eastAsia="Arial"/>
       <w:b/>
       <w:bCs/>
       <w:color w:val="4F81BD" w:themeColor="accent1"/>
@@ -1618,7 +1618,7 @@
     <w:uiPriority w:val="9"/>
     <w:rsid w:val="00FC693F"/>
     <w:rPr>
-      <w:rFonts w:asciiTheme="majorHAnsi" w:eastAsiaTheme="majorEastAsia" w:hAnsiTheme="majorHAnsi" w:cstheme="majorBidi"/>
+      <w:rFonts w:ascii="Arial" w:hAnsi="Arial" w:cs="Arial" w:eastAsia="Arial"/>
       <w:b/>
       <w:bCs/>
       <w:color w:val="4F81BD" w:themeColor="accent1"/>
@@ -1637,7 +1637,7 @@
       <w:contextualSpacing/>
     </w:pPr>
     <w:rPr>
-      <w:rFonts w:asciiTheme="majorHAnsi" w:eastAsiaTheme="majorEastAsia" w:hAnsiTheme="majorHAnsi" w:cstheme="majorBidi" w:ascii="Arial" w:hAnsi="Arial"/>
+      <w:rFonts w:ascii="Arial" w:hAnsi="Arial" w:cs="Arial" w:eastAsia="Arial"/>
       <w:b/>
       <w:color w:val="000000"/>
       <w:spacing w:val="5"/>
@@ -1653,7 +1653,7 @@
     <w:uiPriority w:val="10"/>
     <w:rsid w:val="00FC693F"/>
     <w:rPr>
-      <w:rFonts w:asciiTheme="majorHAnsi" w:eastAsiaTheme="majorEastAsia" w:hAnsiTheme="majorHAnsi" w:cstheme="majorBidi"/>
+      <w:rFonts w:ascii="Arial" w:hAnsi="Arial" w:cs="Arial" w:eastAsia="Arial"/>
       <w:color w:val="17365D" w:themeColor="text2" w:themeShade="BF"/>
       <w:spacing w:val="5"/>
       <w:kern w:val="28"/>
@@ -1676,7 +1676,7 @@
       <w:spacing w:after="120" w:line="264" w:lineRule="auto"/>
     </w:pPr>
     <w:rPr>
-      <w:rFonts w:asciiTheme="majorHAnsi" w:eastAsiaTheme="majorEastAsia" w:hAnsiTheme="majorHAnsi" w:cstheme="majorBidi" w:ascii="Arial" w:hAnsi="Arial"/>
+      <w:rFonts w:ascii="Arial" w:hAnsi="Arial" w:cs="Arial" w:eastAsia="Arial"/>
       <w:b w:val="0"/>
       <w:i/>
       <w:iCs/>
@@ -1693,7 +1693,7 @@
     <w:uiPriority w:val="11"/>
     <w:rsid w:val="00FC693F"/>
     <w:rPr>
-      <w:rFonts w:asciiTheme="majorHAnsi" w:eastAsiaTheme="majorEastAsia" w:hAnsiTheme="majorHAnsi" w:cstheme="majorBidi"/>
+      <w:rFonts w:ascii="Arial" w:hAnsi="Arial" w:cs="Arial" w:eastAsia="Arial"/>
       <w:i/>
       <w:iCs/>
       <w:color w:val="4F81BD" w:themeColor="accent1"/>
@@ -1822,7 +1822,7 @@
       <w:contextualSpacing/>
     </w:pPr>
     <w:rPr>
-      <w:rFonts w:ascii="Arial" w:hAnsi="Arial"/>
+      <w:rFonts w:ascii="Arial" w:hAnsi="Arial" w:cs="Arial" w:eastAsia="Arial"/>
       <w:b w:val="0"/>
       <w:color w:val="000000"/>
       <w:sz w:val="22"/>
@@ -1868,7 +1868,7 @@
       <w:contextualSpacing/>
     </w:pPr>
     <w:rPr>
-      <w:rFonts w:ascii="Arial" w:hAnsi="Arial"/>
+      <w:rFonts w:ascii="Arial" w:hAnsi="Arial" w:cs="Arial" w:eastAsia="Arial"/>
       <w:b w:val="0"/>
       <w:color w:val="000000"/>
       <w:sz w:val="22"/>
@@ -1954,7 +1954,7 @@
       </w:tabs>
     </w:pPr>
     <w:rPr>
-      <w:rFonts w:ascii="Courier" w:hAnsi="Courier"/>
+      <w:rFonts w:ascii="Arial" w:hAnsi="Arial" w:cs="Arial" w:eastAsia="Arial"/>
       <w:sz w:val="20"/>
       <w:szCs w:val="20"/>
     </w:rPr>
@@ -1966,7 +1966,7 @@
     <w:uiPriority w:val="99"/>
     <w:rsid w:val="0029639D"/>
     <w:rPr>
-      <w:rFonts w:ascii="Courier" w:hAnsi="Courier"/>
+      <w:rFonts w:ascii="Arial" w:hAnsi="Arial" w:cs="Arial" w:eastAsia="Arial"/>
       <w:sz w:val="20"/>
       <w:szCs w:val="20"/>
     </w:rPr>
@@ -2005,7 +2005,7 @@
     <w:semiHidden/>
     <w:rsid w:val="00FC693F"/>
     <w:rPr>
-      <w:rFonts w:asciiTheme="majorHAnsi" w:eastAsiaTheme="majorEastAsia" w:hAnsiTheme="majorHAnsi" w:cstheme="majorBidi"/>
+      <w:rFonts w:ascii="Arial" w:hAnsi="Arial" w:cs="Arial" w:eastAsia="Arial"/>
       <w:b/>
       <w:bCs/>
       <w:i/>
@@ -2021,7 +2021,7 @@
     <w:semiHidden/>
     <w:rsid w:val="00FC693F"/>
     <w:rPr>
-      <w:rFonts w:asciiTheme="majorHAnsi" w:eastAsiaTheme="majorEastAsia" w:hAnsiTheme="majorHAnsi" w:cstheme="majorBidi"/>
+      <w:rFonts w:ascii="Arial" w:hAnsi="Arial" w:cs="Arial" w:eastAsia="Arial"/>
       <w:color w:val="243F60" w:themeColor="accent1" w:themeShade="7F"/>
     </w:rPr>
   </w:style>
@@ -2033,7 +2033,7 @@
     <w:semiHidden/>
     <w:rsid w:val="00FC693F"/>
     <w:rPr>
-      <w:rFonts w:asciiTheme="majorHAnsi" w:eastAsiaTheme="majorEastAsia" w:hAnsiTheme="majorHAnsi" w:cstheme="majorBidi"/>
+      <w:rFonts w:ascii="Arial" w:hAnsi="Arial" w:cs="Arial" w:eastAsia="Arial"/>
       <w:i/>
       <w:iCs/>
       <w:color w:val="243F60" w:themeColor="accent1" w:themeShade="7F"/>
@@ -2047,7 +2047,7 @@
     <w:semiHidden/>
     <w:rsid w:val="00FC693F"/>
     <w:rPr>
-      <w:rFonts w:asciiTheme="majorHAnsi" w:eastAsiaTheme="majorEastAsia" w:hAnsiTheme="majorHAnsi" w:cstheme="majorBidi"/>
+      <w:rFonts w:ascii="Arial" w:hAnsi="Arial" w:cs="Arial" w:eastAsia="Arial"/>
       <w:i/>
       <w:iCs/>
       <w:color w:val="404040" w:themeColor="text1" w:themeTint="BF"/>
@@ -2061,7 +2061,7 @@
     <w:semiHidden/>
     <w:rsid w:val="00FC693F"/>
     <w:rPr>
-      <w:rFonts w:asciiTheme="majorHAnsi" w:eastAsiaTheme="majorEastAsia" w:hAnsiTheme="majorHAnsi" w:cstheme="majorBidi"/>
+      <w:rFonts w:ascii="Arial" w:hAnsi="Arial" w:cs="Arial" w:eastAsia="Arial"/>
       <w:color w:val="4F81BD" w:themeColor="accent1"/>
       <w:sz w:val="20"/>
       <w:szCs w:val="20"/>
@@ -2075,7 +2075,7 @@
     <w:semiHidden/>
     <w:rsid w:val="00FC693F"/>
     <w:rPr>
-      <w:rFonts w:asciiTheme="majorHAnsi" w:eastAsiaTheme="majorEastAsia" w:hAnsiTheme="majorHAnsi" w:cstheme="majorBidi"/>
+      <w:rFonts w:ascii="Arial" w:hAnsi="Arial" w:cs="Arial" w:eastAsia="Arial"/>
       <w:i/>
       <w:iCs/>
       <w:color w:val="404040" w:themeColor="text1" w:themeTint="BF"/>
@@ -3661,7 +3661,7 @@
         <w:spacing w:before="0" w:after="0" w:line="240" w:lineRule="auto"/>
       </w:pPr>
       <w:rPr>
-        <w:rFonts w:asciiTheme="majorHAnsi" w:eastAsiaTheme="majorEastAsia" w:hAnsiTheme="majorHAnsi" w:cstheme="majorBidi"/>
+        <w:rFonts w:ascii="Arial" w:hAnsi="Arial" w:cs="Arial" w:eastAsia="Arial"/>
         <w:b/>
         <w:bCs/>
       </w:rPr>
@@ -3682,7 +3682,7 @@
         <w:spacing w:before="0" w:after="0" w:line="240" w:lineRule="auto"/>
       </w:pPr>
       <w:rPr>
-        <w:rFonts w:asciiTheme="majorHAnsi" w:eastAsiaTheme="majorEastAsia" w:hAnsiTheme="majorHAnsi" w:cstheme="majorBidi"/>
+        <w:rFonts w:ascii="Arial" w:hAnsi="Arial" w:cs="Arial" w:eastAsia="Arial"/>
         <w:b/>
         <w:bCs/>
       </w:rPr>
@@ -3700,14 +3700,14 @@
     </w:tblStylePr>
     <w:tblStylePr w:type="firstCol">
       <w:rPr>
-        <w:rFonts w:asciiTheme="majorHAnsi" w:eastAsiaTheme="majorEastAsia" w:hAnsiTheme="majorHAnsi" w:cstheme="majorBidi"/>
+        <w:rFonts w:ascii="Arial" w:hAnsi="Arial" w:cs="Arial" w:eastAsia="Arial"/>
         <w:b/>
         <w:bCs/>
       </w:rPr>
     </w:tblStylePr>
     <w:tblStylePr w:type="lastCol">
       <w:rPr>
-        <w:rFonts w:asciiTheme="majorHAnsi" w:eastAsiaTheme="majorEastAsia" w:hAnsiTheme="majorHAnsi" w:cstheme="majorBidi"/>
+        <w:rFonts w:ascii="Arial" w:hAnsi="Arial" w:cs="Arial" w:eastAsia="Arial"/>
         <w:b/>
         <w:bCs/>
       </w:rPr>
@@ -3791,7 +3791,7 @@
         <w:spacing w:before="0" w:after="0" w:line="240" w:lineRule="auto"/>
       </w:pPr>
       <w:rPr>
-        <w:rFonts w:asciiTheme="majorHAnsi" w:eastAsiaTheme="majorEastAsia" w:hAnsiTheme="majorHAnsi" w:cstheme="majorBidi"/>
+        <w:rFonts w:ascii="Arial" w:hAnsi="Arial" w:cs="Arial" w:eastAsia="Arial"/>
         <w:b/>
         <w:bCs/>
       </w:rPr>
@@ -3812,7 +3812,7 @@
         <w:spacing w:before="0" w:after="0" w:line="240" w:lineRule="auto"/>
       </w:pPr>
       <w:rPr>
-        <w:rFonts w:asciiTheme="majorHAnsi" w:eastAsiaTheme="majorEastAsia" w:hAnsiTheme="majorHAnsi" w:cstheme="majorBidi"/>
+        <w:rFonts w:ascii="Arial" w:hAnsi="Arial" w:cs="Arial" w:eastAsia="Arial"/>
         <w:b/>
         <w:bCs/>
       </w:rPr>
@@ -3830,14 +3830,14 @@
     </w:tblStylePr>
     <w:tblStylePr w:type="firstCol">
       <w:rPr>
-        <w:rFonts w:asciiTheme="majorHAnsi" w:eastAsiaTheme="majorEastAsia" w:hAnsiTheme="majorHAnsi" w:cstheme="majorBidi"/>
+        <w:rFonts w:ascii="Arial" w:hAnsi="Arial" w:cs="Arial" w:eastAsia="Arial"/>
         <w:b/>
         <w:bCs/>
       </w:rPr>
     </w:tblStylePr>
     <w:tblStylePr w:type="lastCol">
       <w:rPr>
-        <w:rFonts w:asciiTheme="majorHAnsi" w:eastAsiaTheme="majorEastAsia" w:hAnsiTheme="majorHAnsi" w:cstheme="majorBidi"/>
+        <w:rFonts w:ascii="Arial" w:hAnsi="Arial" w:cs="Arial" w:eastAsia="Arial"/>
         <w:b/>
         <w:bCs/>
       </w:rPr>
@@ -3921,7 +3921,7 @@
         <w:spacing w:before="0" w:after="0" w:line="240" w:lineRule="auto"/>
       </w:pPr>
       <w:rPr>
-        <w:rFonts w:asciiTheme="majorHAnsi" w:eastAsiaTheme="majorEastAsia" w:hAnsiTheme="majorHAnsi" w:cstheme="majorBidi"/>
+        <w:rFonts w:ascii="Arial" w:hAnsi="Arial" w:cs="Arial" w:eastAsia="Arial"/>
         <w:b/>
         <w:bCs/>
       </w:rPr>
@@ -3942,7 +3942,7 @@
         <w:spacing w:before="0" w:after="0" w:line="240" w:lineRule="auto"/>
       </w:pPr>
       <w:rPr>
-        <w:rFonts w:asciiTheme="majorHAnsi" w:eastAsiaTheme="majorEastAsia" w:hAnsiTheme="majorHAnsi" w:cstheme="majorBidi"/>
+        <w:rFonts w:ascii="Arial" w:hAnsi="Arial" w:cs="Arial" w:eastAsia="Arial"/>
         <w:b/>
         <w:bCs/>
       </w:rPr>
@@ -3960,14 +3960,14 @@
     </w:tblStylePr>
     <w:tblStylePr w:type="firstCol">
       <w:rPr>
-        <w:rFonts w:asciiTheme="majorHAnsi" w:eastAsiaTheme="majorEastAsia" w:hAnsiTheme="majorHAnsi" w:cstheme="majorBidi"/>
+        <w:rFonts w:ascii="Arial" w:hAnsi="Arial" w:cs="Arial" w:eastAsia="Arial"/>
         <w:b/>
         <w:bCs/>
       </w:rPr>
     </w:tblStylePr>
     <w:tblStylePr w:type="lastCol">
       <w:rPr>
-        <w:rFonts w:asciiTheme="majorHAnsi" w:eastAsiaTheme="majorEastAsia" w:hAnsiTheme="majorHAnsi" w:cstheme="majorBidi"/>
+        <w:rFonts w:ascii="Arial" w:hAnsi="Arial" w:cs="Arial" w:eastAsia="Arial"/>
         <w:b/>
         <w:bCs/>
       </w:rPr>
@@ -4051,7 +4051,7 @@
         <w:spacing w:before="0" w:after="0" w:line="240" w:lineRule="auto"/>
       </w:pPr>
       <w:rPr>
-        <w:rFonts w:asciiTheme="majorHAnsi" w:eastAsiaTheme="majorEastAsia" w:hAnsiTheme="majorHAnsi" w:cstheme="majorBidi"/>
+        <w:rFonts w:ascii="Arial" w:hAnsi="Arial" w:cs="Arial" w:eastAsia="Arial"/>
         <w:b/>
         <w:bCs/>
       </w:rPr>
@@ -4072,7 +4072,7 @@
         <w:spacing w:before="0" w:after="0" w:line="240" w:lineRule="auto"/>
       </w:pPr>
       <w:rPr>
-        <w:rFonts w:asciiTheme="majorHAnsi" w:eastAsiaTheme="majorEastAsia" w:hAnsiTheme="majorHAnsi" w:cstheme="majorBidi"/>
+        <w:rFonts w:ascii="Arial" w:hAnsi="Arial" w:cs="Arial" w:eastAsia="Arial"/>
         <w:b/>
         <w:bCs/>
       </w:rPr>
@@ -4090,14 +4090,14 @@
     </w:tblStylePr>
     <w:tblStylePr w:type="firstCol">
       <w:rPr>
-        <w:rFonts w:asciiTheme="majorHAnsi" w:eastAsiaTheme="majorEastAsia" w:hAnsiTheme="majorHAnsi" w:cstheme="majorBidi"/>
+        <w:rFonts w:ascii="Arial" w:hAnsi="Arial" w:cs="Arial" w:eastAsia="Arial"/>
         <w:b/>
         <w:bCs/>
       </w:rPr>
     </w:tblStylePr>
     <w:tblStylePr w:type="lastCol">
       <w:rPr>
-        <w:rFonts w:asciiTheme="majorHAnsi" w:eastAsiaTheme="majorEastAsia" w:hAnsiTheme="majorHAnsi" w:cstheme="majorBidi"/>
+        <w:rFonts w:ascii="Arial" w:hAnsi="Arial" w:cs="Arial" w:eastAsia="Arial"/>
         <w:b/>
         <w:bCs/>
       </w:rPr>
@@ -4181,7 +4181,7 @@
         <w:spacing w:before="0" w:after="0" w:line="240" w:lineRule="auto"/>
       </w:pPr>
       <w:rPr>
-        <w:rFonts w:asciiTheme="majorHAnsi" w:eastAsiaTheme="majorEastAsia" w:hAnsiTheme="majorHAnsi" w:cstheme="majorBidi"/>
+        <w:rFonts w:ascii="Arial" w:hAnsi="Arial" w:cs="Arial" w:eastAsia="Arial"/>
         <w:b/>
         <w:bCs/>
       </w:rPr>
@@ -4202,7 +4202,7 @@
         <w:spacing w:before="0" w:after="0" w:line="240" w:lineRule="auto"/>
       </w:pPr>
       <w:rPr>
-        <w:rFonts w:asciiTheme="majorHAnsi" w:eastAsiaTheme="majorEastAsia" w:hAnsiTheme="majorHAnsi" w:cstheme="majorBidi"/>
+        <w:rFonts w:ascii="Arial" w:hAnsi="Arial" w:cs="Arial" w:eastAsia="Arial"/>
         <w:b/>
         <w:bCs/>
       </w:rPr>
@@ -4220,14 +4220,14 @@
     </w:tblStylePr>
     <w:tblStylePr w:type="firstCol">
       <w:rPr>
-        <w:rFonts w:asciiTheme="majorHAnsi" w:eastAsiaTheme="majorEastAsia" w:hAnsiTheme="majorHAnsi" w:cstheme="majorBidi"/>
+        <w:rFonts w:ascii="Arial" w:hAnsi="Arial" w:cs="Arial" w:eastAsia="Arial"/>
         <w:b/>
         <w:bCs/>
       </w:rPr>
     </w:tblStylePr>
     <w:tblStylePr w:type="lastCol">
       <w:rPr>
-        <w:rFonts w:asciiTheme="majorHAnsi" w:eastAsiaTheme="majorEastAsia" w:hAnsiTheme="majorHAnsi" w:cstheme="majorBidi"/>
+        <w:rFonts w:ascii="Arial" w:hAnsi="Arial" w:cs="Arial" w:eastAsia="Arial"/>
         <w:b/>
         <w:bCs/>
       </w:rPr>
@@ -4311,7 +4311,7 @@
         <w:spacing w:before="0" w:after="0" w:line="240" w:lineRule="auto"/>
       </w:pPr>
       <w:rPr>
-        <w:rFonts w:asciiTheme="majorHAnsi" w:eastAsiaTheme="majorEastAsia" w:hAnsiTheme="majorHAnsi" w:cstheme="majorBidi"/>
+        <w:rFonts w:ascii="Arial" w:hAnsi="Arial" w:cs="Arial" w:eastAsia="Arial"/>
         <w:b/>
         <w:bCs/>
       </w:rPr>
@@ -4332,7 +4332,7 @@
         <w:spacing w:before="0" w:after="0" w:line="240" w:lineRule="auto"/>
       </w:pPr>
       <w:rPr>
-        <w:rFonts w:asciiTheme="majorHAnsi" w:eastAsiaTheme="majorEastAsia" w:hAnsiTheme="majorHAnsi" w:cstheme="majorBidi"/>
+        <w:rFonts w:ascii="Arial" w:hAnsi="Arial" w:cs="Arial" w:eastAsia="Arial"/>
         <w:b/>
         <w:bCs/>
       </w:rPr>
@@ -4350,14 +4350,14 @@
     </w:tblStylePr>
     <w:tblStylePr w:type="firstCol">
       <w:rPr>
-        <w:rFonts w:asciiTheme="majorHAnsi" w:eastAsiaTheme="majorEastAsia" w:hAnsiTheme="majorHAnsi" w:cstheme="majorBidi"/>
+        <w:rFonts w:ascii="Arial" w:hAnsi="Arial" w:cs="Arial" w:eastAsia="Arial"/>
         <w:b/>
         <w:bCs/>
       </w:rPr>
     </w:tblStylePr>
     <w:tblStylePr w:type="lastCol">
       <w:rPr>
-        <w:rFonts w:asciiTheme="majorHAnsi" w:eastAsiaTheme="majorEastAsia" w:hAnsiTheme="majorHAnsi" w:cstheme="majorBidi"/>
+        <w:rFonts w:ascii="Arial" w:hAnsi="Arial" w:cs="Arial" w:eastAsia="Arial"/>
         <w:b/>
         <w:bCs/>
       </w:rPr>
@@ -4441,7 +4441,7 @@
         <w:spacing w:before="0" w:after="0" w:line="240" w:lineRule="auto"/>
       </w:pPr>
       <w:rPr>
-        <w:rFonts w:asciiTheme="majorHAnsi" w:eastAsiaTheme="majorEastAsia" w:hAnsiTheme="majorHAnsi" w:cstheme="majorBidi"/>
+        <w:rFonts w:ascii="Arial" w:hAnsi="Arial" w:cs="Arial" w:eastAsia="Arial"/>
         <w:b/>
         <w:bCs/>
       </w:rPr>
@@ -4462,7 +4462,7 @@
         <w:spacing w:before="0" w:after="0" w:line="240" w:lineRule="auto"/>
       </w:pPr>
       <w:rPr>
-        <w:rFonts w:asciiTheme="majorHAnsi" w:eastAsiaTheme="majorEastAsia" w:hAnsiTheme="majorHAnsi" w:cstheme="majorBidi"/>
+        <w:rFonts w:ascii="Arial" w:hAnsi="Arial" w:cs="Arial" w:eastAsia="Arial"/>
         <w:b/>
         <w:bCs/>
       </w:rPr>
@@ -4480,14 +4480,14 @@
     </w:tblStylePr>
     <w:tblStylePr w:type="firstCol">
       <w:rPr>
-        <w:rFonts w:asciiTheme="majorHAnsi" w:eastAsiaTheme="majorEastAsia" w:hAnsiTheme="majorHAnsi" w:cstheme="majorBidi"/>
+        <w:rFonts w:ascii="Arial" w:hAnsi="Arial" w:cs="Arial" w:eastAsia="Arial"/>
         <w:b/>
         <w:bCs/>
       </w:rPr>
     </w:tblStylePr>
     <w:tblStylePr w:type="lastCol">
       <w:rPr>
-        <w:rFonts w:asciiTheme="majorHAnsi" w:eastAsiaTheme="majorEastAsia" w:hAnsiTheme="majorHAnsi" w:cstheme="majorBidi"/>
+        <w:rFonts w:ascii="Arial" w:hAnsi="Arial" w:cs="Arial" w:eastAsia="Arial"/>
         <w:b/>
         <w:bCs/>
       </w:rPr>
@@ -6352,7 +6352,7 @@
     </w:tblPr>
     <w:tblStylePr w:type="firstRow">
       <w:rPr>
-        <w:rFonts w:asciiTheme="majorHAnsi" w:eastAsiaTheme="majorEastAsia" w:hAnsiTheme="majorHAnsi" w:cstheme="majorBidi"/>
+        <w:rFonts w:ascii="Arial" w:hAnsi="Arial" w:cs="Arial" w:eastAsia="Arial"/>
       </w:rPr>
       <w:tblPr/>
       <w:tcPr>
@@ -6436,7 +6436,7 @@
     </w:tblPr>
     <w:tblStylePr w:type="firstRow">
       <w:rPr>
-        <w:rFonts w:asciiTheme="majorHAnsi" w:eastAsiaTheme="majorEastAsia" w:hAnsiTheme="majorHAnsi" w:cstheme="majorBidi"/>
+        <w:rFonts w:ascii="Arial" w:hAnsi="Arial" w:cs="Arial" w:eastAsia="Arial"/>
       </w:rPr>
       <w:tblPr/>
       <w:tcPr>
@@ -6520,7 +6520,7 @@
     </w:tblPr>
     <w:tblStylePr w:type="firstRow">
       <w:rPr>
-        <w:rFonts w:asciiTheme="majorHAnsi" w:eastAsiaTheme="majorEastAsia" w:hAnsiTheme="majorHAnsi" w:cstheme="majorBidi"/>
+        <w:rFonts w:ascii="Arial" w:hAnsi="Arial" w:cs="Arial" w:eastAsia="Arial"/>
       </w:rPr>
       <w:tblPr/>
       <w:tcPr>
@@ -6604,7 +6604,7 @@
     </w:tblPr>
     <w:tblStylePr w:type="firstRow">
       <w:rPr>
-        <w:rFonts w:asciiTheme="majorHAnsi" w:eastAsiaTheme="majorEastAsia" w:hAnsiTheme="majorHAnsi" w:cstheme="majorBidi"/>
+        <w:rFonts w:ascii="Arial" w:hAnsi="Arial" w:cs="Arial" w:eastAsia="Arial"/>
       </w:rPr>
       <w:tblPr/>
       <w:tcPr>
@@ -6688,7 +6688,7 @@
     </w:tblPr>
     <w:tblStylePr w:type="firstRow">
       <w:rPr>
-        <w:rFonts w:asciiTheme="majorHAnsi" w:eastAsiaTheme="majorEastAsia" w:hAnsiTheme="majorHAnsi" w:cstheme="majorBidi"/>
+        <w:rFonts w:ascii="Arial" w:hAnsi="Arial" w:cs="Arial" w:eastAsia="Arial"/>
       </w:rPr>
       <w:tblPr/>
       <w:tcPr>
@@ -6772,7 +6772,7 @@
     </w:tblPr>
     <w:tblStylePr w:type="firstRow">
       <w:rPr>
-        <w:rFonts w:asciiTheme="majorHAnsi" w:eastAsiaTheme="majorEastAsia" w:hAnsiTheme="majorHAnsi" w:cstheme="majorBidi"/>
+        <w:rFonts w:ascii="Arial" w:hAnsi="Arial" w:cs="Arial" w:eastAsia="Arial"/>
       </w:rPr>
       <w:tblPr/>
       <w:tcPr>
@@ -6856,7 +6856,7 @@
     </w:tblPr>
     <w:tblStylePr w:type="firstRow">
       <w:rPr>
-        <w:rFonts w:asciiTheme="majorHAnsi" w:eastAsiaTheme="majorEastAsia" w:hAnsiTheme="majorHAnsi" w:cstheme="majorBidi"/>
+        <w:rFonts w:ascii="Arial" w:hAnsi="Arial" w:cs="Arial" w:eastAsia="Arial"/>
       </w:rPr>
       <w:tblPr/>
       <w:tcPr>
@@ -6921,7 +6921,7 @@
       <w:spacing w:after="0" w:line="240" w:lineRule="auto"/>
     </w:pPr>
     <w:rPr>
-      <w:rFonts w:asciiTheme="majorHAnsi" w:eastAsiaTheme="majorEastAsia" w:hAnsiTheme="majorHAnsi" w:cstheme="majorBidi"/>
+      <w:rFonts w:ascii="Arial" w:hAnsi="Arial" w:cs="Arial" w:eastAsia="Arial"/>
       <w:color w:val="000000" w:themeColor="text1"/>
     </w:rPr>
     <w:tblPr>
@@ -7049,7 +7049,7 @@
       <w:spacing w:after="0" w:line="240" w:lineRule="auto"/>
     </w:pPr>
     <w:rPr>
-      <w:rFonts w:asciiTheme="majorHAnsi" w:eastAsiaTheme="majorEastAsia" w:hAnsiTheme="majorHAnsi" w:cstheme="majorBidi"/>
+      <w:rFonts w:ascii="Arial" w:hAnsi="Arial" w:cs="Arial" w:eastAsia="Arial"/>
       <w:color w:val="000000" w:themeColor="text1"/>
     </w:rPr>
     <w:tblPr>
@@ -7177,7 +7177,7 @@
       <w:spacing w:after="0" w:line="240" w:lineRule="auto"/>
     </w:pPr>
     <w:rPr>
-      <w:rFonts w:asciiTheme="majorHAnsi" w:eastAsiaTheme="majorEastAsia" w:hAnsiTheme="majorHAnsi" w:cstheme="majorBidi"/>
+      <w:rFonts w:ascii="Arial" w:hAnsi="Arial" w:cs="Arial" w:eastAsia="Arial"/>
       <w:color w:val="000000" w:themeColor="text1"/>
     </w:rPr>
     <w:tblPr>
@@ -7305,7 +7305,7 @@
       <w:spacing w:after="0" w:line="240" w:lineRule="auto"/>
     </w:pPr>
     <w:rPr>
-      <w:rFonts w:asciiTheme="majorHAnsi" w:eastAsiaTheme="majorEastAsia" w:hAnsiTheme="majorHAnsi" w:cstheme="majorBidi"/>
+      <w:rFonts w:ascii="Arial" w:hAnsi="Arial" w:cs="Arial" w:eastAsia="Arial"/>
       <w:color w:val="000000" w:themeColor="text1"/>
     </w:rPr>
     <w:tblPr>
@@ -7433,7 +7433,7 @@
       <w:spacing w:after="0" w:line="240" w:lineRule="auto"/>
     </w:pPr>
     <w:rPr>
-      <w:rFonts w:asciiTheme="majorHAnsi" w:eastAsiaTheme="majorEastAsia" w:hAnsiTheme="majorHAnsi" w:cstheme="majorBidi"/>
+      <w:rFonts w:ascii="Arial" w:hAnsi="Arial" w:cs="Arial" w:eastAsia="Arial"/>
       <w:color w:val="000000" w:themeColor="text1"/>
     </w:rPr>
     <w:tblPr>
@@ -7561,7 +7561,7 @@
       <w:spacing w:after="0" w:line="240" w:lineRule="auto"/>
     </w:pPr>
     <w:rPr>
-      <w:rFonts w:asciiTheme="majorHAnsi" w:eastAsiaTheme="majorEastAsia" w:hAnsiTheme="majorHAnsi" w:cstheme="majorBidi"/>
+      <w:rFonts w:ascii="Arial" w:hAnsi="Arial" w:cs="Arial" w:eastAsia="Arial"/>
       <w:color w:val="000000" w:themeColor="text1"/>
     </w:rPr>
     <w:tblPr>
@@ -7689,7 +7689,7 @@
       <w:spacing w:after="0" w:line="240" w:lineRule="auto"/>
     </w:pPr>
     <w:rPr>
-      <w:rFonts w:asciiTheme="majorHAnsi" w:eastAsiaTheme="majorEastAsia" w:hAnsiTheme="majorHAnsi" w:cstheme="majorBidi"/>
+      <w:rFonts w:ascii="Arial" w:hAnsi="Arial" w:cs="Arial" w:eastAsia="Arial"/>
       <w:color w:val="000000" w:themeColor="text1"/>
     </w:rPr>
     <w:tblPr>
@@ -8328,7 +8328,7 @@
       <w:spacing w:after="0" w:line="240" w:lineRule="auto"/>
     </w:pPr>
     <w:rPr>
-      <w:rFonts w:asciiTheme="majorHAnsi" w:eastAsiaTheme="majorEastAsia" w:hAnsiTheme="majorHAnsi" w:cstheme="majorBidi"/>
+      <w:rFonts w:ascii="Arial" w:hAnsi="Arial" w:cs="Arial" w:eastAsia="Arial"/>
       <w:color w:val="000000" w:themeColor="text1"/>
     </w:rPr>
     <w:tblPr>
@@ -8453,7 +8453,7 @@
       <w:spacing w:after="0" w:line="240" w:lineRule="auto"/>
     </w:pPr>
     <w:rPr>
-      <w:rFonts w:asciiTheme="majorHAnsi" w:eastAsiaTheme="majorEastAsia" w:hAnsiTheme="majorHAnsi" w:cstheme="majorBidi"/>
+      <w:rFonts w:ascii="Arial" w:hAnsi="Arial" w:cs="Arial" w:eastAsia="Arial"/>
       <w:color w:val="000000" w:themeColor="text1"/>
     </w:rPr>
     <w:tblPr>
@@ -8578,7 +8578,7 @@
       <w:spacing w:after="0" w:line="240" w:lineRule="auto"/>
     </w:pPr>
     <w:rPr>
-      <w:rFonts w:asciiTheme="majorHAnsi" w:eastAsiaTheme="majorEastAsia" w:hAnsiTheme="majorHAnsi" w:cstheme="majorBidi"/>
+      <w:rFonts w:ascii="Arial" w:hAnsi="Arial" w:cs="Arial" w:eastAsia="Arial"/>
       <w:color w:val="000000" w:themeColor="text1"/>
     </w:rPr>
     <w:tblPr>
@@ -8703,7 +8703,7 @@
       <w:spacing w:after="0" w:line="240" w:lineRule="auto"/>
     </w:pPr>
     <w:rPr>
-      <w:rFonts w:asciiTheme="majorHAnsi" w:eastAsiaTheme="majorEastAsia" w:hAnsiTheme="majorHAnsi" w:cstheme="majorBidi"/>
+      <w:rFonts w:ascii="Arial" w:hAnsi="Arial" w:cs="Arial" w:eastAsia="Arial"/>
       <w:color w:val="000000" w:themeColor="text1"/>
     </w:rPr>
     <w:tblPr>
@@ -8828,7 +8828,7 @@
       <w:spacing w:after="0" w:line="240" w:lineRule="auto"/>
     </w:pPr>
     <w:rPr>
-      <w:rFonts w:asciiTheme="majorHAnsi" w:eastAsiaTheme="majorEastAsia" w:hAnsiTheme="majorHAnsi" w:cstheme="majorBidi"/>
+      <w:rFonts w:ascii="Arial" w:hAnsi="Arial" w:cs="Arial" w:eastAsia="Arial"/>
       <w:color w:val="000000" w:themeColor="text1"/>
     </w:rPr>
     <w:tblPr>
@@ -8953,7 +8953,7 @@
       <w:spacing w:after="0" w:line="240" w:lineRule="auto"/>
     </w:pPr>
     <w:rPr>
-      <w:rFonts w:asciiTheme="majorHAnsi" w:eastAsiaTheme="majorEastAsia" w:hAnsiTheme="majorHAnsi" w:cstheme="majorBidi"/>
+      <w:rFonts w:ascii="Arial" w:hAnsi="Arial" w:cs="Arial" w:eastAsia="Arial"/>
       <w:color w:val="000000" w:themeColor="text1"/>
     </w:rPr>
     <w:tblPr>
@@ -9078,7 +9078,7 @@
       <w:spacing w:after="0" w:line="240" w:lineRule="auto"/>
     </w:pPr>
     <w:rPr>
-      <w:rFonts w:asciiTheme="majorHAnsi" w:eastAsiaTheme="majorEastAsia" w:hAnsiTheme="majorHAnsi" w:cstheme="majorBidi"/>
+      <w:rFonts w:ascii="Arial" w:hAnsi="Arial" w:cs="Arial" w:eastAsia="Arial"/>
       <w:color w:val="000000" w:themeColor="text1"/>
     </w:rPr>
     <w:tblPr>
@@ -12993,7 +12993,7 @@
   <w:docDefaults>
     <w:rPrDefault>
       <w:rPr>
-        <w:rFonts w:asciiTheme="minorHAnsi" w:eastAsiaTheme="minorEastAsia" w:hAnsiTheme="minorHAnsi" w:cstheme="minorBidi"/>
+        <w:rFonts w:ascii="Arial" w:hAnsi="Arial" w:cs="Arial" w:eastAsia="Arial"/>
         <w:sz w:val="22"/>
         <w:szCs w:val="22"/>
         <w:lang w:val="en-US" w:eastAsia="en-US" w:bidi="ar-SA"/>
@@ -13164,7 +13164,7 @@
       <w:outlineLvl w:val="0"/>
     </w:pPr>
     <w:rPr>
-      <w:rFonts w:asciiTheme="majorHAnsi" w:eastAsiaTheme="majorEastAsia" w:hAnsiTheme="majorHAnsi" w:cstheme="majorBidi"/>
+      <w:rFonts w:ascii="Arial" w:hAnsi="Arial" w:cs="Arial" w:eastAsia="Arial"/>
       <w:b/>
       <w:bCs/>
       <w:color w:val="365F91" w:themeColor="accent1" w:themeShade="BF"/>
@@ -13188,7 +13188,7 @@
       <w:outlineLvl w:val="1"/>
     </w:pPr>
     <w:rPr>
-      <w:rFonts w:asciiTheme="majorHAnsi" w:eastAsiaTheme="majorEastAsia" w:hAnsiTheme="majorHAnsi" w:cstheme="majorBidi"/>
+      <w:rFonts w:ascii="Arial" w:hAnsi="Arial" w:cs="Arial" w:eastAsia="Arial"/>
       <w:b/>
       <w:bCs/>
       <w:color w:val="4F81BD" w:themeColor="accent1"/>
@@ -13212,7 +13212,7 @@
       <w:outlineLvl w:val="2"/>
     </w:pPr>
     <w:rPr>
-      <w:rFonts w:asciiTheme="majorHAnsi" w:eastAsiaTheme="majorEastAsia" w:hAnsiTheme="majorHAnsi" w:cstheme="majorBidi"/>
+      <w:rFonts w:ascii="Arial" w:hAnsi="Arial" w:cs="Arial" w:eastAsia="Arial"/>
       <w:b/>
       <w:bCs/>
       <w:color w:val="4F81BD" w:themeColor="accent1"/>
@@ -13235,7 +13235,7 @@
       <w:outlineLvl w:val="3"/>
     </w:pPr>
     <w:rPr>
-      <w:rFonts w:asciiTheme="majorHAnsi" w:eastAsiaTheme="majorEastAsia" w:hAnsiTheme="majorHAnsi" w:cstheme="majorBidi"/>
+      <w:rFonts w:ascii="Arial" w:hAnsi="Arial" w:cs="Arial" w:eastAsia="Arial"/>
       <w:b/>
       <w:bCs/>
       <w:i/>
@@ -13260,7 +13260,7 @@
       <w:outlineLvl w:val="4"/>
     </w:pPr>
     <w:rPr>
-      <w:rFonts w:asciiTheme="majorHAnsi" w:eastAsiaTheme="majorEastAsia" w:hAnsiTheme="majorHAnsi" w:cstheme="majorBidi"/>
+      <w:rFonts w:ascii="Arial" w:hAnsi="Arial" w:cs="Arial" w:eastAsia="Arial"/>
       <w:color w:val="243F60" w:themeColor="accent1" w:themeShade="7F"/>
     </w:rPr>
   </w:style>
@@ -13281,7 +13281,7 @@
       <w:outlineLvl w:val="5"/>
     </w:pPr>
     <w:rPr>
-      <w:rFonts w:asciiTheme="majorHAnsi" w:eastAsiaTheme="majorEastAsia" w:hAnsiTheme="majorHAnsi" w:cstheme="majorBidi"/>
+      <w:rFonts w:ascii="Arial" w:hAnsi="Arial" w:cs="Arial" w:eastAsia="Arial"/>
       <w:i/>
       <w:iCs/>
       <w:color w:val="243F60" w:themeColor="accent1" w:themeShade="7F"/>
@@ -13304,7 +13304,7 @@
       <w:outlineLvl w:val="6"/>
     </w:pPr>
     <w:rPr>
-      <w:rFonts w:asciiTheme="majorHAnsi" w:eastAsiaTheme="majorEastAsia" w:hAnsiTheme="majorHAnsi" w:cstheme="majorBidi"/>
+      <w:rFonts w:ascii="Arial" w:hAnsi="Arial" w:cs="Arial" w:eastAsia="Arial"/>
       <w:i/>
       <w:iCs/>
       <w:color w:val="404040" w:themeColor="text1" w:themeTint="BF"/>
@@ -13327,7 +13327,7 @@
       <w:outlineLvl w:val="7"/>
     </w:pPr>
     <w:rPr>
-      <w:rFonts w:asciiTheme="majorHAnsi" w:eastAsiaTheme="majorEastAsia" w:hAnsiTheme="majorHAnsi" w:cstheme="majorBidi"/>
+      <w:rFonts w:ascii="Arial" w:hAnsi="Arial" w:cs="Arial" w:eastAsia="Arial"/>
       <w:color w:val="4F81BD" w:themeColor="accent1"/>
       <w:sz w:val="20"/>
       <w:szCs w:val="20"/>
@@ -13350,7 +13350,7 @@
       <w:outlineLvl w:val="8"/>
     </w:pPr>
     <w:rPr>
-      <w:rFonts w:asciiTheme="majorHAnsi" w:eastAsiaTheme="majorEastAsia" w:hAnsiTheme="majorHAnsi" w:cstheme="majorBidi"/>
+      <w:rFonts w:ascii="Arial" w:hAnsi="Arial" w:cs="Arial" w:eastAsia="Arial"/>
       <w:i/>
       <w:iCs/>
       <w:color w:val="404040" w:themeColor="text1" w:themeTint="BF"/>
@@ -13401,7 +13401,7 @@
     <w:uiPriority w:val="9"/>
     <w:rsid w:val="00FC693F"/>
     <w:rPr>
-      <w:rFonts w:asciiTheme="majorHAnsi" w:eastAsiaTheme="majorEastAsia" w:hAnsiTheme="majorHAnsi" w:cstheme="majorBidi"/>
+      <w:rFonts w:ascii="Arial" w:hAnsi="Arial" w:cs="Arial" w:eastAsia="Arial"/>
       <w:b/>
       <w:bCs/>
       <w:color w:val="365F91" w:themeColor="accent1" w:themeShade="BF"/>
@@ -13416,7 +13416,7 @@
     <w:uiPriority w:val="9"/>
     <w:rsid w:val="00FC693F"/>
     <w:rPr>
-      <w:rFonts w:asciiTheme="majorHAnsi" w:eastAsiaTheme="majorEastAsia" w:hAnsiTheme="majorHAnsi" w:cstheme="majorBidi"/>
+      <w:rFonts w:ascii="Arial" w:hAnsi="Arial" w:cs="Arial" w:eastAsia="Arial"/>
       <w:b/>
       <w:bCs/>
       <w:color w:val="4F81BD" w:themeColor="accent1"/>
@@ -13431,7 +13431,7 @@
     <w:uiPriority w:val="9"/>
     <w:rsid w:val="00FC693F"/>
     <w:rPr>
-      <w:rFonts w:asciiTheme="majorHAnsi" w:eastAsiaTheme="majorEastAsia" w:hAnsiTheme="majorHAnsi" w:cstheme="majorBidi"/>
+      <w:rFonts w:ascii="Arial" w:hAnsi="Arial" w:cs="Arial" w:eastAsia="Arial"/>
       <w:b/>
       <w:bCs/>
       <w:color w:val="4F81BD" w:themeColor="accent1"/>
@@ -13453,7 +13453,7 @@
       <w:contextualSpacing/>
     </w:pPr>
     <w:rPr>
-      <w:rFonts w:asciiTheme="majorHAnsi" w:eastAsiaTheme="majorEastAsia" w:hAnsiTheme="majorHAnsi" w:cstheme="majorBidi"/>
+      <w:rFonts w:ascii="Arial" w:hAnsi="Arial" w:cs="Arial" w:eastAsia="Arial"/>
       <w:color w:val="17365D" w:themeColor="text2" w:themeShade="BF"/>
       <w:spacing w:val="5"/>
       <w:kern w:val="28"/>
@@ -13468,7 +13468,7 @@
     <w:uiPriority w:val="10"/>
     <w:rsid w:val="00FC693F"/>
     <w:rPr>
-      <w:rFonts w:asciiTheme="majorHAnsi" w:eastAsiaTheme="majorEastAsia" w:hAnsiTheme="majorHAnsi" w:cstheme="majorBidi"/>
+      <w:rFonts w:ascii="Arial" w:hAnsi="Arial" w:cs="Arial" w:eastAsia="Arial"/>
       <w:color w:val="17365D" w:themeColor="text2" w:themeShade="BF"/>
       <w:spacing w:val="5"/>
       <w:kern w:val="28"/>
@@ -13490,7 +13490,7 @@
       </w:numPr>
     </w:pPr>
     <w:rPr>
-      <w:rFonts w:asciiTheme="majorHAnsi" w:eastAsiaTheme="majorEastAsia" w:hAnsiTheme="majorHAnsi" w:cstheme="majorBidi"/>
+      <w:rFonts w:ascii="Arial" w:hAnsi="Arial" w:cs="Arial" w:eastAsia="Arial"/>
       <w:i/>
       <w:iCs/>
       <w:color w:val="4F81BD" w:themeColor="accent1"/>
@@ -13506,7 +13506,7 @@
     <w:uiPriority w:val="11"/>
     <w:rsid w:val="00FC693F"/>
     <w:rPr>
-      <w:rFonts w:asciiTheme="majorHAnsi" w:eastAsiaTheme="majorEastAsia" w:hAnsiTheme="majorHAnsi" w:cstheme="majorBidi"/>
+      <w:rFonts w:ascii="Arial" w:hAnsi="Arial" w:cs="Arial" w:eastAsia="Arial"/>
       <w:i/>
       <w:iCs/>
       <w:color w:val="4F81BD" w:themeColor="accent1"/>
@@ -13753,7 +13753,7 @@
       </w:tabs>
     </w:pPr>
     <w:rPr>
-      <w:rFonts w:ascii="Courier" w:hAnsi="Courier"/>
+      <w:rFonts w:ascii="Arial" w:hAnsi="Arial" w:cs="Arial" w:eastAsia="Arial"/>
       <w:sz w:val="20"/>
       <w:szCs w:val="20"/>
     </w:rPr>
@@ -13765,7 +13765,7 @@
     <w:uiPriority w:val="99"/>
     <w:rsid w:val="0029639D"/>
     <w:rPr>
-      <w:rFonts w:ascii="Courier" w:hAnsi="Courier"/>
+      <w:rFonts w:ascii="Arial" w:hAnsi="Arial" w:cs="Arial" w:eastAsia="Arial"/>
       <w:sz w:val="20"/>
       <w:szCs w:val="20"/>
     </w:rPr>
@@ -13804,7 +13804,7 @@
     <w:semiHidden/>
     <w:rsid w:val="00FC693F"/>
     <w:rPr>
-      <w:rFonts w:asciiTheme="majorHAnsi" w:eastAsiaTheme="majorEastAsia" w:hAnsiTheme="majorHAnsi" w:cstheme="majorBidi"/>
+      <w:rFonts w:ascii="Arial" w:hAnsi="Arial" w:cs="Arial" w:eastAsia="Arial"/>
       <w:b/>
       <w:bCs/>
       <w:i/>
@@ -13820,7 +13820,7 @@
     <w:semiHidden/>
     <w:rsid w:val="00FC693F"/>
     <w:rPr>
-      <w:rFonts w:asciiTheme="majorHAnsi" w:eastAsiaTheme="majorEastAsia" w:hAnsiTheme="majorHAnsi" w:cstheme="majorBidi"/>
+      <w:rFonts w:ascii="Arial" w:hAnsi="Arial" w:cs="Arial" w:eastAsia="Arial"/>
       <w:color w:val="243F60" w:themeColor="accent1" w:themeShade="7F"/>
     </w:rPr>
   </w:style>
@@ -13832,7 +13832,7 @@
     <w:semiHidden/>
     <w:rsid w:val="00FC693F"/>
     <w:rPr>
-      <w:rFonts w:asciiTheme="majorHAnsi" w:eastAsiaTheme="majorEastAsia" w:hAnsiTheme="majorHAnsi" w:cstheme="majorBidi"/>
+      <w:rFonts w:ascii="Arial" w:hAnsi="Arial" w:cs="Arial" w:eastAsia="Arial"/>
       <w:i/>
       <w:iCs/>
       <w:color w:val="243F60" w:themeColor="accent1" w:themeShade="7F"/>
@@ -13846,7 +13846,7 @@
     <w:semiHidden/>
     <w:rsid w:val="00FC693F"/>
     <w:rPr>
-      <w:rFonts w:asciiTheme="majorHAnsi" w:eastAsiaTheme="majorEastAsia" w:hAnsiTheme="majorHAnsi" w:cstheme="majorBidi"/>
+      <w:rFonts w:ascii="Arial" w:hAnsi="Arial" w:cs="Arial" w:eastAsia="Arial"/>
       <w:i/>
       <w:iCs/>
       <w:color w:val="404040" w:themeColor="text1" w:themeTint="BF"/>
@@ -13860,7 +13860,7 @@
     <w:semiHidden/>
     <w:rsid w:val="00FC693F"/>
     <w:rPr>
-      <w:rFonts w:asciiTheme="majorHAnsi" w:eastAsiaTheme="majorEastAsia" w:hAnsiTheme="majorHAnsi" w:cstheme="majorBidi"/>
+      <w:rFonts w:ascii="Arial" w:hAnsi="Arial" w:cs="Arial" w:eastAsia="Arial"/>
       <w:color w:val="4F81BD" w:themeColor="accent1"/>
       <w:sz w:val="20"/>
       <w:szCs w:val="20"/>
@@ -13874,7 +13874,7 @@
     <w:semiHidden/>
     <w:rsid w:val="00FC693F"/>
     <w:rPr>
-      <w:rFonts w:asciiTheme="majorHAnsi" w:eastAsiaTheme="majorEastAsia" w:hAnsiTheme="majorHAnsi" w:cstheme="majorBidi"/>
+      <w:rFonts w:ascii="Arial" w:hAnsi="Arial" w:cs="Arial" w:eastAsia="Arial"/>
       <w:i/>
       <w:iCs/>
       <w:color w:val="404040" w:themeColor="text1" w:themeTint="BF"/>
@@ -15463,7 +15463,7 @@
         <w:spacing w:before="0" w:after="0" w:line="240" w:lineRule="auto"/>
       </w:pPr>
       <w:rPr>
-        <w:rFonts w:asciiTheme="majorHAnsi" w:eastAsiaTheme="majorEastAsia" w:hAnsiTheme="majorHAnsi" w:cstheme="majorBidi"/>
+        <w:rFonts w:ascii="Arial" w:hAnsi="Arial" w:cs="Arial" w:eastAsia="Arial"/>
         <w:b/>
         <w:bCs/>
       </w:rPr>
@@ -15484,7 +15484,7 @@
         <w:spacing w:before="0" w:after="0" w:line="240" w:lineRule="auto"/>
       </w:pPr>
       <w:rPr>
-        <w:rFonts w:asciiTheme="majorHAnsi" w:eastAsiaTheme="majorEastAsia" w:hAnsiTheme="majorHAnsi" w:cstheme="majorBidi"/>
+        <w:rFonts w:ascii="Arial" w:hAnsi="Arial" w:cs="Arial" w:eastAsia="Arial"/>
         <w:b/>
         <w:bCs/>
       </w:rPr>
@@ -15502,14 +15502,14 @@
     </w:tblStylePr>
     <w:tblStylePr w:type="firstCol">
       <w:rPr>
-        <w:rFonts w:asciiTheme="majorHAnsi" w:eastAsiaTheme="majorEastAsia" w:hAnsiTheme="majorHAnsi" w:cstheme="majorBidi"/>
+        <w:rFonts w:ascii="Arial" w:hAnsi="Arial" w:cs="Arial" w:eastAsia="Arial"/>
         <w:b/>
         <w:bCs/>
       </w:rPr>
     </w:tblStylePr>
     <w:tblStylePr w:type="lastCol">
       <w:rPr>
-        <w:rFonts w:asciiTheme="majorHAnsi" w:eastAsiaTheme="majorEastAsia" w:hAnsiTheme="majorHAnsi" w:cstheme="majorBidi"/>
+        <w:rFonts w:ascii="Arial" w:hAnsi="Arial" w:cs="Arial" w:eastAsia="Arial"/>
         <w:b/>
         <w:bCs/>
       </w:rPr>
@@ -15593,7 +15593,7 @@
         <w:spacing w:before="0" w:after="0" w:line="240" w:lineRule="auto"/>
       </w:pPr>
       <w:rPr>
-        <w:rFonts w:asciiTheme="majorHAnsi" w:eastAsiaTheme="majorEastAsia" w:hAnsiTheme="majorHAnsi" w:cstheme="majorBidi"/>
+        <w:rFonts w:ascii="Arial" w:hAnsi="Arial" w:cs="Arial" w:eastAsia="Arial"/>
         <w:b/>
         <w:bCs/>
       </w:rPr>
@@ -15614,7 +15614,7 @@
         <w:spacing w:before="0" w:after="0" w:line="240" w:lineRule="auto"/>
       </w:pPr>
       <w:rPr>
-        <w:rFonts w:asciiTheme="majorHAnsi" w:eastAsiaTheme="majorEastAsia" w:hAnsiTheme="majorHAnsi" w:cstheme="majorBidi"/>
+        <w:rFonts w:ascii="Arial" w:hAnsi="Arial" w:cs="Arial" w:eastAsia="Arial"/>
         <w:b/>
         <w:bCs/>
       </w:rPr>
@@ -15632,14 +15632,14 @@
     </w:tblStylePr>
     <w:tblStylePr w:type="firstCol">
       <w:rPr>
-        <w:rFonts w:asciiTheme="majorHAnsi" w:eastAsiaTheme="majorEastAsia" w:hAnsiTheme="majorHAnsi" w:cstheme="majorBidi"/>
+        <w:rFonts w:ascii="Arial" w:hAnsi="Arial" w:cs="Arial" w:eastAsia="Arial"/>
         <w:b/>
         <w:bCs/>
       </w:rPr>
     </w:tblStylePr>
     <w:tblStylePr w:type="lastCol">
       <w:rPr>
-        <w:rFonts w:asciiTheme="majorHAnsi" w:eastAsiaTheme="majorEastAsia" w:hAnsiTheme="majorHAnsi" w:cstheme="majorBidi"/>
+        <w:rFonts w:ascii="Arial" w:hAnsi="Arial" w:cs="Arial" w:eastAsia="Arial"/>
         <w:b/>
         <w:bCs/>
       </w:rPr>
@@ -15723,7 +15723,7 @@
         <w:spacing w:before="0" w:after="0" w:line="240" w:lineRule="auto"/>
       </w:pPr>
       <w:rPr>
-        <w:rFonts w:asciiTheme="majorHAnsi" w:eastAsiaTheme="majorEastAsia" w:hAnsiTheme="majorHAnsi" w:cstheme="majorBidi"/>
+        <w:rFonts w:ascii="Arial" w:hAnsi="Arial" w:cs="Arial" w:eastAsia="Arial"/>
         <w:b/>
         <w:bCs/>
       </w:rPr>
@@ -15744,7 +15744,7 @@
         <w:spacing w:before="0" w:after="0" w:line="240" w:lineRule="auto"/>
       </w:pPr>
       <w:rPr>
-        <w:rFonts w:asciiTheme="majorHAnsi" w:eastAsiaTheme="majorEastAsia" w:hAnsiTheme="majorHAnsi" w:cstheme="majorBidi"/>
+        <w:rFonts w:ascii="Arial" w:hAnsi="Arial" w:cs="Arial" w:eastAsia="Arial"/>
         <w:b/>
         <w:bCs/>
       </w:rPr>
@@ -15762,14 +15762,14 @@
     </w:tblStylePr>
     <w:tblStylePr w:type="firstCol">
       <w:rPr>
-        <w:rFonts w:asciiTheme="majorHAnsi" w:eastAsiaTheme="majorEastAsia" w:hAnsiTheme="majorHAnsi" w:cstheme="majorBidi"/>
+        <w:rFonts w:ascii="Arial" w:hAnsi="Arial" w:cs="Arial" w:eastAsia="Arial"/>
         <w:b/>
         <w:bCs/>
       </w:rPr>
     </w:tblStylePr>
     <w:tblStylePr w:type="lastCol">
       <w:rPr>
-        <w:rFonts w:asciiTheme="majorHAnsi" w:eastAsiaTheme="majorEastAsia" w:hAnsiTheme="majorHAnsi" w:cstheme="majorBidi"/>
+        <w:rFonts w:ascii="Arial" w:hAnsi="Arial" w:cs="Arial" w:eastAsia="Arial"/>
         <w:b/>
         <w:bCs/>
       </w:rPr>
@@ -15853,7 +15853,7 @@
         <w:spacing w:before="0" w:after="0" w:line="240" w:lineRule="auto"/>
       </w:pPr>
       <w:rPr>
-        <w:rFonts w:asciiTheme="majorHAnsi" w:eastAsiaTheme="majorEastAsia" w:hAnsiTheme="majorHAnsi" w:cstheme="majorBidi"/>
+        <w:rFonts w:ascii="Arial" w:hAnsi="Arial" w:cs="Arial" w:eastAsia="Arial"/>
         <w:b/>
         <w:bCs/>
       </w:rPr>
@@ -15874,7 +15874,7 @@
         <w:spacing w:before="0" w:after="0" w:line="240" w:lineRule="auto"/>
       </w:pPr>
       <w:rPr>
-        <w:rFonts w:asciiTheme="majorHAnsi" w:eastAsiaTheme="majorEastAsia" w:hAnsiTheme="majorHAnsi" w:cstheme="majorBidi"/>
+        <w:rFonts w:ascii="Arial" w:hAnsi="Arial" w:cs="Arial" w:eastAsia="Arial"/>
         <w:b/>
         <w:bCs/>
       </w:rPr>
@@ -15892,14 +15892,14 @@
     </w:tblStylePr>
     <w:tblStylePr w:type="firstCol">
       <w:rPr>
-        <w:rFonts w:asciiTheme="majorHAnsi" w:eastAsiaTheme="majorEastAsia" w:hAnsiTheme="majorHAnsi" w:cstheme="majorBidi"/>
+        <w:rFonts w:ascii="Arial" w:hAnsi="Arial" w:cs="Arial" w:eastAsia="Arial"/>
         <w:b/>
         <w:bCs/>
       </w:rPr>
     </w:tblStylePr>
     <w:tblStylePr w:type="lastCol">
       <w:rPr>
-        <w:rFonts w:asciiTheme="majorHAnsi" w:eastAsiaTheme="majorEastAsia" w:hAnsiTheme="majorHAnsi" w:cstheme="majorBidi"/>
+        <w:rFonts w:ascii="Arial" w:hAnsi="Arial" w:cs="Arial" w:eastAsia="Arial"/>
         <w:b/>
         <w:bCs/>
       </w:rPr>
@@ -15983,7 +15983,7 @@
         <w:spacing w:before="0" w:after="0" w:line="240" w:lineRule="auto"/>
       </w:pPr>
       <w:rPr>
-        <w:rFonts w:asciiTheme="majorHAnsi" w:eastAsiaTheme="majorEastAsia" w:hAnsiTheme="majorHAnsi" w:cstheme="majorBidi"/>
+        <w:rFonts w:ascii="Arial" w:hAnsi="Arial" w:cs="Arial" w:eastAsia="Arial"/>
         <w:b/>
         <w:bCs/>
       </w:rPr>
@@ -16004,7 +16004,7 @@
         <w:spacing w:before="0" w:after="0" w:line="240" w:lineRule="auto"/>
       </w:pPr>
       <w:rPr>
-        <w:rFonts w:asciiTheme="majorHAnsi" w:eastAsiaTheme="majorEastAsia" w:hAnsiTheme="majorHAnsi" w:cstheme="majorBidi"/>
+        <w:rFonts w:ascii="Arial" w:hAnsi="Arial" w:cs="Arial" w:eastAsia="Arial"/>
         <w:b/>
         <w:bCs/>
       </w:rPr>
@@ -16022,14 +16022,14 @@
     </w:tblStylePr>
     <w:tblStylePr w:type="firstCol">
       <w:rPr>
-        <w:rFonts w:asciiTheme="majorHAnsi" w:eastAsiaTheme="majorEastAsia" w:hAnsiTheme="majorHAnsi" w:cstheme="majorBidi"/>
+        <w:rFonts w:ascii="Arial" w:hAnsi="Arial" w:cs="Arial" w:eastAsia="Arial"/>
         <w:b/>
         <w:bCs/>
       </w:rPr>
     </w:tblStylePr>
     <w:tblStylePr w:type="lastCol">
       <w:rPr>
-        <w:rFonts w:asciiTheme="majorHAnsi" w:eastAsiaTheme="majorEastAsia" w:hAnsiTheme="majorHAnsi" w:cstheme="majorBidi"/>
+        <w:rFonts w:ascii="Arial" w:hAnsi="Arial" w:cs="Arial" w:eastAsia="Arial"/>
         <w:b/>
         <w:bCs/>
       </w:rPr>
@@ -16113,7 +16113,7 @@
         <w:spacing w:before="0" w:after="0" w:line="240" w:lineRule="auto"/>
       </w:pPr>
       <w:rPr>
-        <w:rFonts w:asciiTheme="majorHAnsi" w:eastAsiaTheme="majorEastAsia" w:hAnsiTheme="majorHAnsi" w:cstheme="majorBidi"/>
+        <w:rFonts w:ascii="Arial" w:hAnsi="Arial" w:cs="Arial" w:eastAsia="Arial"/>
         <w:b/>
         <w:bCs/>
       </w:rPr>
@@ -16134,7 +16134,7 @@
         <w:spacing w:before="0" w:after="0" w:line="240" w:lineRule="auto"/>
       </w:pPr>
       <w:rPr>
-        <w:rFonts w:asciiTheme="majorHAnsi" w:eastAsiaTheme="majorEastAsia" w:hAnsiTheme="majorHAnsi" w:cstheme="majorBidi"/>
+        <w:rFonts w:ascii="Arial" w:hAnsi="Arial" w:cs="Arial" w:eastAsia="Arial"/>
         <w:b/>
         <w:bCs/>
       </w:rPr>
@@ -16152,14 +16152,14 @@
     </w:tblStylePr>
     <w:tblStylePr w:type="firstCol">
       <w:rPr>
-        <w:rFonts w:asciiTheme="majorHAnsi" w:eastAsiaTheme="majorEastAsia" w:hAnsiTheme="majorHAnsi" w:cstheme="majorBidi"/>
+        <w:rFonts w:ascii="Arial" w:hAnsi="Arial" w:cs="Arial" w:eastAsia="Arial"/>
         <w:b/>
         <w:bCs/>
       </w:rPr>
     </w:tblStylePr>
     <w:tblStylePr w:type="lastCol">
       <w:rPr>
-        <w:rFonts w:asciiTheme="majorHAnsi" w:eastAsiaTheme="majorEastAsia" w:hAnsiTheme="majorHAnsi" w:cstheme="majorBidi"/>
+        <w:rFonts w:ascii="Arial" w:hAnsi="Arial" w:cs="Arial" w:eastAsia="Arial"/>
         <w:b/>
         <w:bCs/>
       </w:rPr>
@@ -16243,7 +16243,7 @@
         <w:spacing w:before="0" w:after="0" w:line="240" w:lineRule="auto"/>
       </w:pPr>
       <w:rPr>
-        <w:rFonts w:asciiTheme="majorHAnsi" w:eastAsiaTheme="majorEastAsia" w:hAnsiTheme="majorHAnsi" w:cstheme="majorBidi"/>
+        <w:rFonts w:ascii="Arial" w:hAnsi="Arial" w:cs="Arial" w:eastAsia="Arial"/>
         <w:b/>
         <w:bCs/>
       </w:rPr>
@@ -16264,7 +16264,7 @@
         <w:spacing w:before="0" w:after="0" w:line="240" w:lineRule="auto"/>
       </w:pPr>
       <w:rPr>
-        <w:rFonts w:asciiTheme="majorHAnsi" w:eastAsiaTheme="majorEastAsia" w:hAnsiTheme="majorHAnsi" w:cstheme="majorBidi"/>
+        <w:rFonts w:ascii="Arial" w:hAnsi="Arial" w:cs="Arial" w:eastAsia="Arial"/>
         <w:b/>
         <w:bCs/>
       </w:rPr>
@@ -16282,14 +16282,14 @@
     </w:tblStylePr>
     <w:tblStylePr w:type="firstCol">
       <w:rPr>
-        <w:rFonts w:asciiTheme="majorHAnsi" w:eastAsiaTheme="majorEastAsia" w:hAnsiTheme="majorHAnsi" w:cstheme="majorBidi"/>
+        <w:rFonts w:ascii="Arial" w:hAnsi="Arial" w:cs="Arial" w:eastAsia="Arial"/>
         <w:b/>
         <w:bCs/>
       </w:rPr>
     </w:tblStylePr>
     <w:tblStylePr w:type="lastCol">
       <w:rPr>
-        <w:rFonts w:asciiTheme="majorHAnsi" w:eastAsiaTheme="majorEastAsia" w:hAnsiTheme="majorHAnsi" w:cstheme="majorBidi"/>
+        <w:rFonts w:ascii="Arial" w:hAnsi="Arial" w:cs="Arial" w:eastAsia="Arial"/>
         <w:b/>
         <w:bCs/>
       </w:rPr>
@@ -18154,7 +18154,7 @@
     </w:tblPr>
     <w:tblStylePr w:type="firstRow">
       <w:rPr>
-        <w:rFonts w:asciiTheme="majorHAnsi" w:eastAsiaTheme="majorEastAsia" w:hAnsiTheme="majorHAnsi" w:cstheme="majorBidi"/>
+        <w:rFonts w:ascii="Arial" w:hAnsi="Arial" w:cs="Arial" w:eastAsia="Arial"/>
       </w:rPr>
       <w:tblPr/>
       <w:tcPr>
@@ -18238,7 +18238,7 @@
     </w:tblPr>
     <w:tblStylePr w:type="firstRow">
       <w:rPr>
-        <w:rFonts w:asciiTheme="majorHAnsi" w:eastAsiaTheme="majorEastAsia" w:hAnsiTheme="majorHAnsi" w:cstheme="majorBidi"/>
+        <w:rFonts w:ascii="Arial" w:hAnsi="Arial" w:cs="Arial" w:eastAsia="Arial"/>
       </w:rPr>
       <w:tblPr/>
       <w:tcPr>
@@ -18322,7 +18322,7 @@
     </w:tblPr>
     <w:tblStylePr w:type="firstRow">
       <w:rPr>
-        <w:rFonts w:asciiTheme="majorHAnsi" w:eastAsiaTheme="majorEastAsia" w:hAnsiTheme="majorHAnsi" w:cstheme="majorBidi"/>
+        <w:rFonts w:ascii="Arial" w:hAnsi="Arial" w:cs="Arial" w:eastAsia="Arial"/>
       </w:rPr>
       <w:tblPr/>
       <w:tcPr>
@@ -18406,7 +18406,7 @@
     </w:tblPr>
     <w:tblStylePr w:type="firstRow">
       <w:rPr>
-        <w:rFonts w:asciiTheme="majorHAnsi" w:eastAsiaTheme="majorEastAsia" w:hAnsiTheme="majorHAnsi" w:cstheme="majorBidi"/>
+        <w:rFonts w:ascii="Arial" w:hAnsi="Arial" w:cs="Arial" w:eastAsia="Arial"/>
       </w:rPr>
       <w:tblPr/>
       <w:tcPr>
@@ -18490,7 +18490,7 @@
     </w:tblPr>
     <w:tblStylePr w:type="firstRow">
       <w:rPr>
-        <w:rFonts w:asciiTheme="majorHAnsi" w:eastAsiaTheme="majorEastAsia" w:hAnsiTheme="majorHAnsi" w:cstheme="majorBidi"/>
+        <w:rFonts w:ascii="Arial" w:hAnsi="Arial" w:cs="Arial" w:eastAsia="Arial"/>
       </w:rPr>
       <w:tblPr/>
       <w:tcPr>
@@ -18574,7 +18574,7 @@
     </w:tblPr>
     <w:tblStylePr w:type="firstRow">
       <w:rPr>
-        <w:rFonts w:asciiTheme="majorHAnsi" w:eastAsiaTheme="majorEastAsia" w:hAnsiTheme="majorHAnsi" w:cstheme="majorBidi"/>
+        <w:rFonts w:ascii="Arial" w:hAnsi="Arial" w:cs="Arial" w:eastAsia="Arial"/>
       </w:rPr>
       <w:tblPr/>
       <w:tcPr>
@@ -18658,7 +18658,7 @@
     </w:tblPr>
     <w:tblStylePr w:type="firstRow">
       <w:rPr>
-        <w:rFonts w:asciiTheme="majorHAnsi" w:eastAsiaTheme="majorEastAsia" w:hAnsiTheme="majorHAnsi" w:cstheme="majorBidi"/>
+        <w:rFonts w:ascii="Arial" w:hAnsi="Arial" w:cs="Arial" w:eastAsia="Arial"/>
       </w:rPr>
       <w:tblPr/>
       <w:tcPr>
@@ -18723,7 +18723,7 @@
       <w:spacing w:after="0" w:line="240" w:lineRule="auto"/>
     </w:pPr>
     <w:rPr>
-      <w:rFonts w:asciiTheme="majorHAnsi" w:eastAsiaTheme="majorEastAsia" w:hAnsiTheme="majorHAnsi" w:cstheme="majorBidi"/>
+      <w:rFonts w:ascii="Arial" w:hAnsi="Arial" w:cs="Arial" w:eastAsia="Arial"/>
       <w:color w:val="000000" w:themeColor="text1"/>
     </w:rPr>
     <w:tblPr>
@@ -18851,7 +18851,7 @@
       <w:spacing w:after="0" w:line="240" w:lineRule="auto"/>
     </w:pPr>
     <w:rPr>
-      <w:rFonts w:asciiTheme="majorHAnsi" w:eastAsiaTheme="majorEastAsia" w:hAnsiTheme="majorHAnsi" w:cstheme="majorBidi"/>
+      <w:rFonts w:ascii="Arial" w:hAnsi="Arial" w:cs="Arial" w:eastAsia="Arial"/>
       <w:color w:val="000000" w:themeColor="text1"/>
     </w:rPr>
     <w:tblPr>
@@ -18979,7 +18979,7 @@
       <w:spacing w:after="0" w:line="240" w:lineRule="auto"/>
     </w:pPr>
     <w:rPr>
-      <w:rFonts w:asciiTheme="majorHAnsi" w:eastAsiaTheme="majorEastAsia" w:hAnsiTheme="majorHAnsi" w:cstheme="majorBidi"/>
+      <w:rFonts w:ascii="Arial" w:hAnsi="Arial" w:cs="Arial" w:eastAsia="Arial"/>
       <w:color w:val="000000" w:themeColor="text1"/>
     </w:rPr>
     <w:tblPr>
@@ -19107,7 +19107,7 @@
       <w:spacing w:after="0" w:line="240" w:lineRule="auto"/>
     </w:pPr>
     <w:rPr>
-      <w:rFonts w:asciiTheme="majorHAnsi" w:eastAsiaTheme="majorEastAsia" w:hAnsiTheme="majorHAnsi" w:cstheme="majorBidi"/>
+      <w:rFonts w:ascii="Arial" w:hAnsi="Arial" w:cs="Arial" w:eastAsia="Arial"/>
       <w:color w:val="000000" w:themeColor="text1"/>
     </w:rPr>
     <w:tblPr>
@@ -19235,7 +19235,7 @@
       <w:spacing w:after="0" w:line="240" w:lineRule="auto"/>
     </w:pPr>
     <w:rPr>
-      <w:rFonts w:asciiTheme="majorHAnsi" w:eastAsiaTheme="majorEastAsia" w:hAnsiTheme="majorHAnsi" w:cstheme="majorBidi"/>
+      <w:rFonts w:ascii="Arial" w:hAnsi="Arial" w:cs="Arial" w:eastAsia="Arial"/>
       <w:color w:val="000000" w:themeColor="text1"/>
     </w:rPr>
     <w:tblPr>
@@ -19363,7 +19363,7 @@
       <w:spacing w:after="0" w:line="240" w:lineRule="auto"/>
     </w:pPr>
     <w:rPr>
-      <w:rFonts w:asciiTheme="majorHAnsi" w:eastAsiaTheme="majorEastAsia" w:hAnsiTheme="majorHAnsi" w:cstheme="majorBidi"/>
+      <w:rFonts w:ascii="Arial" w:hAnsi="Arial" w:cs="Arial" w:eastAsia="Arial"/>
       <w:color w:val="000000" w:themeColor="text1"/>
     </w:rPr>
     <w:tblPr>
@@ -19491,7 +19491,7 @@
       <w:spacing w:after="0" w:line="240" w:lineRule="auto"/>
     </w:pPr>
     <w:rPr>
-      <w:rFonts w:asciiTheme="majorHAnsi" w:eastAsiaTheme="majorEastAsia" w:hAnsiTheme="majorHAnsi" w:cstheme="majorBidi"/>
+      <w:rFonts w:ascii="Arial" w:hAnsi="Arial" w:cs="Arial" w:eastAsia="Arial"/>
       <w:color w:val="000000" w:themeColor="text1"/>
     </w:rPr>
     <w:tblPr>
@@ -20130,7 +20130,7 @@
       <w:spacing w:after="0" w:line="240" w:lineRule="auto"/>
     </w:pPr>
     <w:rPr>
-      <w:rFonts w:asciiTheme="majorHAnsi" w:eastAsiaTheme="majorEastAsia" w:hAnsiTheme="majorHAnsi" w:cstheme="majorBidi"/>
+      <w:rFonts w:ascii="Arial" w:hAnsi="Arial" w:cs="Arial" w:eastAsia="Arial"/>
       <w:color w:val="000000" w:themeColor="text1"/>
     </w:rPr>
     <w:tblPr>
@@ -20255,7 +20255,7 @@
       <w:spacing w:after="0" w:line="240" w:lineRule="auto"/>
     </w:pPr>
     <w:rPr>
-      <w:rFonts w:asciiTheme="majorHAnsi" w:eastAsiaTheme="majorEastAsia" w:hAnsiTheme="majorHAnsi" w:cstheme="majorBidi"/>
+      <w:rFonts w:ascii="Arial" w:hAnsi="Arial" w:cs="Arial" w:eastAsia="Arial"/>
       <w:color w:val="000000" w:themeColor="text1"/>
     </w:rPr>
     <w:tblPr>
@@ -20380,7 +20380,7 @@
       <w:spacing w:after="0" w:line="240" w:lineRule="auto"/>
     </w:pPr>
     <w:rPr>
-      <w:rFonts w:asciiTheme="majorHAnsi" w:eastAsiaTheme="majorEastAsia" w:hAnsiTheme="majorHAnsi" w:cstheme="majorBidi"/>
+      <w:rFonts w:ascii="Arial" w:hAnsi="Arial" w:cs="Arial" w:eastAsia="Arial"/>
       <w:color w:val="000000" w:themeColor="text1"/>
     </w:rPr>
     <w:tblPr>
@@ -20505,7 +20505,7 @@
       <w:spacing w:after="0" w:line="240" w:lineRule="auto"/>
     </w:pPr>
     <w:rPr>
-      <w:rFonts w:asciiTheme="majorHAnsi" w:eastAsiaTheme="majorEastAsia" w:hAnsiTheme="majorHAnsi" w:cstheme="majorBidi"/>
+      <w:rFonts w:ascii="Arial" w:hAnsi="Arial" w:cs="Arial" w:eastAsia="Arial"/>
       <w:color w:val="000000" w:themeColor="text1"/>
     </w:rPr>
     <w:tblPr>
@@ -20630,7 +20630,7 @@
       <w:spacing w:after="0" w:line="240" w:lineRule="auto"/>
     </w:pPr>
     <w:rPr>
-      <w:rFonts w:asciiTheme="majorHAnsi" w:eastAsiaTheme="majorEastAsia" w:hAnsiTheme="majorHAnsi" w:cstheme="majorBidi"/>
+      <w:rFonts w:ascii="Arial" w:hAnsi="Arial" w:cs="Arial" w:eastAsia="Arial"/>
       <w:color w:val="000000" w:themeColor="text1"/>
     </w:rPr>
     <w:tblPr>
@@ -20755,7 +20755,7 @@
       <w:spacing w:after="0" w:line="240" w:lineRule="auto"/>
     </w:pPr>
     <w:rPr>
-      <w:rFonts w:asciiTheme="majorHAnsi" w:eastAsiaTheme="majorEastAsia" w:hAnsiTheme="majorHAnsi" w:cstheme="majorBidi"/>
+      <w:rFonts w:ascii="Arial" w:hAnsi="Arial" w:cs="Arial" w:eastAsia="Arial"/>
       <w:color w:val="000000" w:themeColor="text1"/>
     </w:rPr>
     <w:tblPr>
@@ -20880,7 +20880,7 @@
       <w:spacing w:after="0" w:line="240" w:lineRule="auto"/>
     </w:pPr>
     <w:rPr>
-      <w:rFonts w:asciiTheme="majorHAnsi" w:eastAsiaTheme="majorEastAsia" w:hAnsiTheme="majorHAnsi" w:cstheme="majorBidi"/>
+      <w:rFonts w:ascii="Arial" w:hAnsi="Arial" w:cs="Arial" w:eastAsia="Arial"/>
       <w:color w:val="000000" w:themeColor="text1"/>
     </w:rPr>
     <w:tblPr>
@@ -24833,7 +24833,7 @@
     </a:clrScheme>
     <a:fontScheme name="Office">
       <a:majorFont>
-        <a:latin typeface="Calibri"/>
+        <a:latin typeface="Arial"/>
         <a:ea typeface=""/>
         <a:cs typeface=""/>
         <a:font script="Jpan" typeface="ＭＳ ゴシック"/>
@@ -24868,7 +24868,7 @@
         <a:font script="Geor" typeface="Sylfaen"/>
       </a:majorFont>
       <a:minorFont>
-        <a:latin typeface="Cambria"/>
+        <a:latin typeface="Arial"/>
         <a:ea typeface=""/>
         <a:cs typeface=""/>
         <a:font script="Jpan" typeface="ＭＳ 明朝"/>

--- a/assets/worksheets/velocity-curve/electromagnetic-spectrum.docx
+++ b/assets/worksheets/velocity-curve/electromagnetic-spectrum.docx
@@ -901,15 +901,39 @@
     <w:pPr>
       <w:pStyle w:val="Header"/>
       <w:tabs>
-        <w:tab w:pos="10080" w:val="right"/>
+        <w:tab w:val="clear" w:pos="576"/>
+        <w:tab w:val="clear" w:pos="1152"/>
+        <w:tab w:val="clear" w:pos="1728"/>
+        <w:tab w:val="clear" w:pos="2304"/>
+        <w:tab w:val="clear" w:pos="2880"/>
+        <w:tab w:val="clear" w:pos="3456"/>
+        <w:tab w:val="clear" w:pos="4032"/>
+        <w:tab w:pos="9820" w:val="right"/>
       </w:tabs>
+      <w:spacing w:before="0" w:after="0" w:lineRule="exact" w:line="480"/>
+      <w:shd w:val="clear" w:fill="002855"/>
+      <w:pBdr>
+        <w:bottom w:val="single" w:sz="16" w:space="0" w:color="EEAA00"/>
+      </w:pBdr>
     </w:pPr>
     <w:r>
       <w:rPr>
-        <w:b/>
-        <w:color w:val="002855"/>
-      </w:rPr>
-      <w:t>WVU DSPIRA</w:t>
+        <w:rFonts w:ascii="Arial" w:hAnsi="Arial"/>
+        <w:b/>
+        <w:color w:val="FFFFFF"/>
+        <w:sz w:val="32"/>
+      </w:rPr>
+      <w:t xml:space="preserve">  WVU DSPIRA</w:t>
+    </w:r>
+    <w:r>
+      <w:rPr>
+        <w:rFonts w:ascii="Arial" w:hAnsi="Arial"/>
+        <w:b w:val="0"/>
+        <w:color w:val="FFFFFF"/>
+        <w:sz w:val="18"/>
+      </w:rPr>
+      <w:tab/>
+      <w:t>WEST VIRGINIA UNIVERSITY</w:t>
     </w:r>
   </w:p>
 </w:hdr>

--- a/assets/worksheets/velocity-curve/electromagnetic-spectrum.docx
+++ b/assets/worksheets/velocity-curve/electromagnetic-spectrum.docx
@@ -5,7 +5,6 @@
     <w:p>
       <w:pPr>
         <w:pStyle w:val="Title"/>
-        <w:keepNext/>
       </w:pPr>
       <w:r>
         <w:t>The electromagnetic spectrum</w:t>
@@ -14,155 +13,454 @@
     <w:p>
       <w:pPr>
         <w:pStyle w:val="Subtitle"/>
-        <w:keepNext/>
       </w:pPr>
       <w:r>
-        <w:t>Student activity</w:t>
+        <w:t>Student worksheet</w:t>
       </w:r>
     </w:p>
     <w:p>
       <w:r>
-        <w:t>Name ______________________________    Date __________________</w:t>
+        <w:t>Describe wave properties and calculate wavelengths relevant to radio astronomy. Show your reasoning and include units in each answer.</w:t>
       </w:r>
     </w:p>
     <w:p>
       <w:r>
-        <w:t>Radio waves are part of the electromagnetic spectrum, also comprised of microwaves, infrared  light, visible light, ultraviolet light, x-rays, and gamma rays. All of these are manifestations of  electromagnetic energy traveling through space in waves at a speed of approximately 3.00 x 10</w:t>
+        <w:t>Name ______________________________   Date __________________</w:t>
       </w:r>
+    </w:p>
+    <w:p>
+      <w:pPr>
+        <w:pStyle w:val="Heading1"/>
+      </w:pPr>
       <w:r>
-        <w:rPr>
-          <w:vertAlign w:val="superscript"/>
-        </w:rPr>
-        <w:t>8</w:t>
+        <w:t>Wave properties</w:t>
       </w:r>
+    </w:p>
+    <w:p>
       <w:r>
-        <w:t xml:space="preserve"> m/s.</w:t>
+        <w:t>Mechanical waves need a medium, such as air or water. Electromagnetic waves can travel through a vacuum. Radio waves, microwaves, infrared, visible light, ultraviolet, X-rays, and gamma rays are all electromagnetic waves.</w:t>
+      </w:r>
+    </w:p>
+    <w:tbl>
+      <w:tblPr>
+        <w:tblStyle w:val="TableGrid"/>
+        <w:tblW w:w="0" w:type="auto"/>
+        <w:jc w:val="center"/>
+        <w:tblLayout w:type="fixed"/>
+        <w:tblLook w:val="04A0" w:firstRow="1" w:lastRow="0" w:firstColumn="1" w:lastColumn="0" w:noHBand="0" w:noVBand="1"/>
+      </w:tblPr>
+      <w:tblGrid>
+        <w:gridCol w:w="1944"/>
+        <w:gridCol w:w="8136"/>
+      </w:tblGrid>
+      <w:tr>
+        <w:trPr>
+          <w:cantSplit/>
+          <w:tblHeader/>
+          <w:jc w:val="center"/>
+        </w:trPr>
+        <w:tc>
+          <w:tcPr>
+            <w:tcW w:w="1944" w:type="dxa"/>
+            <w:tcBorders>
+              <w:top w:val="single" w:sz="4" w:space="0" w:color="D9D9D9"/>
+              <w:left w:val="single" w:sz="4" w:space="0" w:color="D9D9D9"/>
+              <w:bottom w:val="single" w:sz="4" w:space="0" w:color="D9D9D9"/>
+              <w:right w:val="single" w:sz="4" w:space="0" w:color="D9D9D9"/>
+            </w:tcBorders>
+            <w:shd w:val="clear" w:color="auto" w:fill="002855"/>
+            <w:tcMar>
+              <w:top w:w="70" w:type="dxa"/>
+              <w:left w:w="90" w:type="dxa"/>
+              <w:bottom w:w="70" w:type="dxa"/>
+              <w:right w:w="90" w:type="dxa"/>
+            </w:tcMar>
+            <w:vAlign w:val="center"/>
+          </w:tcPr>
+          <w:p>
+            <w:pPr>
+              <w:spacing w:after="0"/>
+            </w:pPr>
+            <w:r>
+              <w:rPr>
+                <w:b/>
+                <w:color w:val="FFFFFF"/>
+              </w:rPr>
+              <w:t>Property</w:t>
+            </w:r>
+          </w:p>
+        </w:tc>
+        <w:tc>
+          <w:tcPr>
+            <w:tcW w:w="8136" w:type="dxa"/>
+            <w:tcBorders>
+              <w:top w:val="single" w:sz="4" w:space="0" w:color="D9D9D9"/>
+              <w:left w:val="single" w:sz="4" w:space="0" w:color="D9D9D9"/>
+              <w:bottom w:val="single" w:sz="4" w:space="0" w:color="D9D9D9"/>
+              <w:right w:val="single" w:sz="4" w:space="0" w:color="D9D9D9"/>
+            </w:tcBorders>
+            <w:shd w:val="clear" w:color="auto" w:fill="002855"/>
+            <w:tcMar>
+              <w:top w:w="70" w:type="dxa"/>
+              <w:left w:w="90" w:type="dxa"/>
+              <w:bottom w:w="70" w:type="dxa"/>
+              <w:right w:w="90" w:type="dxa"/>
+            </w:tcMar>
+            <w:vAlign w:val="center"/>
+          </w:tcPr>
+          <w:p>
+            <w:pPr>
+              <w:spacing w:after="0"/>
+            </w:pPr>
+            <w:r>
+              <w:rPr>
+                <w:b/>
+                <w:color w:val="FFFFFF"/>
+              </w:rPr>
+              <w:t>Meaning</w:t>
+            </w:r>
+          </w:p>
+        </w:tc>
+      </w:tr>
+      <w:tr>
+        <w:trPr>
+          <w:cantSplit/>
+          <w:jc w:val="center"/>
+        </w:trPr>
+        <w:tc>
+          <w:tcPr>
+            <w:tcW w:w="1944" w:type="dxa"/>
+            <w:tcBorders>
+              <w:top w:val="single" w:sz="4" w:space="0" w:color="D9D9D9"/>
+              <w:left w:val="single" w:sz="4" w:space="0" w:color="D9D9D9"/>
+              <w:bottom w:val="single" w:sz="4" w:space="0" w:color="D9D9D9"/>
+              <w:right w:val="single" w:sz="4" w:space="0" w:color="D9D9D9"/>
+            </w:tcBorders>
+            <w:shd w:val="clear" w:color="auto" w:fill="F3F5F7"/>
+            <w:tcMar>
+              <w:top w:w="70" w:type="dxa"/>
+              <w:left w:w="90" w:type="dxa"/>
+              <w:bottom w:w="70" w:type="dxa"/>
+              <w:right w:w="90" w:type="dxa"/>
+            </w:tcMar>
+            <w:vAlign w:val="center"/>
+          </w:tcPr>
+          <w:p>
+            <w:pPr>
+              <w:spacing w:after="0"/>
+            </w:pPr>
+            <w:r>
+              <w:t>Period T</w:t>
+            </w:r>
+          </w:p>
+        </w:tc>
+        <w:tc>
+          <w:tcPr>
+            <w:tcW w:w="8136" w:type="dxa"/>
+            <w:tcBorders>
+              <w:top w:val="single" w:sz="4" w:space="0" w:color="D9D9D9"/>
+              <w:left w:val="single" w:sz="4" w:space="0" w:color="D9D9D9"/>
+              <w:bottom w:val="single" w:sz="4" w:space="0" w:color="D9D9D9"/>
+              <w:right w:val="single" w:sz="4" w:space="0" w:color="D9D9D9"/>
+            </w:tcBorders>
+            <w:shd w:val="clear" w:color="auto" w:fill="F3F5F7"/>
+            <w:tcMar>
+              <w:top w:w="70" w:type="dxa"/>
+              <w:left w:w="90" w:type="dxa"/>
+              <w:bottom w:w="70" w:type="dxa"/>
+              <w:right w:w="90" w:type="dxa"/>
+            </w:tcMar>
+            <w:vAlign w:val="center"/>
+          </w:tcPr>
+          <w:p>
+            <w:pPr>
+              <w:spacing w:after="0"/>
+            </w:pPr>
+            <w:r>
+              <w:t>Time for one oscillation, measured in seconds.</w:t>
+            </w:r>
+          </w:p>
+        </w:tc>
+      </w:tr>
+      <w:tr>
+        <w:trPr>
+          <w:cantSplit/>
+          <w:jc w:val="center"/>
+        </w:trPr>
+        <w:tc>
+          <w:tcPr>
+            <w:tcW w:w="1944" w:type="dxa"/>
+            <w:tcBorders>
+              <w:top w:val="single" w:sz="4" w:space="0" w:color="D9D9D9"/>
+              <w:left w:val="single" w:sz="4" w:space="0" w:color="D9D9D9"/>
+              <w:bottom w:val="single" w:sz="4" w:space="0" w:color="D9D9D9"/>
+              <w:right w:val="single" w:sz="4" w:space="0" w:color="D9D9D9"/>
+            </w:tcBorders>
+            <w:shd w:val="clear" w:color="auto" w:fill="FFFFFF"/>
+            <w:tcMar>
+              <w:top w:w="70" w:type="dxa"/>
+              <w:left w:w="90" w:type="dxa"/>
+              <w:bottom w:w="70" w:type="dxa"/>
+              <w:right w:w="90" w:type="dxa"/>
+            </w:tcMar>
+            <w:vAlign w:val="center"/>
+          </w:tcPr>
+          <w:p>
+            <w:pPr>
+              <w:spacing w:after="0"/>
+            </w:pPr>
+            <w:r>
+              <w:t>Frequency f</w:t>
+            </w:r>
+          </w:p>
+        </w:tc>
+        <w:tc>
+          <w:tcPr>
+            <w:tcW w:w="8136" w:type="dxa"/>
+            <w:tcBorders>
+              <w:top w:val="single" w:sz="4" w:space="0" w:color="D9D9D9"/>
+              <w:left w:val="single" w:sz="4" w:space="0" w:color="D9D9D9"/>
+              <w:bottom w:val="single" w:sz="4" w:space="0" w:color="D9D9D9"/>
+              <w:right w:val="single" w:sz="4" w:space="0" w:color="D9D9D9"/>
+            </w:tcBorders>
+            <w:shd w:val="clear" w:color="auto" w:fill="FFFFFF"/>
+            <w:tcMar>
+              <w:top w:w="70" w:type="dxa"/>
+              <w:left w:w="90" w:type="dxa"/>
+              <w:bottom w:w="70" w:type="dxa"/>
+              <w:right w:w="90" w:type="dxa"/>
+            </w:tcMar>
+            <w:vAlign w:val="center"/>
+          </w:tcPr>
+          <w:p>
+            <w:pPr>
+              <w:spacing w:after="0"/>
+            </w:pPr>
+            <w:r>
+              <w:t>Oscillations per second, measured in hertz.</w:t>
+            </w:r>
+          </w:p>
+        </w:tc>
+      </w:tr>
+      <w:tr>
+        <w:trPr>
+          <w:cantSplit/>
+          <w:jc w:val="center"/>
+        </w:trPr>
+        <w:tc>
+          <w:tcPr>
+            <w:tcW w:w="1944" w:type="dxa"/>
+            <w:tcBorders>
+              <w:top w:val="single" w:sz="4" w:space="0" w:color="D9D9D9"/>
+              <w:left w:val="single" w:sz="4" w:space="0" w:color="D9D9D9"/>
+              <w:bottom w:val="single" w:sz="4" w:space="0" w:color="D9D9D9"/>
+              <w:right w:val="single" w:sz="4" w:space="0" w:color="D9D9D9"/>
+            </w:tcBorders>
+            <w:shd w:val="clear" w:color="auto" w:fill="F3F5F7"/>
+            <w:tcMar>
+              <w:top w:w="70" w:type="dxa"/>
+              <w:left w:w="90" w:type="dxa"/>
+              <w:bottom w:w="70" w:type="dxa"/>
+              <w:right w:w="90" w:type="dxa"/>
+            </w:tcMar>
+            <w:vAlign w:val="center"/>
+          </w:tcPr>
+          <w:p>
+            <w:pPr>
+              <w:spacing w:after="0"/>
+            </w:pPr>
+            <w:r>
+              <w:t>Amplitude A</w:t>
+            </w:r>
+          </w:p>
+        </w:tc>
+        <w:tc>
+          <w:tcPr>
+            <w:tcW w:w="8136" w:type="dxa"/>
+            <w:tcBorders>
+              <w:top w:val="single" w:sz="4" w:space="0" w:color="D9D9D9"/>
+              <w:left w:val="single" w:sz="4" w:space="0" w:color="D9D9D9"/>
+              <w:bottom w:val="single" w:sz="4" w:space="0" w:color="D9D9D9"/>
+              <w:right w:val="single" w:sz="4" w:space="0" w:color="D9D9D9"/>
+            </w:tcBorders>
+            <w:shd w:val="clear" w:color="auto" w:fill="F3F5F7"/>
+            <w:tcMar>
+              <w:top w:w="70" w:type="dxa"/>
+              <w:left w:w="90" w:type="dxa"/>
+              <w:bottom w:w="70" w:type="dxa"/>
+              <w:right w:w="90" w:type="dxa"/>
+            </w:tcMar>
+            <w:vAlign w:val="center"/>
+          </w:tcPr>
+          <w:p>
+            <w:pPr>
+              <w:spacing w:after="0"/>
+            </w:pPr>
+            <w:r>
+              <w:t>Maximum size of the disturbance relative to equilibrium.</w:t>
+            </w:r>
+          </w:p>
+        </w:tc>
+      </w:tr>
+      <w:tr>
+        <w:trPr>
+          <w:cantSplit/>
+          <w:jc w:val="center"/>
+        </w:trPr>
+        <w:tc>
+          <w:tcPr>
+            <w:tcW w:w="1944" w:type="dxa"/>
+            <w:tcBorders>
+              <w:top w:val="single" w:sz="4" w:space="0" w:color="D9D9D9"/>
+              <w:left w:val="single" w:sz="4" w:space="0" w:color="D9D9D9"/>
+              <w:bottom w:val="single" w:sz="4" w:space="0" w:color="D9D9D9"/>
+              <w:right w:val="single" w:sz="4" w:space="0" w:color="D9D9D9"/>
+            </w:tcBorders>
+            <w:shd w:val="clear" w:color="auto" w:fill="FFFFFF"/>
+            <w:tcMar>
+              <w:top w:w="70" w:type="dxa"/>
+              <w:left w:w="90" w:type="dxa"/>
+              <w:bottom w:w="70" w:type="dxa"/>
+              <w:right w:w="90" w:type="dxa"/>
+            </w:tcMar>
+            <w:vAlign w:val="center"/>
+          </w:tcPr>
+          <w:p>
+            <w:pPr>
+              <w:spacing w:after="0"/>
+            </w:pPr>
+            <w:r>
+              <w:t>Wavelength λ</w:t>
+            </w:r>
+          </w:p>
+        </w:tc>
+        <w:tc>
+          <w:tcPr>
+            <w:tcW w:w="8136" w:type="dxa"/>
+            <w:tcBorders>
+              <w:top w:val="single" w:sz="4" w:space="0" w:color="D9D9D9"/>
+              <w:left w:val="single" w:sz="4" w:space="0" w:color="D9D9D9"/>
+              <w:bottom w:val="single" w:sz="4" w:space="0" w:color="D9D9D9"/>
+              <w:right w:val="single" w:sz="4" w:space="0" w:color="D9D9D9"/>
+            </w:tcBorders>
+            <w:shd w:val="clear" w:color="auto" w:fill="FFFFFF"/>
+            <w:tcMar>
+              <w:top w:w="70" w:type="dxa"/>
+              <w:left w:w="90" w:type="dxa"/>
+              <w:bottom w:w="70" w:type="dxa"/>
+              <w:right w:w="90" w:type="dxa"/>
+            </w:tcMar>
+            <w:vAlign w:val="center"/>
+          </w:tcPr>
+          <w:p>
+            <w:pPr>
+              <w:spacing w:after="0"/>
+            </w:pPr>
+            <w:r>
+              <w:t>Distance between repeating points, measured in meters.</w:t>
+            </w:r>
+          </w:p>
+        </w:tc>
+      </w:tr>
+      <w:tr>
+        <w:trPr>
+          <w:cantSplit/>
+          <w:jc w:val="center"/>
+        </w:trPr>
+        <w:tc>
+          <w:tcPr>
+            <w:tcW w:w="1944" w:type="dxa"/>
+            <w:tcBorders>
+              <w:top w:val="single" w:sz="4" w:space="0" w:color="D9D9D9"/>
+              <w:left w:val="single" w:sz="4" w:space="0" w:color="D9D9D9"/>
+              <w:bottom w:val="single" w:sz="4" w:space="0" w:color="D9D9D9"/>
+              <w:right w:val="single" w:sz="4" w:space="0" w:color="D9D9D9"/>
+            </w:tcBorders>
+            <w:shd w:val="clear" w:color="auto" w:fill="F3F5F7"/>
+            <w:tcMar>
+              <w:top w:w="70" w:type="dxa"/>
+              <w:left w:w="90" w:type="dxa"/>
+              <w:bottom w:w="70" w:type="dxa"/>
+              <w:right w:w="90" w:type="dxa"/>
+            </w:tcMar>
+            <w:vAlign w:val="center"/>
+          </w:tcPr>
+          <w:p>
+            <w:pPr>
+              <w:spacing w:after="0"/>
+            </w:pPr>
+            <w:r>
+              <w:t>Wave speed v</w:t>
+            </w:r>
+          </w:p>
+        </w:tc>
+        <w:tc>
+          <w:tcPr>
+            <w:tcW w:w="8136" w:type="dxa"/>
+            <w:tcBorders>
+              <w:top w:val="single" w:sz="4" w:space="0" w:color="D9D9D9"/>
+              <w:left w:val="single" w:sz="4" w:space="0" w:color="D9D9D9"/>
+              <w:bottom w:val="single" w:sz="4" w:space="0" w:color="D9D9D9"/>
+              <w:right w:val="single" w:sz="4" w:space="0" w:color="D9D9D9"/>
+            </w:tcBorders>
+            <w:shd w:val="clear" w:color="auto" w:fill="F3F5F7"/>
+            <w:tcMar>
+              <w:top w:w="70" w:type="dxa"/>
+              <w:left w:w="90" w:type="dxa"/>
+              <w:bottom w:w="70" w:type="dxa"/>
+              <w:right w:w="90" w:type="dxa"/>
+            </w:tcMar>
+            <w:vAlign w:val="center"/>
+          </w:tcPr>
+          <w:p>
+            <w:pPr>
+              <w:spacing w:after="0"/>
+            </w:pPr>
+            <w:r>
+              <w:t>Speed at which the disturbance travels.</w:t>
+            </w:r>
+          </w:p>
+        </w:tc>
+      </w:tr>
+    </w:tbl>
+    <w:p>
+      <w:pPr>
+        <w:pStyle w:val="Heading1"/>
+      </w:pPr>
+      <w:r>
+        <w:t>Describe a wave</w:t>
+      </w:r>
+    </w:p>
+    <w:p>
+      <w:r>
+        <w:t>1. How are frequency and period related? Write an equation and explain its meaning.</w:t>
       </w:r>
     </w:p>
     <w:p>
       <w:r>
         <w:rPr>
-          <w:b/>
+          <w:color w:val="7F7F7F"/>
         </w:rPr>
-        <w:t>Properties of Waves</w:t>
-      </w:r>
-      <w:r>
-        <w:t xml:space="preserve"> Waves are disturbances of a </w:t>
-      </w:r>
-      <w:r>
-        <w:rPr>
-          <w:b/>
-        </w:rPr>
-        <w:t>medium</w:t>
-      </w:r>
-      <w:r>
-        <w:t xml:space="preserve"> in time and in space. For sound waves in air, the medium is  air; for water waves, it is the water. For electromagnetic waves the medium can be empty space (the vacuum) or any phase of matter. </w:t>
+        <w:t>________________________________________________________________________</w:t>
       </w:r>
     </w:p>
     <w:p>
       <w:r>
         <w:rPr>
-          <w:b/>
+          <w:color w:val="7F7F7F"/>
         </w:rPr>
-        <w:t>Periodic waves</w:t>
+        <w:t>________________________________________________________________________</w:t>
       </w:r>
+    </w:p>
+    <w:p>
       <w:r>
-        <w:t xml:space="preserve"> can be described by several properties:</w:t>
+        <w:t>2. Label the amplitude and wavelength on this snapshot of a wave. Mark the equilibrium level.</w:t>
       </w:r>
     </w:p>
     <w:p>
       <w:pPr>
-        <w:pStyle w:val="ListBullet"/>
-      </w:pPr>
-      <w:r>
-        <w:t xml:space="preserve"> The </w:t>
-      </w:r>
-      <w:r>
-        <w:rPr>
-          <w:b/>
-        </w:rPr>
-        <w:t>period, T</w:t>
-      </w:r>
-      <w:r>
-        <w:t xml:space="preserve"> = the time for the disturbance to oscillate back and forth once; measured in  seconds (s).</w:t>
-      </w:r>
-    </w:p>
-    <w:p>
-      <w:pPr>
-        <w:pStyle w:val="ListBullet"/>
-      </w:pPr>
-      <w:r>
-        <w:t xml:space="preserve"> The </w:t>
-      </w:r>
-      <w:r>
-        <w:rPr>
-          <w:b/>
-        </w:rPr>
-        <w:t>frequency, f</w:t>
-      </w:r>
-      <w:r>
-        <w:t xml:space="preserve"> = the number of oscillations per time; measured in hertz (Hz).</w:t>
-      </w:r>
-    </w:p>
-    <w:p>
-      <w:r>
-        <w:t>How are frequency and period related?</w:t>
-      </w:r>
-    </w:p>
-    <w:p>
-      <w:pPr>
-        <w:pStyle w:val="ListBullet"/>
-      </w:pPr>
-      <w:r>
-        <w:t xml:space="preserve"> The </w:t>
-      </w:r>
-      <w:r>
-        <w:rPr>
-          <w:b/>
-        </w:rPr>
-        <w:t>amplitude, A</w:t>
-      </w:r>
-      <w:r>
-        <w:t xml:space="preserve"> = maximum disturbance level from equilibrium. </w:t>
-      </w:r>
-    </w:p>
-    <w:p>
-      <w:pPr>
-        <w:pStyle w:val="ListBullet"/>
-      </w:pPr>
-      <w:r>
-        <w:t xml:space="preserve"> The </w:t>
-      </w:r>
-      <w:r>
-        <w:rPr>
-          <w:b/>
-        </w:rPr>
-        <w:t xml:space="preserve">wavelength, </w:t>
-      </w:r>
-      <w:r>
-        <w:t>λ</w:t>
-      </w:r>
-      <w:r>
-        <w:rPr>
-          <w:b/>
-        </w:rPr>
-        <w:t xml:space="preserve"> </w:t>
-      </w:r>
-      <w:r>
-        <w:t xml:space="preserve"> = the distance in space over which the disturbance repeats itself;  measured in meters (m).</w:t>
-      </w:r>
-    </w:p>
-    <w:p>
-      <w:pPr>
-        <w:pStyle w:val="ListBullet"/>
-      </w:pPr>
-      <w:r>
-        <w:t xml:space="preserve"> Identify the parts of the wave in the diagram below:</w:t>
-      </w:r>
-    </w:p>
-    <w:p>
-      <w:pPr>
-        <w:spacing w:before="100" w:after="160"/>
+        <w:keepNext/>
+        <w:spacing w:before="80" w:after="60"/>
         <w:jc w:val="center"/>
       </w:pPr>
       <w:r>
@@ -170,10 +468,10 @@
           <w:noProof/>
         </w:rPr>
         <w:drawing>
-          <wp:inline distT="0" distB="0" distL="0" distR="0" wp14:anchorId="5D456AA0" wp14:editId="4B18738F">
-            <wp:extent cx="4457700" cy="792029"/>
+          <wp:inline distT="0" distB="0" distL="0" distR="0">
+            <wp:extent cx="5212080" cy="926064"/>
             <wp:effectExtent l="0" t="0" r="0" b="0"/>
-            <wp:docPr id="1" name="Picture 1" descr="The electromagnetic spectrum illustration"/>
+            <wp:docPr id="1" name="Picture 1" descr="A wave shown as a function of position."/>
             <wp:cNvGraphicFramePr>
               <a:graphicFrameLocks xmlns:a="http://schemas.openxmlformats.org/drawingml/2006/main" noChangeAspect="1"/>
             </wp:cNvGraphicFramePr>
@@ -181,7 +479,7 @@
               <a:graphicData uri="http://schemas.openxmlformats.org/drawingml/2006/picture">
                 <pic:pic xmlns:pic="http://schemas.openxmlformats.org/drawingml/2006/picture">
                   <pic:nvPicPr>
-                    <pic:cNvPr id="0" name="electromagnetic-spectrum-1-1.png"/>
+                    <pic:cNvPr id="0" name="image1.png"/>
                     <pic:cNvPicPr/>
                   </pic:nvPicPr>
                   <pic:blipFill>
@@ -193,7 +491,7 @@
                   <pic:spPr>
                     <a:xfrm>
                       <a:off x="0" y="0"/>
-                      <a:ext cx="4457700" cy="792029"/>
+                      <a:ext cx="5212080" cy="926064"/>
                     </a:xfrm>
                     <a:prstGeom prst="rect">
                       <a:avLst/>
@@ -208,109 +506,51 @@
     </w:p>
     <w:p>
       <w:pPr>
-        <w:pStyle w:val="ListBullet"/>
+        <w:pStyle w:val="Caption"/>
+        <w:jc w:val="center"/>
       </w:pPr>
       <w:r>
-        <w:t xml:space="preserve"> The </w:t>
+        <w:t>A wave shown as a function of position.</w:t>
       </w:r>
+    </w:p>
+    <w:p>
+      <w:pPr>
+        <w:pStyle w:val="Heading1"/>
+      </w:pPr>
       <w:r>
-        <w:rPr>
-          <w:b/>
-        </w:rPr>
-        <w:t>wave speed</w:t>
-      </w:r>
-      <w:r>
-        <w:t xml:space="preserve"> = speed at which the disturbance (energy) travels through the medium.</w:t>
+        <w:t>Connect speed and wavelength</w:t>
       </w:r>
     </w:p>
     <w:p>
       <w:r>
-        <w:t xml:space="preserve">Wave speed depends on the properties of the medium. Electromagnetic waves travel at the  </w:t>
-      </w:r>
-      <w:r>
-        <w:rPr>
-          <w:i/>
-        </w:rPr>
-        <w:t>speed of light</w:t>
-      </w:r>
-      <w:r>
-        <w:t>, c = 3.00 x 10</w:t>
-      </w:r>
-      <w:r>
-        <w:rPr>
-          <w:vertAlign w:val="superscript"/>
-        </w:rPr>
-        <w:t>8</w:t>
-      </w:r>
-      <w:r>
-        <w:t xml:space="preserve"> m/s through empty space. </w:t>
+        <w:t>Wave speed satisfies v = fλ. In a vacuum, electromagnetic waves travel at c = 3.00 × 10⁸ m/s. Therefore c = fλ. Higher frequency means shorter wavelength at the same speed.</w:t>
       </w:r>
     </w:p>
     <w:p>
       <w:pPr>
-        <w:pStyle w:val="ListBullet"/>
+        <w:pStyle w:val="Heading1"/>
+        <w:pageBreakBefore/>
       </w:pPr>
       <w:r>
-        <w:t xml:space="preserve"> Relationship between wave speed (v), frequency, and wavelength:</w:t>
-      </w:r>
-    </w:p>
-    <w:p>
-      <w:r>
-        <w:t>v =  f·λ</w:t>
+        <w:lastRenderedPageBreak/>
+        <w:t>Calculate and compare wavelengths</w:t>
       </w:r>
     </w:p>
     <w:p>
       <w:pPr>
-        <w:spacing w:after="780"/>
-      </w:pPr>
-      <w:r>
-        <w:t>For electromagnetic waves:  c = f·λ = 3.00 x 10</w:t>
-      </w:r>
-      <w:r>
-        <w:rPr>
-          <w:vertAlign w:val="superscript"/>
-        </w:rPr>
-        <w:t>8</w:t>
-      </w:r>
-      <w:r>
-        <w:t xml:space="preserve"> m/s = constant</w:t>
-      </w:r>
-    </w:p>
-    <w:p>
-      <w:r>
-        <w:rPr>
-          <w:b/>
-        </w:rPr>
-        <w:t>The Electromagnetic Spectrum</w:t>
-      </w:r>
-      <w:r>
-        <w:t xml:space="preserve"> All electromagnetic waves travel at the same speed of 3.00 x 10</w:t>
-      </w:r>
-      <w:r>
-        <w:rPr>
-          <w:vertAlign w:val="superscript"/>
-        </w:rPr>
-        <w:t>8</w:t>
-      </w:r>
-      <w:r>
-        <w:t xml:space="preserve"> m/s, but the different parts of the  electromagnetic spectrum have different frequencies and, therefore, different wavelengths,  according to the wave relation equation c = f·λ. As the frequency increases, the wavelength  decreases. Different ranges of frequencies and wavelengths correspond to different parts of the  electromagnetic spectrum.</w:t>
-      </w:r>
-    </w:p>
-    <w:p>
-      <w:pPr>
-        <w:spacing w:before="100" w:after="160"/>
+        <w:keepNext/>
+        <w:spacing w:before="80" w:after="60"/>
         <w:jc w:val="center"/>
       </w:pPr>
       <w:r>
         <w:rPr>
           <w:noProof/>
         </w:rPr>
-        <w:lastRenderedPageBreak/>
         <w:drawing>
-          <wp:inline distT="0" distB="0" distL="0" distR="0" wp14:anchorId="04162353" wp14:editId="6055C99E">
-            <wp:extent cx="5634989" cy="2653491"/>
+          <wp:inline distT="0" distB="0" distL="0" distR="0">
+            <wp:extent cx="5852160" cy="2755756"/>
             <wp:effectExtent l="0" t="0" r="0" b="0"/>
-            <wp:docPr id="2" name="Picture 2" descr="The electromagnetic spectrum illustration"/>
+            <wp:docPr id="2" name="Picture 2" descr="The electromagnetic spectrum spans a wide range of wavelengths."/>
             <wp:cNvGraphicFramePr>
               <a:graphicFrameLocks xmlns:a="http://schemas.openxmlformats.org/drawingml/2006/main" noChangeAspect="1"/>
             </wp:cNvGraphicFramePr>
@@ -318,7 +558,7 @@
               <a:graphicData uri="http://schemas.openxmlformats.org/drawingml/2006/picture">
                 <pic:pic xmlns:pic="http://schemas.openxmlformats.org/drawingml/2006/picture">
                   <pic:nvPicPr>
-                    <pic:cNvPr id="0" name="electromagnetic-spectrum-2-1.png"/>
+                    <pic:cNvPr id="0" name="image2.png"/>
                     <pic:cNvPicPr/>
                   </pic:nvPicPr>
                   <pic:blipFill>
@@ -330,7 +570,7 @@
                   <pic:spPr>
                     <a:xfrm>
                       <a:off x="0" y="0"/>
-                      <a:ext cx="5634989" cy="2653491"/>
+                      <a:ext cx="5852160" cy="2755756"/>
                     </a:xfrm>
                     <a:prstGeom prst="rect">
                       <a:avLst/>
@@ -345,34 +585,122 @@
     </w:p>
     <w:p>
       <w:pPr>
-        <w:pStyle w:val="Heading1"/>
+        <w:pStyle w:val="Caption"/>
+        <w:jc w:val="center"/>
       </w:pPr>
       <w:r>
-        <w:t>EXERCISES</w:t>
+        <w:t>The electromagnetic spectrum spans a wide range of wavelengths.</w:t>
       </w:r>
     </w:p>
     <w:p>
       <w:pPr>
-        <w:spacing w:after="1004"/>
+        <w:pStyle w:val="Heading1"/>
       </w:pPr>
       <w:r>
-        <w:t>1. In Lesson 1 we discussed that the horn telescope is designed to detect radio waves at a  frequency of 1420 MHz. More exactly, these waves have a frequency of 1420.4 MHz.  Determine the wavelength of these waves. Express the answer in cm.</w:t>
+        <w:t>Hydrogen emission</w:t>
+      </w:r>
+    </w:p>
+    <w:p>
+      <w:r>
+        <w:t>3. The horn telescope detects neutral hydrogen near 1420.4 MHz. Calculate the wavelength and express your answer in centimeters.</w:t>
+      </w:r>
+    </w:p>
+    <w:p>
+      <w:r>
+        <w:rPr>
+          <w:color w:val="7F7F7F"/>
+        </w:rPr>
+        <w:t>________________________________________________________________________</w:t>
+      </w:r>
+    </w:p>
+    <w:p>
+      <w:r>
+        <w:rPr>
+          <w:color w:val="7F7F7F"/>
+        </w:rPr>
+        <w:t>________________________________________________________________________</w:t>
+      </w:r>
+    </w:p>
+    <w:p>
+      <w:r>
+        <w:rPr>
+          <w:color w:val="7F7F7F"/>
+        </w:rPr>
+        <w:t>________________________________________________________________________</w:t>
       </w:r>
     </w:p>
     <w:p>
       <w:pPr>
-        <w:spacing w:after="1004"/>
+        <w:pStyle w:val="Heading1"/>
       </w:pPr>
       <w:r>
-        <w:t xml:space="preserve">2. FM radio ranges from 87 MHz to107 MHz. Determine the range of wavelengths of these waves, in meters. Which frequency has the longest wavelength? </w:t>
+        <w:t>A radio frequency range</w:t>
+      </w:r>
+    </w:p>
+    <w:p>
+      <w:r>
+        <w:t>4. Consider signals from 87 MHz to 107 MHz. Calculate their wavelength range in meters. Which frequency has the longer wavelength?</w:t>
+      </w:r>
+    </w:p>
+    <w:p>
+      <w:r>
+        <w:rPr>
+          <w:color w:val="7F7F7F"/>
+        </w:rPr>
+        <w:t>________________________________________________________________________</w:t>
+      </w:r>
+    </w:p>
+    <w:p>
+      <w:r>
+        <w:rPr>
+          <w:color w:val="7F7F7F"/>
+        </w:rPr>
+        <w:t>________________________________________________________________________</w:t>
+      </w:r>
+    </w:p>
+    <w:p>
+      <w:r>
+        <w:rPr>
+          <w:color w:val="7F7F7F"/>
+        </w:rPr>
+        <w:t>________________________________________________________________________</w:t>
       </w:r>
     </w:p>
     <w:p>
       <w:pPr>
-        <w:spacing w:after="780"/>
+        <w:pStyle w:val="Heading1"/>
       </w:pPr>
       <w:r>
-        <w:t>3. X-rays have wavelengths on the order of the size of an atom. Determine a reasonable value for  the size (either diameter or radius) of an atom. Express this in meters. Then determine the  frequency of an electromagnetic wave with a wavelength equal to the size of this atom.</w:t>
+        <w:t>An atomic scale</w:t>
+      </w:r>
+    </w:p>
+    <w:p>
+      <w:r>
+        <w:t>5. X-ray wavelengths can be comparable to atomic dimensions. Choose a reasonable atomic diameter or radius and give its value in meters. Calculate the frequency of light with that wavelength. Record your source for the atomic size.</w:t>
+      </w:r>
+    </w:p>
+    <w:p>
+      <w:r>
+        <w:rPr>
+          <w:color w:val="7F7F7F"/>
+        </w:rPr>
+        <w:t>________________________________________________________________________</w:t>
+      </w:r>
+    </w:p>
+    <w:p>
+      <w:r>
+        <w:rPr>
+          <w:color w:val="7F7F7F"/>
+        </w:rPr>
+        <w:t>________________________________________________________________________</w:t>
+      </w:r>
+    </w:p>
+    <w:p>
+      <w:r>
+        <w:rPr>
+          <w:color w:val="7F7F7F"/>
+        </w:rPr>
+        <w:t>________________________________________________________________________</w:t>
       </w:r>
     </w:p>
     <w:sectPr>
@@ -383,7 +711,7 @@
       <w:headerReference w:type="first" r:id="rId14"/>
       <w:footerReference w:type="first" r:id="rId15"/>
       <w:pgSz w:w="12240" w:h="15840"/>
-      <w:pgMar w:top="1512" w:right="1080" w:bottom="1080" w:left="1080" w:header="432" w:footer="432" w:gutter="0"/>
+      <w:pgMar w:top="1512" w:right="1080" w:bottom="1008" w:left="1080" w:header="432" w:footer="432" w:gutter="0"/>
       <w:cols w:space="720"/>
       <w:docGrid w:linePitch="360"/>
     </w:sectPr>
@@ -741,31 +1069,31 @@
       </w:rPr>
     </w:lvl>
   </w:abstractNum>
-  <w:num w:numId="1" w16cid:durableId="683019880">
+  <w:num w:numId="1" w16cid:durableId="2013213653">
     <w:abstractNumId w:val="8"/>
   </w:num>
-  <w:num w:numId="2" w16cid:durableId="1696273034">
+  <w:num w:numId="2" w16cid:durableId="1314718113">
     <w:abstractNumId w:val="6"/>
   </w:num>
-  <w:num w:numId="3" w16cid:durableId="2082748941">
+  <w:num w:numId="3" w16cid:durableId="561213874">
     <w:abstractNumId w:val="5"/>
   </w:num>
-  <w:num w:numId="4" w16cid:durableId="1481724332">
+  <w:num w:numId="4" w16cid:durableId="637957408">
     <w:abstractNumId w:val="4"/>
   </w:num>
-  <w:num w:numId="5" w16cid:durableId="1194881846">
+  <w:num w:numId="5" w16cid:durableId="904952620">
     <w:abstractNumId w:val="7"/>
   </w:num>
-  <w:num w:numId="6" w16cid:durableId="1598824031">
+  <w:num w:numId="6" w16cid:durableId="1595548113">
     <w:abstractNumId w:val="3"/>
   </w:num>
-  <w:num w:numId="7" w16cid:durableId="1716464879">
+  <w:num w:numId="7" w16cid:durableId="1391727043">
     <w:abstractNumId w:val="2"/>
   </w:num>
-  <w:num w:numId="8" w16cid:durableId="57364858">
+  <w:num w:numId="8" w16cid:durableId="926695197">
     <w:abstractNumId w:val="1"/>
   </w:num>
-  <w:num w:numId="9" w16cid:durableId="2026635695">
+  <w:num w:numId="9" w16cid:durableId="533272150">
     <w:abstractNumId w:val="0"/>
   </w:num>
 </w:numbering>
@@ -776,7 +1104,7 @@
   <w:docDefaults>
     <w:rPrDefault>
       <w:rPr>
-        <w:rFonts w:ascii="Arial" w:eastAsia="Arial" w:hAnsi="Arial" w:cs="Arial"/>
+        <w:rFonts w:asciiTheme="minorHAnsi" w:eastAsiaTheme="minorEastAsia" w:hAnsiTheme="minorHAnsi" w:cstheme="minorBidi"/>
         <w:sz w:val="22"/>
         <w:szCs w:val="22"/>
         <w:lang w:val="en-US" w:eastAsia="en-US" w:bidi="ar-SA"/>
@@ -1165,6 +1493,7 @@
       <w:spacing w:after="140" w:line="264" w:lineRule="auto"/>
     </w:pPr>
     <w:rPr>
+      <w:rFonts w:ascii="Arial" w:hAnsi="Arial"/>
       <w:color w:val="000000"/>
     </w:rPr>
   </w:style>
@@ -1252,7 +1581,6 @@
       <w:bCs/>
       <w:i/>
       <w:iCs/>
-      <w:color w:val="4F81BD" w:themeColor="accent1"/>
     </w:rPr>
   </w:style>
   <w:style w:type="paragraph" w:styleId="Heading5">
@@ -1271,9 +1599,6 @@
       <w:spacing w:before="200" w:after="0"/>
       <w:outlineLvl w:val="4"/>
     </w:pPr>
-    <w:rPr>
-      <w:color w:val="243F60" w:themeColor="accent1" w:themeShade="7F"/>
-    </w:rPr>
   </w:style>
   <w:style w:type="paragraph" w:styleId="Heading6">
     <w:name w:val="heading 6"/>
@@ -1294,7 +1619,6 @@
     <w:rPr>
       <w:i/>
       <w:iCs/>
-      <w:color w:val="243F60" w:themeColor="accent1" w:themeShade="7F"/>
     </w:rPr>
   </w:style>
   <w:style w:type="paragraph" w:styleId="Heading7">
@@ -1316,7 +1640,6 @@
     <w:rPr>
       <w:i/>
       <w:iCs/>
-      <w:color w:val="404040" w:themeColor="text1" w:themeTint="BF"/>
     </w:rPr>
   </w:style>
   <w:style w:type="paragraph" w:styleId="Heading8">
@@ -1336,7 +1659,6 @@
       <w:outlineLvl w:val="7"/>
     </w:pPr>
     <w:rPr>
-      <w:color w:val="4F81BD" w:themeColor="accent1"/>
       <w:sz w:val="20"/>
       <w:szCs w:val="20"/>
     </w:rPr>
@@ -1360,7 +1682,6 @@
     <w:rPr>
       <w:i/>
       <w:iCs/>
-      <w:color w:val="404040" w:themeColor="text1" w:themeTint="BF"/>
       <w:sz w:val="20"/>
       <w:szCs w:val="20"/>
     </w:rPr>
@@ -1410,7 +1731,8 @@
     <w:uiPriority w:val="99"/>
     <w:rsid w:val="00E618BF"/>
     <w:rPr>
-      <w:rFonts w:ascii="Arial" w:eastAsia="Arial" w:hAnsi="Arial" w:cs="Arial"/>
+      <w:rFonts w:ascii="Arial" w:hAnsi="Arial"/>
+      <w:color w:val="000000"/>
     </w:rPr>
   </w:style>
   <w:style w:type="paragraph" w:styleId="Footer">
@@ -1434,7 +1756,8 @@
     <w:uiPriority w:val="99"/>
     <w:rsid w:val="00E618BF"/>
     <w:rPr>
-      <w:rFonts w:ascii="Arial" w:eastAsia="Arial" w:hAnsi="Arial" w:cs="Arial"/>
+      <w:rFonts w:ascii="Arial" w:hAnsi="Arial"/>
+      <w:color w:val="000000"/>
     </w:rPr>
   </w:style>
   <w:style w:type="paragraph" w:styleId="NoSpacing">
@@ -1445,6 +1768,10 @@
     <w:pPr>
       <w:spacing w:after="0" w:line="240" w:lineRule="auto"/>
     </w:pPr>
+    <w:rPr>
+      <w:rFonts w:ascii="Arial" w:hAnsi="Arial"/>
+      <w:color w:val="000000"/>
+    </w:rPr>
   </w:style>
   <w:style w:type="character" w:customStyle="1" w:styleId="Heading1Char">
     <w:name w:val="Heading 1 Char"/>
@@ -1453,10 +1780,11 @@
     <w:uiPriority w:val="9"/>
     <w:rsid w:val="00FC693F"/>
     <w:rPr>
+      <w:rFonts w:ascii="Arial" w:hAnsi="Arial"/>
       <w:b/>
       <w:bCs/>
       <w:color w:val="000000"/>
-      <w:sz w:val="30"/>
+      <w:sz w:val="28"/>
       <w:szCs w:val="28"/>
     </w:rPr>
   </w:style>
@@ -1467,10 +1795,11 @@
     <w:uiPriority w:val="9"/>
     <w:rsid w:val="00FC693F"/>
     <w:rPr>
+      <w:rFonts w:ascii="Arial" w:hAnsi="Arial"/>
       <w:b/>
       <w:bCs/>
       <w:color w:val="000000"/>
-      <w:sz w:val="24"/>
+      <w:sz w:val="26"/>
       <w:szCs w:val="26"/>
     </w:rPr>
   </w:style>
@@ -1481,6 +1810,7 @@
     <w:uiPriority w:val="9"/>
     <w:rsid w:val="00FC693F"/>
     <w:rPr>
+      <w:rFonts w:ascii="Arial" w:hAnsi="Arial"/>
       <w:b/>
       <w:bCs/>
       <w:color w:val="000000"/>
@@ -1495,7 +1825,7 @@
     <w:qFormat/>
     <w:rsid w:val="00FC693F"/>
     <w:pPr>
-      <w:spacing w:after="160" w:line="240" w:lineRule="auto"/>
+      <w:spacing w:line="240" w:lineRule="auto"/>
       <w:contextualSpacing/>
     </w:pPr>
     <w:rPr>
@@ -1511,9 +1841,10 @@
     <w:uiPriority w:val="10"/>
     <w:rsid w:val="00FC693F"/>
     <w:rPr>
+      <w:rFonts w:ascii="Arial" w:hAnsi="Arial"/>
       <w:color w:val="000000"/>
       <w:kern w:val="28"/>
-      <w:sz w:val="48"/>
+      <w:sz w:val="52"/>
       <w:szCs w:val="52"/>
     </w:rPr>
   </w:style>
@@ -1529,7 +1860,6 @@
       <w:numPr>
         <w:ilvl w:val="1"/>
       </w:numPr>
-      <w:spacing w:after="160"/>
     </w:pPr>
     <w:rPr>
       <w:iCs/>
@@ -1543,8 +1873,11 @@
     <w:uiPriority w:val="11"/>
     <w:rsid w:val="00FC693F"/>
     <w:rPr>
+      <w:rFonts w:ascii="Arial" w:hAnsi="Arial"/>
+      <w:i/>
       <w:iCs/>
       <w:color w:val="000000"/>
+      <w:sz w:val="24"/>
       <w:szCs w:val="24"/>
     </w:rPr>
   </w:style>
@@ -1577,7 +1910,8 @@
     <w:uiPriority w:val="99"/>
     <w:rsid w:val="00AA1D8D"/>
     <w:rPr>
-      <w:rFonts w:ascii="Arial" w:eastAsia="Arial" w:hAnsi="Arial" w:cs="Arial"/>
+      <w:rFonts w:ascii="Arial" w:hAnsi="Arial"/>
+      <w:color w:val="000000"/>
     </w:rPr>
   </w:style>
   <w:style w:type="paragraph" w:styleId="BodyText2">
@@ -1598,7 +1932,8 @@
     <w:uiPriority w:val="99"/>
     <w:rsid w:val="00AA1D8D"/>
     <w:rPr>
-      <w:rFonts w:ascii="Arial" w:eastAsia="Arial" w:hAnsi="Arial" w:cs="Arial"/>
+      <w:rFonts w:ascii="Arial" w:hAnsi="Arial"/>
+      <w:color w:val="000000"/>
     </w:rPr>
   </w:style>
   <w:style w:type="paragraph" w:styleId="BodyText3">
@@ -1623,7 +1958,8 @@
     <w:uiPriority w:val="99"/>
     <w:rsid w:val="00AA1D8D"/>
     <w:rPr>
-      <w:rFonts w:ascii="Arial" w:eastAsia="Arial" w:hAnsi="Arial" w:cs="Arial"/>
+      <w:rFonts w:ascii="Arial" w:hAnsi="Arial"/>
+      <w:color w:val="000000"/>
       <w:sz w:val="16"/>
       <w:szCs w:val="16"/>
     </w:rPr>
@@ -1793,6 +2129,8 @@
       </w:tabs>
     </w:pPr>
     <w:rPr>
+      <w:rFonts w:ascii="Arial" w:hAnsi="Arial"/>
+      <w:color w:val="000000"/>
       <w:sz w:val="20"/>
       <w:szCs w:val="20"/>
     </w:rPr>
@@ -1804,7 +2142,8 @@
     <w:uiPriority w:val="99"/>
     <w:rsid w:val="0029639D"/>
     <w:rPr>
-      <w:rFonts w:ascii="Arial" w:eastAsia="Arial" w:hAnsi="Arial" w:cs="Arial"/>
+      <w:rFonts w:ascii="Arial" w:hAnsi="Arial"/>
+      <w:color w:val="000000"/>
       <w:sz w:val="20"/>
       <w:szCs w:val="20"/>
     </w:rPr>
@@ -1820,7 +2159,6 @@
     <w:rPr>
       <w:i/>
       <w:iCs/>
-      <w:color w:val="000000" w:themeColor="text1"/>
     </w:rPr>
   </w:style>
   <w:style w:type="character" w:customStyle="1" w:styleId="QuoteChar">
@@ -1830,10 +2168,10 @@
     <w:uiPriority w:val="29"/>
     <w:rsid w:val="00FC693F"/>
     <w:rPr>
-      <w:rFonts w:ascii="Arial" w:eastAsia="Arial" w:hAnsi="Arial" w:cs="Arial"/>
+      <w:rFonts w:ascii="Arial" w:hAnsi="Arial"/>
       <w:i/>
       <w:iCs/>
-      <w:color w:val="000000" w:themeColor="text1"/>
+      <w:color w:val="000000"/>
     </w:rPr>
   </w:style>
   <w:style w:type="character" w:customStyle="1" w:styleId="Heading4Char">
@@ -1844,12 +2182,12 @@
     <w:semiHidden/>
     <w:rsid w:val="00FC693F"/>
     <w:rPr>
-      <w:rFonts w:ascii="Arial" w:eastAsia="Arial" w:hAnsi="Arial" w:cs="Arial"/>
+      <w:rFonts w:ascii="Arial" w:hAnsi="Arial"/>
       <w:b/>
       <w:bCs/>
       <w:i/>
       <w:iCs/>
-      <w:color w:val="4F81BD" w:themeColor="accent1"/>
+      <w:color w:val="000000"/>
     </w:rPr>
   </w:style>
   <w:style w:type="character" w:customStyle="1" w:styleId="Heading5Char">
@@ -1860,8 +2198,8 @@
     <w:semiHidden/>
     <w:rsid w:val="00FC693F"/>
     <w:rPr>
-      <w:rFonts w:ascii="Arial" w:eastAsia="Arial" w:hAnsi="Arial" w:cs="Arial"/>
-      <w:color w:val="243F60" w:themeColor="accent1" w:themeShade="7F"/>
+      <w:rFonts w:ascii="Arial" w:hAnsi="Arial"/>
+      <w:color w:val="000000"/>
     </w:rPr>
   </w:style>
   <w:style w:type="character" w:customStyle="1" w:styleId="Heading6Char">
@@ -1872,10 +2210,10 @@
     <w:semiHidden/>
     <w:rsid w:val="00FC693F"/>
     <w:rPr>
-      <w:rFonts w:ascii="Arial" w:eastAsia="Arial" w:hAnsi="Arial" w:cs="Arial"/>
+      <w:rFonts w:ascii="Arial" w:hAnsi="Arial"/>
       <w:i/>
       <w:iCs/>
-      <w:color w:val="243F60" w:themeColor="accent1" w:themeShade="7F"/>
+      <w:color w:val="000000"/>
     </w:rPr>
   </w:style>
   <w:style w:type="character" w:customStyle="1" w:styleId="Heading7Char">
@@ -1886,10 +2224,10 @@
     <w:semiHidden/>
     <w:rsid w:val="00FC693F"/>
     <w:rPr>
-      <w:rFonts w:ascii="Arial" w:eastAsia="Arial" w:hAnsi="Arial" w:cs="Arial"/>
+      <w:rFonts w:ascii="Arial" w:hAnsi="Arial"/>
       <w:i/>
       <w:iCs/>
-      <w:color w:val="404040" w:themeColor="text1" w:themeTint="BF"/>
+      <w:color w:val="000000"/>
     </w:rPr>
   </w:style>
   <w:style w:type="character" w:customStyle="1" w:styleId="Heading8Char">
@@ -1900,8 +2238,8 @@
     <w:semiHidden/>
     <w:rsid w:val="00FC693F"/>
     <w:rPr>
-      <w:rFonts w:ascii="Arial" w:eastAsia="Arial" w:hAnsi="Arial" w:cs="Arial"/>
-      <w:color w:val="4F81BD" w:themeColor="accent1"/>
+      <w:rFonts w:ascii="Arial" w:hAnsi="Arial"/>
+      <w:color w:val="000000"/>
       <w:sz w:val="20"/>
       <w:szCs w:val="20"/>
     </w:rPr>
@@ -1914,10 +2252,10 @@
     <w:semiHidden/>
     <w:rsid w:val="00FC693F"/>
     <w:rPr>
-      <w:rFonts w:ascii="Arial" w:eastAsia="Arial" w:hAnsi="Arial" w:cs="Arial"/>
+      <w:rFonts w:ascii="Arial" w:hAnsi="Arial"/>
       <w:i/>
       <w:iCs/>
-      <w:color w:val="404040" w:themeColor="text1" w:themeTint="BF"/>
+      <w:color w:val="000000"/>
       <w:sz w:val="20"/>
       <w:szCs w:val="20"/>
     </w:rPr>
@@ -1935,6 +2273,7 @@
       <w:spacing w:line="240" w:lineRule="auto"/>
     </w:pPr>
     <w:rPr>
+      <w:b/>
       <w:bCs/>
       <w:sz w:val="20"/>
       <w:szCs w:val="18"/>
@@ -1947,9 +2286,10 @@
     <w:qFormat/>
     <w:rsid w:val="00FC693F"/>
     <w:rPr>
-      <w:rFonts w:ascii="Arial" w:eastAsia="Arial" w:hAnsi="Arial" w:cs="Arial"/>
+      <w:rFonts w:ascii="Arial" w:hAnsi="Arial"/>
       <w:b/>
       <w:bCs/>
+      <w:color w:val="000000"/>
     </w:rPr>
   </w:style>
   <w:style w:type="character" w:styleId="Emphasis">
@@ -1959,9 +2299,10 @@
     <w:qFormat/>
     <w:rsid w:val="00FC693F"/>
     <w:rPr>
-      <w:rFonts w:ascii="Arial" w:eastAsia="Arial" w:hAnsi="Arial" w:cs="Arial"/>
+      <w:rFonts w:ascii="Arial" w:hAnsi="Arial"/>
       <w:i/>
       <w:iCs/>
+      <w:color w:val="000000"/>
     </w:rPr>
   </w:style>
   <w:style w:type="paragraph" w:styleId="IntenseQuote">
@@ -1973,6 +2314,9 @@
     <w:qFormat/>
     <w:rsid w:val="00FC693F"/>
     <w:pPr>
+      <w:pBdr>
+        <w:bottom w:val="single" w:sz="4" w:space="4" w:color="4F81BD" w:themeColor="accent1"/>
+      </w:pBdr>
       <w:spacing w:before="200" w:after="280"/>
       <w:ind w:left="936" w:right="936"/>
     </w:pPr>
@@ -1981,7 +2325,6 @@
       <w:bCs/>
       <w:i/>
       <w:iCs/>
-      <w:color w:val="4F81BD" w:themeColor="accent1"/>
     </w:rPr>
   </w:style>
   <w:style w:type="character" w:customStyle="1" w:styleId="IntenseQuoteChar">
@@ -1991,12 +2334,12 @@
     <w:uiPriority w:val="30"/>
     <w:rsid w:val="00FC693F"/>
     <w:rPr>
-      <w:rFonts w:ascii="Arial" w:eastAsia="Arial" w:hAnsi="Arial" w:cs="Arial"/>
+      <w:rFonts w:ascii="Arial" w:hAnsi="Arial"/>
       <w:b/>
       <w:bCs/>
       <w:i/>
       <w:iCs/>
-      <w:color w:val="4F81BD" w:themeColor="accent1"/>
+      <w:color w:val="000000"/>
     </w:rPr>
   </w:style>
   <w:style w:type="character" w:styleId="SubtleEmphasis">
@@ -2006,10 +2349,10 @@
     <w:qFormat/>
     <w:rsid w:val="00FC693F"/>
     <w:rPr>
-      <w:rFonts w:ascii="Arial" w:eastAsia="Arial" w:hAnsi="Arial" w:cs="Arial"/>
+      <w:rFonts w:ascii="Arial" w:hAnsi="Arial"/>
       <w:i/>
       <w:iCs/>
-      <w:color w:val="808080" w:themeColor="text1" w:themeTint="7F"/>
+      <w:color w:val="000000"/>
     </w:rPr>
   </w:style>
   <w:style w:type="character" w:styleId="IntenseEmphasis">
@@ -2019,12 +2362,12 @@
     <w:qFormat/>
     <w:rsid w:val="00FC693F"/>
     <w:rPr>
-      <w:rFonts w:ascii="Arial" w:eastAsia="Arial" w:hAnsi="Arial" w:cs="Arial"/>
+      <w:rFonts w:ascii="Arial" w:hAnsi="Arial"/>
       <w:b/>
       <w:bCs/>
       <w:i/>
       <w:iCs/>
-      <w:color w:val="4F81BD" w:themeColor="accent1"/>
+      <w:color w:val="000000"/>
     </w:rPr>
   </w:style>
   <w:style w:type="character" w:styleId="SubtleReference">
@@ -2034,9 +2377,9 @@
     <w:qFormat/>
     <w:rsid w:val="00FC693F"/>
     <w:rPr>
-      <w:rFonts w:ascii="Arial" w:eastAsia="Arial" w:hAnsi="Arial" w:cs="Arial"/>
+      <w:rFonts w:ascii="Arial" w:hAnsi="Arial"/>
       <w:smallCaps/>
-      <w:color w:val="C0504D" w:themeColor="accent2"/>
+      <w:color w:val="000000"/>
       <w:u w:val="single"/>
     </w:rPr>
   </w:style>
@@ -2047,11 +2390,11 @@
     <w:qFormat/>
     <w:rsid w:val="00FC693F"/>
     <w:rPr>
-      <w:rFonts w:ascii="Arial" w:eastAsia="Arial" w:hAnsi="Arial" w:cs="Arial"/>
+      <w:rFonts w:ascii="Arial" w:hAnsi="Arial"/>
       <w:b/>
       <w:bCs/>
       <w:smallCaps/>
-      <w:color w:val="C0504D" w:themeColor="accent2"/>
+      <w:color w:val="000000"/>
       <w:spacing w:val="5"/>
       <w:u w:val="single"/>
     </w:rPr>
@@ -2063,10 +2406,11 @@
     <w:qFormat/>
     <w:rsid w:val="00FC693F"/>
     <w:rPr>
-      <w:rFonts w:ascii="Arial" w:eastAsia="Arial" w:hAnsi="Arial" w:cs="Arial"/>
+      <w:rFonts w:ascii="Arial" w:hAnsi="Arial"/>
       <w:b/>
       <w:bCs/>
       <w:smallCaps/>
+      <w:color w:val="000000"/>
       <w:spacing w:val="5"/>
     </w:rPr>
   </w:style>
@@ -2126,7 +2470,6 @@
         <w:spacing w:before="0" w:after="0" w:line="240" w:lineRule="auto"/>
       </w:pPr>
       <w:rPr>
-        <w:rFonts w:ascii="Arial" w:eastAsia="Arial" w:hAnsi="Arial" w:cs="Arial"/>
         <w:b/>
         <w:bCs/>
       </w:rPr>
@@ -2147,7 +2490,6 @@
         <w:spacing w:before="0" w:after="0" w:line="240" w:lineRule="auto"/>
       </w:pPr>
       <w:rPr>
-        <w:rFonts w:ascii="Arial" w:eastAsia="Arial" w:hAnsi="Arial" w:cs="Arial"/>
         <w:b/>
         <w:bCs/>
       </w:rPr>
@@ -2165,14 +2507,12 @@
     </w:tblStylePr>
     <w:tblStylePr w:type="firstCol">
       <w:rPr>
-        <w:rFonts w:ascii="Arial" w:eastAsia="Arial" w:hAnsi="Arial" w:cs="Arial"/>
         <w:b/>
         <w:bCs/>
       </w:rPr>
     </w:tblStylePr>
     <w:tblStylePr w:type="lastCol">
       <w:rPr>
-        <w:rFonts w:ascii="Arial" w:eastAsia="Arial" w:hAnsi="Arial" w:cs="Arial"/>
         <w:b/>
         <w:bCs/>
       </w:rPr>
@@ -2226,7 +2566,6 @@
         <w:spacing w:before="0" w:after="0" w:line="240" w:lineRule="auto"/>
       </w:pPr>
       <w:rPr>
-        <w:rFonts w:ascii="Arial" w:eastAsia="Arial" w:hAnsi="Arial" w:cs="Arial"/>
         <w:b/>
         <w:bCs/>
       </w:rPr>
@@ -2247,7 +2586,6 @@
         <w:spacing w:before="0" w:after="0" w:line="240" w:lineRule="auto"/>
       </w:pPr>
       <w:rPr>
-        <w:rFonts w:ascii="Arial" w:eastAsia="Arial" w:hAnsi="Arial" w:cs="Arial"/>
         <w:b/>
         <w:bCs/>
       </w:rPr>
@@ -2265,14 +2603,12 @@
     </w:tblStylePr>
     <w:tblStylePr w:type="firstCol">
       <w:rPr>
-        <w:rFonts w:ascii="Arial" w:eastAsia="Arial" w:hAnsi="Arial" w:cs="Arial"/>
         <w:b/>
         <w:bCs/>
       </w:rPr>
     </w:tblStylePr>
     <w:tblStylePr w:type="lastCol">
       <w:rPr>
-        <w:rFonts w:ascii="Arial" w:eastAsia="Arial" w:hAnsi="Arial" w:cs="Arial"/>
         <w:b/>
         <w:bCs/>
       </w:rPr>
@@ -2326,7 +2662,6 @@
         <w:spacing w:before="0" w:after="0" w:line="240" w:lineRule="auto"/>
       </w:pPr>
       <w:rPr>
-        <w:rFonts w:ascii="Arial" w:eastAsia="Arial" w:hAnsi="Arial" w:cs="Arial"/>
         <w:b/>
         <w:bCs/>
       </w:rPr>
@@ -2347,7 +2682,6 @@
         <w:spacing w:before="0" w:after="0" w:line="240" w:lineRule="auto"/>
       </w:pPr>
       <w:rPr>
-        <w:rFonts w:ascii="Arial" w:eastAsia="Arial" w:hAnsi="Arial" w:cs="Arial"/>
         <w:b/>
         <w:bCs/>
       </w:rPr>
@@ -2365,14 +2699,12 @@
     </w:tblStylePr>
     <w:tblStylePr w:type="firstCol">
       <w:rPr>
-        <w:rFonts w:ascii="Arial" w:eastAsia="Arial" w:hAnsi="Arial" w:cs="Arial"/>
         <w:b/>
         <w:bCs/>
       </w:rPr>
     </w:tblStylePr>
     <w:tblStylePr w:type="lastCol">
       <w:rPr>
-        <w:rFonts w:ascii="Arial" w:eastAsia="Arial" w:hAnsi="Arial" w:cs="Arial"/>
         <w:b/>
         <w:bCs/>
       </w:rPr>
@@ -2426,7 +2758,6 @@
         <w:spacing w:before="0" w:after="0" w:line="240" w:lineRule="auto"/>
       </w:pPr>
       <w:rPr>
-        <w:rFonts w:ascii="Arial" w:eastAsia="Arial" w:hAnsi="Arial" w:cs="Arial"/>
         <w:b/>
         <w:bCs/>
       </w:rPr>
@@ -2447,7 +2778,6 @@
         <w:spacing w:before="0" w:after="0" w:line="240" w:lineRule="auto"/>
       </w:pPr>
       <w:rPr>
-        <w:rFonts w:ascii="Arial" w:eastAsia="Arial" w:hAnsi="Arial" w:cs="Arial"/>
         <w:b/>
         <w:bCs/>
       </w:rPr>
@@ -2465,14 +2795,12 @@
     </w:tblStylePr>
     <w:tblStylePr w:type="firstCol">
       <w:rPr>
-        <w:rFonts w:ascii="Arial" w:eastAsia="Arial" w:hAnsi="Arial" w:cs="Arial"/>
         <w:b/>
         <w:bCs/>
       </w:rPr>
     </w:tblStylePr>
     <w:tblStylePr w:type="lastCol">
       <w:rPr>
-        <w:rFonts w:ascii="Arial" w:eastAsia="Arial" w:hAnsi="Arial" w:cs="Arial"/>
         <w:b/>
         <w:bCs/>
       </w:rPr>
@@ -2526,7 +2854,6 @@
         <w:spacing w:before="0" w:after="0" w:line="240" w:lineRule="auto"/>
       </w:pPr>
       <w:rPr>
-        <w:rFonts w:ascii="Arial" w:eastAsia="Arial" w:hAnsi="Arial" w:cs="Arial"/>
         <w:b/>
         <w:bCs/>
       </w:rPr>
@@ -2547,7 +2874,6 @@
         <w:spacing w:before="0" w:after="0" w:line="240" w:lineRule="auto"/>
       </w:pPr>
       <w:rPr>
-        <w:rFonts w:ascii="Arial" w:eastAsia="Arial" w:hAnsi="Arial" w:cs="Arial"/>
         <w:b/>
         <w:bCs/>
       </w:rPr>
@@ -2565,14 +2891,12 @@
     </w:tblStylePr>
     <w:tblStylePr w:type="firstCol">
       <w:rPr>
-        <w:rFonts w:ascii="Arial" w:eastAsia="Arial" w:hAnsi="Arial" w:cs="Arial"/>
         <w:b/>
         <w:bCs/>
       </w:rPr>
     </w:tblStylePr>
     <w:tblStylePr w:type="lastCol">
       <w:rPr>
-        <w:rFonts w:ascii="Arial" w:eastAsia="Arial" w:hAnsi="Arial" w:cs="Arial"/>
         <w:b/>
         <w:bCs/>
       </w:rPr>
@@ -2626,7 +2950,6 @@
         <w:spacing w:before="0" w:after="0" w:line="240" w:lineRule="auto"/>
       </w:pPr>
       <w:rPr>
-        <w:rFonts w:ascii="Arial" w:eastAsia="Arial" w:hAnsi="Arial" w:cs="Arial"/>
         <w:b/>
         <w:bCs/>
       </w:rPr>
@@ -2647,7 +2970,6 @@
         <w:spacing w:before="0" w:after="0" w:line="240" w:lineRule="auto"/>
       </w:pPr>
       <w:rPr>
-        <w:rFonts w:ascii="Arial" w:eastAsia="Arial" w:hAnsi="Arial" w:cs="Arial"/>
         <w:b/>
         <w:bCs/>
       </w:rPr>
@@ -2665,14 +2987,12 @@
     </w:tblStylePr>
     <w:tblStylePr w:type="firstCol">
       <w:rPr>
-        <w:rFonts w:ascii="Arial" w:eastAsia="Arial" w:hAnsi="Arial" w:cs="Arial"/>
         <w:b/>
         <w:bCs/>
       </w:rPr>
     </w:tblStylePr>
     <w:tblStylePr w:type="lastCol">
       <w:rPr>
-        <w:rFonts w:ascii="Arial" w:eastAsia="Arial" w:hAnsi="Arial" w:cs="Arial"/>
         <w:b/>
         <w:bCs/>
       </w:rPr>
@@ -2726,7 +3046,6 @@
         <w:spacing w:before="0" w:after="0" w:line="240" w:lineRule="auto"/>
       </w:pPr>
       <w:rPr>
-        <w:rFonts w:ascii="Arial" w:eastAsia="Arial" w:hAnsi="Arial" w:cs="Arial"/>
         <w:b/>
         <w:bCs/>
       </w:rPr>
@@ -2747,7 +3066,6 @@
         <w:spacing w:before="0" w:after="0" w:line="240" w:lineRule="auto"/>
       </w:pPr>
       <w:rPr>
-        <w:rFonts w:ascii="Arial" w:eastAsia="Arial" w:hAnsi="Arial" w:cs="Arial"/>
         <w:b/>
         <w:bCs/>
       </w:rPr>
@@ -2765,14 +3083,12 @@
     </w:tblStylePr>
     <w:tblStylePr w:type="firstCol">
       <w:rPr>
-        <w:rFonts w:ascii="Arial" w:eastAsia="Arial" w:hAnsi="Arial" w:cs="Arial"/>
         <w:b/>
         <w:bCs/>
       </w:rPr>
     </w:tblStylePr>
     <w:tblStylePr w:type="lastCol">
       <w:rPr>
-        <w:rFonts w:ascii="Arial" w:eastAsia="Arial" w:hAnsi="Arial" w:cs="Arial"/>
         <w:b/>
         <w:bCs/>
       </w:rPr>
@@ -2825,7 +3141,6 @@
         <w:spacing w:before="0" w:after="0" w:line="240" w:lineRule="auto"/>
       </w:pPr>
       <w:rPr>
-        <w:rFonts w:ascii="Arial" w:eastAsia="Arial" w:hAnsi="Arial" w:cs="Arial"/>
         <w:b/>
         <w:bCs/>
         <w:color w:val="FFFFFF" w:themeColor="background1"/>
@@ -2840,7 +3155,6 @@
         <w:spacing w:before="0" w:after="0" w:line="240" w:lineRule="auto"/>
       </w:pPr>
       <w:rPr>
-        <w:rFonts w:ascii="Arial" w:eastAsia="Arial" w:hAnsi="Arial" w:cs="Arial"/>
         <w:b/>
         <w:bCs/>
       </w:rPr>
@@ -2856,14 +3170,12 @@
     </w:tblStylePr>
     <w:tblStylePr w:type="firstCol">
       <w:rPr>
-        <w:rFonts w:ascii="Arial" w:eastAsia="Arial" w:hAnsi="Arial" w:cs="Arial"/>
         <w:b/>
         <w:bCs/>
       </w:rPr>
     </w:tblStylePr>
     <w:tblStylePr w:type="lastCol">
       <w:rPr>
-        <w:rFonts w:ascii="Arial" w:eastAsia="Arial" w:hAnsi="Arial" w:cs="Arial"/>
         <w:b/>
         <w:bCs/>
       </w:rPr>
@@ -2914,7 +3226,6 @@
         <w:spacing w:before="0" w:after="0" w:line="240" w:lineRule="auto"/>
       </w:pPr>
       <w:rPr>
-        <w:rFonts w:ascii="Arial" w:eastAsia="Arial" w:hAnsi="Arial" w:cs="Arial"/>
         <w:b/>
         <w:bCs/>
         <w:color w:val="FFFFFF" w:themeColor="background1"/>
@@ -2929,7 +3240,6 @@
         <w:spacing w:before="0" w:after="0" w:line="240" w:lineRule="auto"/>
       </w:pPr>
       <w:rPr>
-        <w:rFonts w:ascii="Arial" w:eastAsia="Arial" w:hAnsi="Arial" w:cs="Arial"/>
         <w:b/>
         <w:bCs/>
       </w:rPr>
@@ -2945,14 +3255,12 @@
     </w:tblStylePr>
     <w:tblStylePr w:type="firstCol">
       <w:rPr>
-        <w:rFonts w:ascii="Arial" w:eastAsia="Arial" w:hAnsi="Arial" w:cs="Arial"/>
         <w:b/>
         <w:bCs/>
       </w:rPr>
     </w:tblStylePr>
     <w:tblStylePr w:type="lastCol">
       <w:rPr>
-        <w:rFonts w:ascii="Arial" w:eastAsia="Arial" w:hAnsi="Arial" w:cs="Arial"/>
         <w:b/>
         <w:bCs/>
       </w:rPr>
@@ -3003,7 +3311,6 @@
         <w:spacing w:before="0" w:after="0" w:line="240" w:lineRule="auto"/>
       </w:pPr>
       <w:rPr>
-        <w:rFonts w:ascii="Arial" w:eastAsia="Arial" w:hAnsi="Arial" w:cs="Arial"/>
         <w:b/>
         <w:bCs/>
         <w:color w:val="FFFFFF" w:themeColor="background1"/>
@@ -3018,7 +3325,6 @@
         <w:spacing w:before="0" w:after="0" w:line="240" w:lineRule="auto"/>
       </w:pPr>
       <w:rPr>
-        <w:rFonts w:ascii="Arial" w:eastAsia="Arial" w:hAnsi="Arial" w:cs="Arial"/>
         <w:b/>
         <w:bCs/>
       </w:rPr>
@@ -3034,14 +3340,12 @@
     </w:tblStylePr>
     <w:tblStylePr w:type="firstCol">
       <w:rPr>
-        <w:rFonts w:ascii="Arial" w:eastAsia="Arial" w:hAnsi="Arial" w:cs="Arial"/>
         <w:b/>
         <w:bCs/>
       </w:rPr>
     </w:tblStylePr>
     <w:tblStylePr w:type="lastCol">
       <w:rPr>
-        <w:rFonts w:ascii="Arial" w:eastAsia="Arial" w:hAnsi="Arial" w:cs="Arial"/>
         <w:b/>
         <w:bCs/>
       </w:rPr>
@@ -3092,7 +3396,6 @@
         <w:spacing w:before="0" w:after="0" w:line="240" w:lineRule="auto"/>
       </w:pPr>
       <w:rPr>
-        <w:rFonts w:ascii="Arial" w:eastAsia="Arial" w:hAnsi="Arial" w:cs="Arial"/>
         <w:b/>
         <w:bCs/>
         <w:color w:val="FFFFFF" w:themeColor="background1"/>
@@ -3107,7 +3410,6 @@
         <w:spacing w:before="0" w:after="0" w:line="240" w:lineRule="auto"/>
       </w:pPr>
       <w:rPr>
-        <w:rFonts w:ascii="Arial" w:eastAsia="Arial" w:hAnsi="Arial" w:cs="Arial"/>
         <w:b/>
         <w:bCs/>
       </w:rPr>
@@ -3123,14 +3425,12 @@
     </w:tblStylePr>
     <w:tblStylePr w:type="firstCol">
       <w:rPr>
-        <w:rFonts w:ascii="Arial" w:eastAsia="Arial" w:hAnsi="Arial" w:cs="Arial"/>
         <w:b/>
         <w:bCs/>
       </w:rPr>
     </w:tblStylePr>
     <w:tblStylePr w:type="lastCol">
       <w:rPr>
-        <w:rFonts w:ascii="Arial" w:eastAsia="Arial" w:hAnsi="Arial" w:cs="Arial"/>
         <w:b/>
         <w:bCs/>
       </w:rPr>
@@ -3181,7 +3481,6 @@
         <w:spacing w:before="0" w:after="0" w:line="240" w:lineRule="auto"/>
       </w:pPr>
       <w:rPr>
-        <w:rFonts w:ascii="Arial" w:eastAsia="Arial" w:hAnsi="Arial" w:cs="Arial"/>
         <w:b/>
         <w:bCs/>
         <w:color w:val="FFFFFF" w:themeColor="background1"/>
@@ -3196,7 +3495,6 @@
         <w:spacing w:before="0" w:after="0" w:line="240" w:lineRule="auto"/>
       </w:pPr>
       <w:rPr>
-        <w:rFonts w:ascii="Arial" w:eastAsia="Arial" w:hAnsi="Arial" w:cs="Arial"/>
         <w:b/>
         <w:bCs/>
       </w:rPr>
@@ -3212,14 +3510,12 @@
     </w:tblStylePr>
     <w:tblStylePr w:type="firstCol">
       <w:rPr>
-        <w:rFonts w:ascii="Arial" w:eastAsia="Arial" w:hAnsi="Arial" w:cs="Arial"/>
         <w:b/>
         <w:bCs/>
       </w:rPr>
     </w:tblStylePr>
     <w:tblStylePr w:type="lastCol">
       <w:rPr>
-        <w:rFonts w:ascii="Arial" w:eastAsia="Arial" w:hAnsi="Arial" w:cs="Arial"/>
         <w:b/>
         <w:bCs/>
       </w:rPr>
@@ -3270,7 +3566,6 @@
         <w:spacing w:before="0" w:after="0" w:line="240" w:lineRule="auto"/>
       </w:pPr>
       <w:rPr>
-        <w:rFonts w:ascii="Arial" w:eastAsia="Arial" w:hAnsi="Arial" w:cs="Arial"/>
         <w:b/>
         <w:bCs/>
         <w:color w:val="FFFFFF" w:themeColor="background1"/>
@@ -3285,7 +3580,6 @@
         <w:spacing w:before="0" w:after="0" w:line="240" w:lineRule="auto"/>
       </w:pPr>
       <w:rPr>
-        <w:rFonts w:ascii="Arial" w:eastAsia="Arial" w:hAnsi="Arial" w:cs="Arial"/>
         <w:b/>
         <w:bCs/>
       </w:rPr>
@@ -3301,14 +3595,12 @@
     </w:tblStylePr>
     <w:tblStylePr w:type="firstCol">
       <w:rPr>
-        <w:rFonts w:ascii="Arial" w:eastAsia="Arial" w:hAnsi="Arial" w:cs="Arial"/>
         <w:b/>
         <w:bCs/>
       </w:rPr>
     </w:tblStylePr>
     <w:tblStylePr w:type="lastCol">
       <w:rPr>
-        <w:rFonts w:ascii="Arial" w:eastAsia="Arial" w:hAnsi="Arial" w:cs="Arial"/>
         <w:b/>
         <w:bCs/>
       </w:rPr>
@@ -3359,7 +3651,6 @@
         <w:spacing w:before="0" w:after="0" w:line="240" w:lineRule="auto"/>
       </w:pPr>
       <w:rPr>
-        <w:rFonts w:ascii="Arial" w:eastAsia="Arial" w:hAnsi="Arial" w:cs="Arial"/>
         <w:b/>
         <w:bCs/>
         <w:color w:val="FFFFFF" w:themeColor="background1"/>
@@ -3374,7 +3665,6 @@
         <w:spacing w:before="0" w:after="0" w:line="240" w:lineRule="auto"/>
       </w:pPr>
       <w:rPr>
-        <w:rFonts w:ascii="Arial" w:eastAsia="Arial" w:hAnsi="Arial" w:cs="Arial"/>
         <w:b/>
         <w:bCs/>
       </w:rPr>
@@ -3390,14 +3680,12 @@
     </w:tblStylePr>
     <w:tblStylePr w:type="firstCol">
       <w:rPr>
-        <w:rFonts w:ascii="Arial" w:eastAsia="Arial" w:hAnsi="Arial" w:cs="Arial"/>
         <w:b/>
         <w:bCs/>
       </w:rPr>
     </w:tblStylePr>
     <w:tblStylePr w:type="lastCol">
       <w:rPr>
-        <w:rFonts w:ascii="Arial" w:eastAsia="Arial" w:hAnsi="Arial" w:cs="Arial"/>
         <w:b/>
         <w:bCs/>
       </w:rPr>
@@ -3450,7 +3738,7 @@
         <w:spacing w:before="0" w:after="0" w:line="240" w:lineRule="auto"/>
       </w:pPr>
       <w:rPr>
-        <w:rFonts w:ascii="Arial" w:eastAsia="Arial" w:hAnsi="Arial" w:cs="Arial"/>
+        <w:rFonts w:asciiTheme="majorHAnsi" w:eastAsiaTheme="majorEastAsia" w:hAnsiTheme="majorHAnsi" w:cstheme="majorBidi"/>
         <w:b/>
         <w:bCs/>
       </w:rPr>
@@ -3471,7 +3759,7 @@
         <w:spacing w:before="0" w:after="0" w:line="240" w:lineRule="auto"/>
       </w:pPr>
       <w:rPr>
-        <w:rFonts w:ascii="Arial" w:eastAsia="Arial" w:hAnsi="Arial" w:cs="Arial"/>
+        <w:rFonts w:asciiTheme="majorHAnsi" w:eastAsiaTheme="majorEastAsia" w:hAnsiTheme="majorHAnsi" w:cstheme="majorBidi"/>
         <w:b/>
         <w:bCs/>
       </w:rPr>
@@ -3489,14 +3777,14 @@
     </w:tblStylePr>
     <w:tblStylePr w:type="firstCol">
       <w:rPr>
-        <w:rFonts w:ascii="Arial" w:eastAsia="Arial" w:hAnsi="Arial" w:cs="Arial"/>
+        <w:rFonts w:asciiTheme="majorHAnsi" w:eastAsiaTheme="majorEastAsia" w:hAnsiTheme="majorHAnsi" w:cstheme="majorBidi"/>
         <w:b/>
         <w:bCs/>
       </w:rPr>
     </w:tblStylePr>
     <w:tblStylePr w:type="lastCol">
       <w:rPr>
-        <w:rFonts w:ascii="Arial" w:eastAsia="Arial" w:hAnsi="Arial" w:cs="Arial"/>
+        <w:rFonts w:asciiTheme="majorHAnsi" w:eastAsiaTheme="majorEastAsia" w:hAnsiTheme="majorHAnsi" w:cstheme="majorBidi"/>
         <w:b/>
         <w:bCs/>
       </w:rPr>
@@ -3573,7 +3861,7 @@
         <w:spacing w:before="0" w:after="0" w:line="240" w:lineRule="auto"/>
       </w:pPr>
       <w:rPr>
-        <w:rFonts w:ascii="Arial" w:eastAsia="Arial" w:hAnsi="Arial" w:cs="Arial"/>
+        <w:rFonts w:asciiTheme="majorHAnsi" w:eastAsiaTheme="majorEastAsia" w:hAnsiTheme="majorHAnsi" w:cstheme="majorBidi"/>
         <w:b/>
         <w:bCs/>
       </w:rPr>
@@ -3594,7 +3882,7 @@
         <w:spacing w:before="0" w:after="0" w:line="240" w:lineRule="auto"/>
       </w:pPr>
       <w:rPr>
-        <w:rFonts w:ascii="Arial" w:eastAsia="Arial" w:hAnsi="Arial" w:cs="Arial"/>
+        <w:rFonts w:asciiTheme="majorHAnsi" w:eastAsiaTheme="majorEastAsia" w:hAnsiTheme="majorHAnsi" w:cstheme="majorBidi"/>
         <w:b/>
         <w:bCs/>
       </w:rPr>
@@ -3612,14 +3900,14 @@
     </w:tblStylePr>
     <w:tblStylePr w:type="firstCol">
       <w:rPr>
-        <w:rFonts w:ascii="Arial" w:eastAsia="Arial" w:hAnsi="Arial" w:cs="Arial"/>
+        <w:rFonts w:asciiTheme="majorHAnsi" w:eastAsiaTheme="majorEastAsia" w:hAnsiTheme="majorHAnsi" w:cstheme="majorBidi"/>
         <w:b/>
         <w:bCs/>
       </w:rPr>
     </w:tblStylePr>
     <w:tblStylePr w:type="lastCol">
       <w:rPr>
-        <w:rFonts w:ascii="Arial" w:eastAsia="Arial" w:hAnsi="Arial" w:cs="Arial"/>
+        <w:rFonts w:asciiTheme="majorHAnsi" w:eastAsiaTheme="majorEastAsia" w:hAnsiTheme="majorHAnsi" w:cstheme="majorBidi"/>
         <w:b/>
         <w:bCs/>
       </w:rPr>
@@ -3696,7 +3984,7 @@
         <w:spacing w:before="0" w:after="0" w:line="240" w:lineRule="auto"/>
       </w:pPr>
       <w:rPr>
-        <w:rFonts w:ascii="Arial" w:eastAsia="Arial" w:hAnsi="Arial" w:cs="Arial"/>
+        <w:rFonts w:asciiTheme="majorHAnsi" w:eastAsiaTheme="majorEastAsia" w:hAnsiTheme="majorHAnsi" w:cstheme="majorBidi"/>
         <w:b/>
         <w:bCs/>
       </w:rPr>
@@ -3717,7 +4005,7 @@
         <w:spacing w:before="0" w:after="0" w:line="240" w:lineRule="auto"/>
       </w:pPr>
       <w:rPr>
-        <w:rFonts w:ascii="Arial" w:eastAsia="Arial" w:hAnsi="Arial" w:cs="Arial"/>
+        <w:rFonts w:asciiTheme="majorHAnsi" w:eastAsiaTheme="majorEastAsia" w:hAnsiTheme="majorHAnsi" w:cstheme="majorBidi"/>
         <w:b/>
         <w:bCs/>
       </w:rPr>
@@ -3735,14 +4023,14 @@
     </w:tblStylePr>
     <w:tblStylePr w:type="firstCol">
       <w:rPr>
-        <w:rFonts w:ascii="Arial" w:eastAsia="Arial" w:hAnsi="Arial" w:cs="Arial"/>
+        <w:rFonts w:asciiTheme="majorHAnsi" w:eastAsiaTheme="majorEastAsia" w:hAnsiTheme="majorHAnsi" w:cstheme="majorBidi"/>
         <w:b/>
         <w:bCs/>
       </w:rPr>
     </w:tblStylePr>
     <w:tblStylePr w:type="lastCol">
       <w:rPr>
-        <w:rFonts w:ascii="Arial" w:eastAsia="Arial" w:hAnsi="Arial" w:cs="Arial"/>
+        <w:rFonts w:asciiTheme="majorHAnsi" w:eastAsiaTheme="majorEastAsia" w:hAnsiTheme="majorHAnsi" w:cstheme="majorBidi"/>
         <w:b/>
         <w:bCs/>
       </w:rPr>
@@ -3819,7 +4107,7 @@
         <w:spacing w:before="0" w:after="0" w:line="240" w:lineRule="auto"/>
       </w:pPr>
       <w:rPr>
-        <w:rFonts w:ascii="Arial" w:eastAsia="Arial" w:hAnsi="Arial" w:cs="Arial"/>
+        <w:rFonts w:asciiTheme="majorHAnsi" w:eastAsiaTheme="majorEastAsia" w:hAnsiTheme="majorHAnsi" w:cstheme="majorBidi"/>
         <w:b/>
         <w:bCs/>
       </w:rPr>
@@ -3840,7 +4128,7 @@
         <w:spacing w:before="0" w:after="0" w:line="240" w:lineRule="auto"/>
       </w:pPr>
       <w:rPr>
-        <w:rFonts w:ascii="Arial" w:eastAsia="Arial" w:hAnsi="Arial" w:cs="Arial"/>
+        <w:rFonts w:asciiTheme="majorHAnsi" w:eastAsiaTheme="majorEastAsia" w:hAnsiTheme="majorHAnsi" w:cstheme="majorBidi"/>
         <w:b/>
         <w:bCs/>
       </w:rPr>
@@ -3858,14 +4146,14 @@
     </w:tblStylePr>
     <w:tblStylePr w:type="firstCol">
       <w:rPr>
-        <w:rFonts w:ascii="Arial" w:eastAsia="Arial" w:hAnsi="Arial" w:cs="Arial"/>
+        <w:rFonts w:asciiTheme="majorHAnsi" w:eastAsiaTheme="majorEastAsia" w:hAnsiTheme="majorHAnsi" w:cstheme="majorBidi"/>
         <w:b/>
         <w:bCs/>
       </w:rPr>
     </w:tblStylePr>
     <w:tblStylePr w:type="lastCol">
       <w:rPr>
-        <w:rFonts w:ascii="Arial" w:eastAsia="Arial" w:hAnsi="Arial" w:cs="Arial"/>
+        <w:rFonts w:asciiTheme="majorHAnsi" w:eastAsiaTheme="majorEastAsia" w:hAnsiTheme="majorHAnsi" w:cstheme="majorBidi"/>
         <w:b/>
         <w:bCs/>
       </w:rPr>
@@ -3942,7 +4230,7 @@
         <w:spacing w:before="0" w:after="0" w:line="240" w:lineRule="auto"/>
       </w:pPr>
       <w:rPr>
-        <w:rFonts w:ascii="Arial" w:eastAsia="Arial" w:hAnsi="Arial" w:cs="Arial"/>
+        <w:rFonts w:asciiTheme="majorHAnsi" w:eastAsiaTheme="majorEastAsia" w:hAnsiTheme="majorHAnsi" w:cstheme="majorBidi"/>
         <w:b/>
         <w:bCs/>
       </w:rPr>
@@ -3963,7 +4251,7 @@
         <w:spacing w:before="0" w:after="0" w:line="240" w:lineRule="auto"/>
       </w:pPr>
       <w:rPr>
-        <w:rFonts w:ascii="Arial" w:eastAsia="Arial" w:hAnsi="Arial" w:cs="Arial"/>
+        <w:rFonts w:asciiTheme="majorHAnsi" w:eastAsiaTheme="majorEastAsia" w:hAnsiTheme="majorHAnsi" w:cstheme="majorBidi"/>
         <w:b/>
         <w:bCs/>
       </w:rPr>
@@ -3981,14 +4269,14 @@
     </w:tblStylePr>
     <w:tblStylePr w:type="firstCol">
       <w:rPr>
-        <w:rFonts w:ascii="Arial" w:eastAsia="Arial" w:hAnsi="Arial" w:cs="Arial"/>
+        <w:rFonts w:asciiTheme="majorHAnsi" w:eastAsiaTheme="majorEastAsia" w:hAnsiTheme="majorHAnsi" w:cstheme="majorBidi"/>
         <w:b/>
         <w:bCs/>
       </w:rPr>
     </w:tblStylePr>
     <w:tblStylePr w:type="lastCol">
       <w:rPr>
-        <w:rFonts w:ascii="Arial" w:eastAsia="Arial" w:hAnsi="Arial" w:cs="Arial"/>
+        <w:rFonts w:asciiTheme="majorHAnsi" w:eastAsiaTheme="majorEastAsia" w:hAnsiTheme="majorHAnsi" w:cstheme="majorBidi"/>
         <w:b/>
         <w:bCs/>
       </w:rPr>
@@ -4065,7 +4353,7 @@
         <w:spacing w:before="0" w:after="0" w:line="240" w:lineRule="auto"/>
       </w:pPr>
       <w:rPr>
-        <w:rFonts w:ascii="Arial" w:eastAsia="Arial" w:hAnsi="Arial" w:cs="Arial"/>
+        <w:rFonts w:asciiTheme="majorHAnsi" w:eastAsiaTheme="majorEastAsia" w:hAnsiTheme="majorHAnsi" w:cstheme="majorBidi"/>
         <w:b/>
         <w:bCs/>
       </w:rPr>
@@ -4086,7 +4374,7 @@
         <w:spacing w:before="0" w:after="0" w:line="240" w:lineRule="auto"/>
       </w:pPr>
       <w:rPr>
-        <w:rFonts w:ascii="Arial" w:eastAsia="Arial" w:hAnsi="Arial" w:cs="Arial"/>
+        <w:rFonts w:asciiTheme="majorHAnsi" w:eastAsiaTheme="majorEastAsia" w:hAnsiTheme="majorHAnsi" w:cstheme="majorBidi"/>
         <w:b/>
         <w:bCs/>
       </w:rPr>
@@ -4104,14 +4392,14 @@
     </w:tblStylePr>
     <w:tblStylePr w:type="firstCol">
       <w:rPr>
-        <w:rFonts w:ascii="Arial" w:eastAsia="Arial" w:hAnsi="Arial" w:cs="Arial"/>
+        <w:rFonts w:asciiTheme="majorHAnsi" w:eastAsiaTheme="majorEastAsia" w:hAnsiTheme="majorHAnsi" w:cstheme="majorBidi"/>
         <w:b/>
         <w:bCs/>
       </w:rPr>
     </w:tblStylePr>
     <w:tblStylePr w:type="lastCol">
       <w:rPr>
-        <w:rFonts w:ascii="Arial" w:eastAsia="Arial" w:hAnsi="Arial" w:cs="Arial"/>
+        <w:rFonts w:asciiTheme="majorHAnsi" w:eastAsiaTheme="majorEastAsia" w:hAnsiTheme="majorHAnsi" w:cstheme="majorBidi"/>
         <w:b/>
         <w:bCs/>
       </w:rPr>
@@ -4188,7 +4476,7 @@
         <w:spacing w:before="0" w:after="0" w:line="240" w:lineRule="auto"/>
       </w:pPr>
       <w:rPr>
-        <w:rFonts w:ascii="Arial" w:eastAsia="Arial" w:hAnsi="Arial" w:cs="Arial"/>
+        <w:rFonts w:asciiTheme="majorHAnsi" w:eastAsiaTheme="majorEastAsia" w:hAnsiTheme="majorHAnsi" w:cstheme="majorBidi"/>
         <w:b/>
         <w:bCs/>
       </w:rPr>
@@ -4209,7 +4497,7 @@
         <w:spacing w:before="0" w:after="0" w:line="240" w:lineRule="auto"/>
       </w:pPr>
       <w:rPr>
-        <w:rFonts w:ascii="Arial" w:eastAsia="Arial" w:hAnsi="Arial" w:cs="Arial"/>
+        <w:rFonts w:asciiTheme="majorHAnsi" w:eastAsiaTheme="majorEastAsia" w:hAnsiTheme="majorHAnsi" w:cstheme="majorBidi"/>
         <w:b/>
         <w:bCs/>
       </w:rPr>
@@ -4227,14 +4515,14 @@
     </w:tblStylePr>
     <w:tblStylePr w:type="firstCol">
       <w:rPr>
-        <w:rFonts w:ascii="Arial" w:eastAsia="Arial" w:hAnsi="Arial" w:cs="Arial"/>
+        <w:rFonts w:asciiTheme="majorHAnsi" w:eastAsiaTheme="majorEastAsia" w:hAnsiTheme="majorHAnsi" w:cstheme="majorBidi"/>
         <w:b/>
         <w:bCs/>
       </w:rPr>
     </w:tblStylePr>
     <w:tblStylePr w:type="lastCol">
       <w:rPr>
-        <w:rFonts w:ascii="Arial" w:eastAsia="Arial" w:hAnsi="Arial" w:cs="Arial"/>
+        <w:rFonts w:asciiTheme="majorHAnsi" w:eastAsiaTheme="majorEastAsia" w:hAnsiTheme="majorHAnsi" w:cstheme="majorBidi"/>
         <w:b/>
         <w:bCs/>
       </w:rPr>
@@ -4310,7 +4598,6 @@
         <w:spacing w:before="0" w:after="0" w:line="240" w:lineRule="auto"/>
       </w:pPr>
       <w:rPr>
-        <w:rFonts w:ascii="Arial" w:eastAsia="Arial" w:hAnsi="Arial" w:cs="Arial"/>
         <w:b/>
         <w:bCs/>
         <w:color w:val="FFFFFF" w:themeColor="background1"/>
@@ -4333,7 +4620,6 @@
         <w:spacing w:before="0" w:after="0" w:line="240" w:lineRule="auto"/>
       </w:pPr>
       <w:rPr>
-        <w:rFonts w:ascii="Arial" w:eastAsia="Arial" w:hAnsi="Arial" w:cs="Arial"/>
         <w:b/>
         <w:bCs/>
       </w:rPr>
@@ -4351,14 +4637,12 @@
     </w:tblStylePr>
     <w:tblStylePr w:type="firstCol">
       <w:rPr>
-        <w:rFonts w:ascii="Arial" w:eastAsia="Arial" w:hAnsi="Arial" w:cs="Arial"/>
         <w:b/>
         <w:bCs/>
       </w:rPr>
     </w:tblStylePr>
     <w:tblStylePr w:type="lastCol">
       <w:rPr>
-        <w:rFonts w:ascii="Arial" w:eastAsia="Arial" w:hAnsi="Arial" w:cs="Arial"/>
         <w:b/>
         <w:bCs/>
       </w:rPr>
@@ -4413,7 +4697,6 @@
         <w:spacing w:before="0" w:after="0" w:line="240" w:lineRule="auto"/>
       </w:pPr>
       <w:rPr>
-        <w:rFonts w:ascii="Arial" w:eastAsia="Arial" w:hAnsi="Arial" w:cs="Arial"/>
         <w:b/>
         <w:bCs/>
         <w:color w:val="FFFFFF" w:themeColor="background1"/>
@@ -4436,7 +4719,6 @@
         <w:spacing w:before="0" w:after="0" w:line="240" w:lineRule="auto"/>
       </w:pPr>
       <w:rPr>
-        <w:rFonts w:ascii="Arial" w:eastAsia="Arial" w:hAnsi="Arial" w:cs="Arial"/>
         <w:b/>
         <w:bCs/>
       </w:rPr>
@@ -4454,14 +4736,12 @@
     </w:tblStylePr>
     <w:tblStylePr w:type="firstCol">
       <w:rPr>
-        <w:rFonts w:ascii="Arial" w:eastAsia="Arial" w:hAnsi="Arial" w:cs="Arial"/>
         <w:b/>
         <w:bCs/>
       </w:rPr>
     </w:tblStylePr>
     <w:tblStylePr w:type="lastCol">
       <w:rPr>
-        <w:rFonts w:ascii="Arial" w:eastAsia="Arial" w:hAnsi="Arial" w:cs="Arial"/>
         <w:b/>
         <w:bCs/>
       </w:rPr>
@@ -4516,7 +4796,6 @@
         <w:spacing w:before="0" w:after="0" w:line="240" w:lineRule="auto"/>
       </w:pPr>
       <w:rPr>
-        <w:rFonts w:ascii="Arial" w:eastAsia="Arial" w:hAnsi="Arial" w:cs="Arial"/>
         <w:b/>
         <w:bCs/>
         <w:color w:val="FFFFFF" w:themeColor="background1"/>
@@ -4539,7 +4818,6 @@
         <w:spacing w:before="0" w:after="0" w:line="240" w:lineRule="auto"/>
       </w:pPr>
       <w:rPr>
-        <w:rFonts w:ascii="Arial" w:eastAsia="Arial" w:hAnsi="Arial" w:cs="Arial"/>
         <w:b/>
         <w:bCs/>
       </w:rPr>
@@ -4557,14 +4835,12 @@
     </w:tblStylePr>
     <w:tblStylePr w:type="firstCol">
       <w:rPr>
-        <w:rFonts w:ascii="Arial" w:eastAsia="Arial" w:hAnsi="Arial" w:cs="Arial"/>
         <w:b/>
         <w:bCs/>
       </w:rPr>
     </w:tblStylePr>
     <w:tblStylePr w:type="lastCol">
       <w:rPr>
-        <w:rFonts w:ascii="Arial" w:eastAsia="Arial" w:hAnsi="Arial" w:cs="Arial"/>
         <w:b/>
         <w:bCs/>
       </w:rPr>
@@ -4619,7 +4895,6 @@
         <w:spacing w:before="0" w:after="0" w:line="240" w:lineRule="auto"/>
       </w:pPr>
       <w:rPr>
-        <w:rFonts w:ascii="Arial" w:eastAsia="Arial" w:hAnsi="Arial" w:cs="Arial"/>
         <w:b/>
         <w:bCs/>
         <w:color w:val="FFFFFF" w:themeColor="background1"/>
@@ -4642,7 +4917,6 @@
         <w:spacing w:before="0" w:after="0" w:line="240" w:lineRule="auto"/>
       </w:pPr>
       <w:rPr>
-        <w:rFonts w:ascii="Arial" w:eastAsia="Arial" w:hAnsi="Arial" w:cs="Arial"/>
         <w:b/>
         <w:bCs/>
       </w:rPr>
@@ -4660,14 +4934,12 @@
     </w:tblStylePr>
     <w:tblStylePr w:type="firstCol">
       <w:rPr>
-        <w:rFonts w:ascii="Arial" w:eastAsia="Arial" w:hAnsi="Arial" w:cs="Arial"/>
         <w:b/>
         <w:bCs/>
       </w:rPr>
     </w:tblStylePr>
     <w:tblStylePr w:type="lastCol">
       <w:rPr>
-        <w:rFonts w:ascii="Arial" w:eastAsia="Arial" w:hAnsi="Arial" w:cs="Arial"/>
         <w:b/>
         <w:bCs/>
       </w:rPr>
@@ -4722,7 +4994,6 @@
         <w:spacing w:before="0" w:after="0" w:line="240" w:lineRule="auto"/>
       </w:pPr>
       <w:rPr>
-        <w:rFonts w:ascii="Arial" w:eastAsia="Arial" w:hAnsi="Arial" w:cs="Arial"/>
         <w:b/>
         <w:bCs/>
         <w:color w:val="FFFFFF" w:themeColor="background1"/>
@@ -4745,7 +5016,6 @@
         <w:spacing w:before="0" w:after="0" w:line="240" w:lineRule="auto"/>
       </w:pPr>
       <w:rPr>
-        <w:rFonts w:ascii="Arial" w:eastAsia="Arial" w:hAnsi="Arial" w:cs="Arial"/>
         <w:b/>
         <w:bCs/>
       </w:rPr>
@@ -4763,14 +5033,12 @@
     </w:tblStylePr>
     <w:tblStylePr w:type="firstCol">
       <w:rPr>
-        <w:rFonts w:ascii="Arial" w:eastAsia="Arial" w:hAnsi="Arial" w:cs="Arial"/>
         <w:b/>
         <w:bCs/>
       </w:rPr>
     </w:tblStylePr>
     <w:tblStylePr w:type="lastCol">
       <w:rPr>
-        <w:rFonts w:ascii="Arial" w:eastAsia="Arial" w:hAnsi="Arial" w:cs="Arial"/>
         <w:b/>
         <w:bCs/>
       </w:rPr>
@@ -4825,7 +5093,6 @@
         <w:spacing w:before="0" w:after="0" w:line="240" w:lineRule="auto"/>
       </w:pPr>
       <w:rPr>
-        <w:rFonts w:ascii="Arial" w:eastAsia="Arial" w:hAnsi="Arial" w:cs="Arial"/>
         <w:b/>
         <w:bCs/>
         <w:color w:val="FFFFFF" w:themeColor="background1"/>
@@ -4848,7 +5115,6 @@
         <w:spacing w:before="0" w:after="0" w:line="240" w:lineRule="auto"/>
       </w:pPr>
       <w:rPr>
-        <w:rFonts w:ascii="Arial" w:eastAsia="Arial" w:hAnsi="Arial" w:cs="Arial"/>
         <w:b/>
         <w:bCs/>
       </w:rPr>
@@ -4866,14 +5132,12 @@
     </w:tblStylePr>
     <w:tblStylePr w:type="firstCol">
       <w:rPr>
-        <w:rFonts w:ascii="Arial" w:eastAsia="Arial" w:hAnsi="Arial" w:cs="Arial"/>
         <w:b/>
         <w:bCs/>
       </w:rPr>
     </w:tblStylePr>
     <w:tblStylePr w:type="lastCol">
       <w:rPr>
-        <w:rFonts w:ascii="Arial" w:eastAsia="Arial" w:hAnsi="Arial" w:cs="Arial"/>
         <w:b/>
         <w:bCs/>
       </w:rPr>
@@ -4928,7 +5192,6 @@
         <w:spacing w:before="0" w:after="0" w:line="240" w:lineRule="auto"/>
       </w:pPr>
       <w:rPr>
-        <w:rFonts w:ascii="Arial" w:eastAsia="Arial" w:hAnsi="Arial" w:cs="Arial"/>
         <w:b/>
         <w:bCs/>
         <w:color w:val="FFFFFF" w:themeColor="background1"/>
@@ -4951,7 +5214,6 @@
         <w:spacing w:before="0" w:after="0" w:line="240" w:lineRule="auto"/>
       </w:pPr>
       <w:rPr>
-        <w:rFonts w:ascii="Arial" w:eastAsia="Arial" w:hAnsi="Arial" w:cs="Arial"/>
         <w:b/>
         <w:bCs/>
       </w:rPr>
@@ -4969,14 +5231,12 @@
     </w:tblStylePr>
     <w:tblStylePr w:type="firstCol">
       <w:rPr>
-        <w:rFonts w:ascii="Arial" w:eastAsia="Arial" w:hAnsi="Arial" w:cs="Arial"/>
         <w:b/>
         <w:bCs/>
       </w:rPr>
     </w:tblStylePr>
     <w:tblStylePr w:type="lastCol">
       <w:rPr>
-        <w:rFonts w:ascii="Arial" w:eastAsia="Arial" w:hAnsi="Arial" w:cs="Arial"/>
         <w:b/>
         <w:bCs/>
       </w:rPr>
@@ -5028,7 +5288,6 @@
         <w:spacing w:before="0" w:after="0" w:line="240" w:lineRule="auto"/>
       </w:pPr>
       <w:rPr>
-        <w:rFonts w:ascii="Arial" w:eastAsia="Arial" w:hAnsi="Arial" w:cs="Arial"/>
         <w:b/>
         <w:bCs/>
         <w:color w:val="FFFFFF" w:themeColor="background1"/>
@@ -5051,7 +5310,6 @@
         <w:spacing w:before="0" w:after="0" w:line="240" w:lineRule="auto"/>
       </w:pPr>
       <w:rPr>
-        <w:rFonts w:ascii="Arial" w:eastAsia="Arial" w:hAnsi="Arial" w:cs="Arial"/>
         <w:color w:val="auto"/>
       </w:rPr>
       <w:tblPr/>
@@ -5069,7 +5327,6 @@
     </w:tblStylePr>
     <w:tblStylePr w:type="firstCol">
       <w:rPr>
-        <w:rFonts w:ascii="Arial" w:eastAsia="Arial" w:hAnsi="Arial" w:cs="Arial"/>
         <w:b/>
         <w:bCs/>
         <w:color w:val="FFFFFF" w:themeColor="background1"/>
@@ -5089,7 +5346,6 @@
     </w:tblStylePr>
     <w:tblStylePr w:type="lastCol">
       <w:rPr>
-        <w:rFonts w:ascii="Arial" w:eastAsia="Arial" w:hAnsi="Arial" w:cs="Arial"/>
         <w:b/>
         <w:bCs/>
         <w:color w:val="FFFFFF" w:themeColor="background1"/>
@@ -5138,7 +5394,6 @@
     </w:tblStylePr>
     <w:tblStylePr w:type="nwCell">
       <w:rPr>
-        <w:rFonts w:ascii="Arial" w:eastAsia="Arial" w:hAnsi="Arial" w:cs="Arial"/>
         <w:color w:val="FFFFFF" w:themeColor="background1"/>
       </w:rPr>
       <w:tblPr/>
@@ -5175,7 +5430,6 @@
         <w:spacing w:before="0" w:after="0" w:line="240" w:lineRule="auto"/>
       </w:pPr>
       <w:rPr>
-        <w:rFonts w:ascii="Arial" w:eastAsia="Arial" w:hAnsi="Arial" w:cs="Arial"/>
         <w:b/>
         <w:bCs/>
         <w:color w:val="FFFFFF" w:themeColor="background1"/>
@@ -5198,7 +5452,6 @@
         <w:spacing w:before="0" w:after="0" w:line="240" w:lineRule="auto"/>
       </w:pPr>
       <w:rPr>
-        <w:rFonts w:ascii="Arial" w:eastAsia="Arial" w:hAnsi="Arial" w:cs="Arial"/>
         <w:color w:val="auto"/>
       </w:rPr>
       <w:tblPr/>
@@ -5216,7 +5469,6 @@
     </w:tblStylePr>
     <w:tblStylePr w:type="firstCol">
       <w:rPr>
-        <w:rFonts w:ascii="Arial" w:eastAsia="Arial" w:hAnsi="Arial" w:cs="Arial"/>
         <w:b/>
         <w:bCs/>
         <w:color w:val="FFFFFF" w:themeColor="background1"/>
@@ -5236,7 +5488,6 @@
     </w:tblStylePr>
     <w:tblStylePr w:type="lastCol">
       <w:rPr>
-        <w:rFonts w:ascii="Arial" w:eastAsia="Arial" w:hAnsi="Arial" w:cs="Arial"/>
         <w:b/>
         <w:bCs/>
         <w:color w:val="FFFFFF" w:themeColor="background1"/>
@@ -5285,7 +5536,6 @@
     </w:tblStylePr>
     <w:tblStylePr w:type="nwCell">
       <w:rPr>
-        <w:rFonts w:ascii="Arial" w:eastAsia="Arial" w:hAnsi="Arial" w:cs="Arial"/>
         <w:color w:val="FFFFFF" w:themeColor="background1"/>
       </w:rPr>
       <w:tblPr/>
@@ -5322,7 +5572,6 @@
         <w:spacing w:before="0" w:after="0" w:line="240" w:lineRule="auto"/>
       </w:pPr>
       <w:rPr>
-        <w:rFonts w:ascii="Arial" w:eastAsia="Arial" w:hAnsi="Arial" w:cs="Arial"/>
         <w:b/>
         <w:bCs/>
         <w:color w:val="FFFFFF" w:themeColor="background1"/>
@@ -5345,7 +5594,6 @@
         <w:spacing w:before="0" w:after="0" w:line="240" w:lineRule="auto"/>
       </w:pPr>
       <w:rPr>
-        <w:rFonts w:ascii="Arial" w:eastAsia="Arial" w:hAnsi="Arial" w:cs="Arial"/>
         <w:color w:val="auto"/>
       </w:rPr>
       <w:tblPr/>
@@ -5363,7 +5611,6 @@
     </w:tblStylePr>
     <w:tblStylePr w:type="firstCol">
       <w:rPr>
-        <w:rFonts w:ascii="Arial" w:eastAsia="Arial" w:hAnsi="Arial" w:cs="Arial"/>
         <w:b/>
         <w:bCs/>
         <w:color w:val="FFFFFF" w:themeColor="background1"/>
@@ -5383,7 +5630,6 @@
     </w:tblStylePr>
     <w:tblStylePr w:type="lastCol">
       <w:rPr>
-        <w:rFonts w:ascii="Arial" w:eastAsia="Arial" w:hAnsi="Arial" w:cs="Arial"/>
         <w:b/>
         <w:bCs/>
         <w:color w:val="FFFFFF" w:themeColor="background1"/>
@@ -5432,7 +5678,6 @@
     </w:tblStylePr>
     <w:tblStylePr w:type="nwCell">
       <w:rPr>
-        <w:rFonts w:ascii="Arial" w:eastAsia="Arial" w:hAnsi="Arial" w:cs="Arial"/>
         <w:color w:val="FFFFFF" w:themeColor="background1"/>
       </w:rPr>
       <w:tblPr/>
@@ -5469,7 +5714,6 @@
         <w:spacing w:before="0" w:after="0" w:line="240" w:lineRule="auto"/>
       </w:pPr>
       <w:rPr>
-        <w:rFonts w:ascii="Arial" w:eastAsia="Arial" w:hAnsi="Arial" w:cs="Arial"/>
         <w:b/>
         <w:bCs/>
         <w:color w:val="FFFFFF" w:themeColor="background1"/>
@@ -5492,7 +5736,6 @@
         <w:spacing w:before="0" w:after="0" w:line="240" w:lineRule="auto"/>
       </w:pPr>
       <w:rPr>
-        <w:rFonts w:ascii="Arial" w:eastAsia="Arial" w:hAnsi="Arial" w:cs="Arial"/>
         <w:color w:val="auto"/>
       </w:rPr>
       <w:tblPr/>
@@ -5510,7 +5753,6 @@
     </w:tblStylePr>
     <w:tblStylePr w:type="firstCol">
       <w:rPr>
-        <w:rFonts w:ascii="Arial" w:eastAsia="Arial" w:hAnsi="Arial" w:cs="Arial"/>
         <w:b/>
         <w:bCs/>
         <w:color w:val="FFFFFF" w:themeColor="background1"/>
@@ -5530,7 +5772,6 @@
     </w:tblStylePr>
     <w:tblStylePr w:type="lastCol">
       <w:rPr>
-        <w:rFonts w:ascii="Arial" w:eastAsia="Arial" w:hAnsi="Arial" w:cs="Arial"/>
         <w:b/>
         <w:bCs/>
         <w:color w:val="FFFFFF" w:themeColor="background1"/>
@@ -5579,7 +5820,6 @@
     </w:tblStylePr>
     <w:tblStylePr w:type="nwCell">
       <w:rPr>
-        <w:rFonts w:ascii="Arial" w:eastAsia="Arial" w:hAnsi="Arial" w:cs="Arial"/>
         <w:color w:val="FFFFFF" w:themeColor="background1"/>
       </w:rPr>
       <w:tblPr/>
@@ -5616,7 +5856,6 @@
         <w:spacing w:before="0" w:after="0" w:line="240" w:lineRule="auto"/>
       </w:pPr>
       <w:rPr>
-        <w:rFonts w:ascii="Arial" w:eastAsia="Arial" w:hAnsi="Arial" w:cs="Arial"/>
         <w:b/>
         <w:bCs/>
         <w:color w:val="FFFFFF" w:themeColor="background1"/>
@@ -5639,7 +5878,6 @@
         <w:spacing w:before="0" w:after="0" w:line="240" w:lineRule="auto"/>
       </w:pPr>
       <w:rPr>
-        <w:rFonts w:ascii="Arial" w:eastAsia="Arial" w:hAnsi="Arial" w:cs="Arial"/>
         <w:color w:val="auto"/>
       </w:rPr>
       <w:tblPr/>
@@ -5657,7 +5895,6 @@
     </w:tblStylePr>
     <w:tblStylePr w:type="firstCol">
       <w:rPr>
-        <w:rFonts w:ascii="Arial" w:eastAsia="Arial" w:hAnsi="Arial" w:cs="Arial"/>
         <w:b/>
         <w:bCs/>
         <w:color w:val="FFFFFF" w:themeColor="background1"/>
@@ -5677,7 +5914,6 @@
     </w:tblStylePr>
     <w:tblStylePr w:type="lastCol">
       <w:rPr>
-        <w:rFonts w:ascii="Arial" w:eastAsia="Arial" w:hAnsi="Arial" w:cs="Arial"/>
         <w:b/>
         <w:bCs/>
         <w:color w:val="FFFFFF" w:themeColor="background1"/>
@@ -5726,7 +5962,6 @@
     </w:tblStylePr>
     <w:tblStylePr w:type="nwCell">
       <w:rPr>
-        <w:rFonts w:ascii="Arial" w:eastAsia="Arial" w:hAnsi="Arial" w:cs="Arial"/>
         <w:color w:val="FFFFFF" w:themeColor="background1"/>
       </w:rPr>
       <w:tblPr/>
@@ -5763,7 +5998,6 @@
         <w:spacing w:before="0" w:after="0" w:line="240" w:lineRule="auto"/>
       </w:pPr>
       <w:rPr>
-        <w:rFonts w:ascii="Arial" w:eastAsia="Arial" w:hAnsi="Arial" w:cs="Arial"/>
         <w:b/>
         <w:bCs/>
         <w:color w:val="FFFFFF" w:themeColor="background1"/>
@@ -5786,7 +6020,6 @@
         <w:spacing w:before="0" w:after="0" w:line="240" w:lineRule="auto"/>
       </w:pPr>
       <w:rPr>
-        <w:rFonts w:ascii="Arial" w:eastAsia="Arial" w:hAnsi="Arial" w:cs="Arial"/>
         <w:color w:val="auto"/>
       </w:rPr>
       <w:tblPr/>
@@ -5804,7 +6037,6 @@
     </w:tblStylePr>
     <w:tblStylePr w:type="firstCol">
       <w:rPr>
-        <w:rFonts w:ascii="Arial" w:eastAsia="Arial" w:hAnsi="Arial" w:cs="Arial"/>
         <w:b/>
         <w:bCs/>
         <w:color w:val="FFFFFF" w:themeColor="background1"/>
@@ -5824,7 +6056,6 @@
     </w:tblStylePr>
     <w:tblStylePr w:type="lastCol">
       <w:rPr>
-        <w:rFonts w:ascii="Arial" w:eastAsia="Arial" w:hAnsi="Arial" w:cs="Arial"/>
         <w:b/>
         <w:bCs/>
         <w:color w:val="FFFFFF" w:themeColor="background1"/>
@@ -5873,7 +6104,6 @@
     </w:tblStylePr>
     <w:tblStylePr w:type="nwCell">
       <w:rPr>
-        <w:rFonts w:ascii="Arial" w:eastAsia="Arial" w:hAnsi="Arial" w:cs="Arial"/>
         <w:color w:val="FFFFFF" w:themeColor="background1"/>
       </w:rPr>
       <w:tblPr/>
@@ -5910,7 +6140,6 @@
         <w:spacing w:before="0" w:after="0" w:line="240" w:lineRule="auto"/>
       </w:pPr>
       <w:rPr>
-        <w:rFonts w:ascii="Arial" w:eastAsia="Arial" w:hAnsi="Arial" w:cs="Arial"/>
         <w:b/>
         <w:bCs/>
         <w:color w:val="FFFFFF" w:themeColor="background1"/>
@@ -5933,7 +6162,6 @@
         <w:spacing w:before="0" w:after="0" w:line="240" w:lineRule="auto"/>
       </w:pPr>
       <w:rPr>
-        <w:rFonts w:ascii="Arial" w:eastAsia="Arial" w:hAnsi="Arial" w:cs="Arial"/>
         <w:color w:val="auto"/>
       </w:rPr>
       <w:tblPr/>
@@ -5951,7 +6179,6 @@
     </w:tblStylePr>
     <w:tblStylePr w:type="firstCol">
       <w:rPr>
-        <w:rFonts w:ascii="Arial" w:eastAsia="Arial" w:hAnsi="Arial" w:cs="Arial"/>
         <w:b/>
         <w:bCs/>
         <w:color w:val="FFFFFF" w:themeColor="background1"/>
@@ -5971,7 +6198,6 @@
     </w:tblStylePr>
     <w:tblStylePr w:type="lastCol">
       <w:rPr>
-        <w:rFonts w:ascii="Arial" w:eastAsia="Arial" w:hAnsi="Arial" w:cs="Arial"/>
         <w:b/>
         <w:bCs/>
         <w:color w:val="FFFFFF" w:themeColor="background1"/>
@@ -6020,7 +6246,6 @@
     </w:tblStylePr>
     <w:tblStylePr w:type="nwCell">
       <w:rPr>
-        <w:rFonts w:ascii="Arial" w:eastAsia="Arial" w:hAnsi="Arial" w:cs="Arial"/>
         <w:color w:val="FFFFFF" w:themeColor="background1"/>
       </w:rPr>
       <w:tblPr/>
@@ -6057,7 +6282,7 @@
     </w:tblPr>
     <w:tblStylePr w:type="firstRow">
       <w:rPr>
-        <w:rFonts w:ascii="Arial" w:eastAsia="Arial" w:hAnsi="Arial" w:cs="Arial"/>
+        <w:rFonts w:asciiTheme="majorHAnsi" w:eastAsiaTheme="majorEastAsia" w:hAnsiTheme="majorHAnsi" w:cstheme="majorBidi"/>
       </w:rPr>
       <w:tblPr/>
       <w:tcPr>
@@ -6069,7 +6294,6 @@
     </w:tblStylePr>
     <w:tblStylePr w:type="lastRow">
       <w:rPr>
-        <w:rFonts w:ascii="Arial" w:eastAsia="Arial" w:hAnsi="Arial" w:cs="Arial"/>
         <w:b/>
         <w:bCs/>
         <w:color w:val="1F497D" w:themeColor="text2"/>
@@ -6084,14 +6308,12 @@
     </w:tblStylePr>
     <w:tblStylePr w:type="firstCol">
       <w:rPr>
-        <w:rFonts w:ascii="Arial" w:eastAsia="Arial" w:hAnsi="Arial" w:cs="Arial"/>
         <w:b/>
         <w:bCs/>
       </w:rPr>
     </w:tblStylePr>
     <w:tblStylePr w:type="lastCol">
       <w:rPr>
-        <w:rFonts w:ascii="Arial" w:eastAsia="Arial" w:hAnsi="Arial" w:cs="Arial"/>
         <w:b/>
         <w:bCs/>
       </w:rPr>
@@ -6137,7 +6359,7 @@
     </w:tblPr>
     <w:tblStylePr w:type="firstRow">
       <w:rPr>
-        <w:rFonts w:ascii="Arial" w:eastAsia="Arial" w:hAnsi="Arial" w:cs="Arial"/>
+        <w:rFonts w:asciiTheme="majorHAnsi" w:eastAsiaTheme="majorEastAsia" w:hAnsiTheme="majorHAnsi" w:cstheme="majorBidi"/>
       </w:rPr>
       <w:tblPr/>
       <w:tcPr>
@@ -6149,7 +6371,6 @@
     </w:tblStylePr>
     <w:tblStylePr w:type="lastRow">
       <w:rPr>
-        <w:rFonts w:ascii="Arial" w:eastAsia="Arial" w:hAnsi="Arial" w:cs="Arial"/>
         <w:b/>
         <w:bCs/>
         <w:color w:val="1F497D" w:themeColor="text2"/>
@@ -6164,14 +6385,12 @@
     </w:tblStylePr>
     <w:tblStylePr w:type="firstCol">
       <w:rPr>
-        <w:rFonts w:ascii="Arial" w:eastAsia="Arial" w:hAnsi="Arial" w:cs="Arial"/>
         <w:b/>
         <w:bCs/>
       </w:rPr>
     </w:tblStylePr>
     <w:tblStylePr w:type="lastCol">
       <w:rPr>
-        <w:rFonts w:ascii="Arial" w:eastAsia="Arial" w:hAnsi="Arial" w:cs="Arial"/>
         <w:b/>
         <w:bCs/>
       </w:rPr>
@@ -6217,7 +6436,7 @@
     </w:tblPr>
     <w:tblStylePr w:type="firstRow">
       <w:rPr>
-        <w:rFonts w:ascii="Arial" w:eastAsia="Arial" w:hAnsi="Arial" w:cs="Arial"/>
+        <w:rFonts w:asciiTheme="majorHAnsi" w:eastAsiaTheme="majorEastAsia" w:hAnsiTheme="majorHAnsi" w:cstheme="majorBidi"/>
       </w:rPr>
       <w:tblPr/>
       <w:tcPr>
@@ -6229,7 +6448,6 @@
     </w:tblStylePr>
     <w:tblStylePr w:type="lastRow">
       <w:rPr>
-        <w:rFonts w:ascii="Arial" w:eastAsia="Arial" w:hAnsi="Arial" w:cs="Arial"/>
         <w:b/>
         <w:bCs/>
         <w:color w:val="1F497D" w:themeColor="text2"/>
@@ -6244,14 +6462,12 @@
     </w:tblStylePr>
     <w:tblStylePr w:type="firstCol">
       <w:rPr>
-        <w:rFonts w:ascii="Arial" w:eastAsia="Arial" w:hAnsi="Arial" w:cs="Arial"/>
         <w:b/>
         <w:bCs/>
       </w:rPr>
     </w:tblStylePr>
     <w:tblStylePr w:type="lastCol">
       <w:rPr>
-        <w:rFonts w:ascii="Arial" w:eastAsia="Arial" w:hAnsi="Arial" w:cs="Arial"/>
         <w:b/>
         <w:bCs/>
       </w:rPr>
@@ -6297,7 +6513,7 @@
     </w:tblPr>
     <w:tblStylePr w:type="firstRow">
       <w:rPr>
-        <w:rFonts w:ascii="Arial" w:eastAsia="Arial" w:hAnsi="Arial" w:cs="Arial"/>
+        <w:rFonts w:asciiTheme="majorHAnsi" w:eastAsiaTheme="majorEastAsia" w:hAnsiTheme="majorHAnsi" w:cstheme="majorBidi"/>
       </w:rPr>
       <w:tblPr/>
       <w:tcPr>
@@ -6309,7 +6525,6 @@
     </w:tblStylePr>
     <w:tblStylePr w:type="lastRow">
       <w:rPr>
-        <w:rFonts w:ascii="Arial" w:eastAsia="Arial" w:hAnsi="Arial" w:cs="Arial"/>
         <w:b/>
         <w:bCs/>
         <w:color w:val="1F497D" w:themeColor="text2"/>
@@ -6324,14 +6539,12 @@
     </w:tblStylePr>
     <w:tblStylePr w:type="firstCol">
       <w:rPr>
-        <w:rFonts w:ascii="Arial" w:eastAsia="Arial" w:hAnsi="Arial" w:cs="Arial"/>
         <w:b/>
         <w:bCs/>
       </w:rPr>
     </w:tblStylePr>
     <w:tblStylePr w:type="lastCol">
       <w:rPr>
-        <w:rFonts w:ascii="Arial" w:eastAsia="Arial" w:hAnsi="Arial" w:cs="Arial"/>
         <w:b/>
         <w:bCs/>
       </w:rPr>
@@ -6377,7 +6590,7 @@
     </w:tblPr>
     <w:tblStylePr w:type="firstRow">
       <w:rPr>
-        <w:rFonts w:ascii="Arial" w:eastAsia="Arial" w:hAnsi="Arial" w:cs="Arial"/>
+        <w:rFonts w:asciiTheme="majorHAnsi" w:eastAsiaTheme="majorEastAsia" w:hAnsiTheme="majorHAnsi" w:cstheme="majorBidi"/>
       </w:rPr>
       <w:tblPr/>
       <w:tcPr>
@@ -6389,7 +6602,6 @@
     </w:tblStylePr>
     <w:tblStylePr w:type="lastRow">
       <w:rPr>
-        <w:rFonts w:ascii="Arial" w:eastAsia="Arial" w:hAnsi="Arial" w:cs="Arial"/>
         <w:b/>
         <w:bCs/>
         <w:color w:val="1F497D" w:themeColor="text2"/>
@@ -6404,14 +6616,12 @@
     </w:tblStylePr>
     <w:tblStylePr w:type="firstCol">
       <w:rPr>
-        <w:rFonts w:ascii="Arial" w:eastAsia="Arial" w:hAnsi="Arial" w:cs="Arial"/>
         <w:b/>
         <w:bCs/>
       </w:rPr>
     </w:tblStylePr>
     <w:tblStylePr w:type="lastCol">
       <w:rPr>
-        <w:rFonts w:ascii="Arial" w:eastAsia="Arial" w:hAnsi="Arial" w:cs="Arial"/>
         <w:b/>
         <w:bCs/>
       </w:rPr>
@@ -6457,7 +6667,7 @@
     </w:tblPr>
     <w:tblStylePr w:type="firstRow">
       <w:rPr>
-        <w:rFonts w:ascii="Arial" w:eastAsia="Arial" w:hAnsi="Arial" w:cs="Arial"/>
+        <w:rFonts w:asciiTheme="majorHAnsi" w:eastAsiaTheme="majorEastAsia" w:hAnsiTheme="majorHAnsi" w:cstheme="majorBidi"/>
       </w:rPr>
       <w:tblPr/>
       <w:tcPr>
@@ -6469,7 +6679,6 @@
     </w:tblStylePr>
     <w:tblStylePr w:type="lastRow">
       <w:rPr>
-        <w:rFonts w:ascii="Arial" w:eastAsia="Arial" w:hAnsi="Arial" w:cs="Arial"/>
         <w:b/>
         <w:bCs/>
         <w:color w:val="1F497D" w:themeColor="text2"/>
@@ -6484,14 +6693,12 @@
     </w:tblStylePr>
     <w:tblStylePr w:type="firstCol">
       <w:rPr>
-        <w:rFonts w:ascii="Arial" w:eastAsia="Arial" w:hAnsi="Arial" w:cs="Arial"/>
         <w:b/>
         <w:bCs/>
       </w:rPr>
     </w:tblStylePr>
     <w:tblStylePr w:type="lastCol">
       <w:rPr>
-        <w:rFonts w:ascii="Arial" w:eastAsia="Arial" w:hAnsi="Arial" w:cs="Arial"/>
         <w:b/>
         <w:bCs/>
       </w:rPr>
@@ -6537,7 +6744,7 @@
     </w:tblPr>
     <w:tblStylePr w:type="firstRow">
       <w:rPr>
-        <w:rFonts w:ascii="Arial" w:eastAsia="Arial" w:hAnsi="Arial" w:cs="Arial"/>
+        <w:rFonts w:asciiTheme="majorHAnsi" w:eastAsiaTheme="majorEastAsia" w:hAnsiTheme="majorHAnsi" w:cstheme="majorBidi"/>
       </w:rPr>
       <w:tblPr/>
       <w:tcPr>
@@ -6549,7 +6756,6 @@
     </w:tblStylePr>
     <w:tblStylePr w:type="lastRow">
       <w:rPr>
-        <w:rFonts w:ascii="Arial" w:eastAsia="Arial" w:hAnsi="Arial" w:cs="Arial"/>
         <w:b/>
         <w:bCs/>
         <w:color w:val="1F497D" w:themeColor="text2"/>
@@ -6564,14 +6770,12 @@
     </w:tblStylePr>
     <w:tblStylePr w:type="firstCol">
       <w:rPr>
-        <w:rFonts w:ascii="Arial" w:eastAsia="Arial" w:hAnsi="Arial" w:cs="Arial"/>
         <w:b/>
         <w:bCs/>
       </w:rPr>
     </w:tblStylePr>
     <w:tblStylePr w:type="lastCol">
       <w:rPr>
-        <w:rFonts w:ascii="Arial" w:eastAsia="Arial" w:hAnsi="Arial" w:cs="Arial"/>
         <w:b/>
         <w:bCs/>
       </w:rPr>
@@ -6605,6 +6809,7 @@
       <w:spacing w:after="0" w:line="240" w:lineRule="auto"/>
     </w:pPr>
     <w:rPr>
+      <w:rFonts w:asciiTheme="majorHAnsi" w:eastAsiaTheme="majorEastAsia" w:hAnsiTheme="majorHAnsi" w:cstheme="majorBidi"/>
       <w:color w:val="000000" w:themeColor="text1"/>
     </w:rPr>
     <w:tblPr>
@@ -6619,7 +6824,6 @@
     </w:tblPr>
     <w:tblStylePr w:type="firstRow">
       <w:rPr>
-        <w:rFonts w:ascii="Arial" w:eastAsia="Arial" w:hAnsi="Arial" w:cs="Arial"/>
         <w:sz w:val="24"/>
         <w:szCs w:val="24"/>
       </w:rPr>
@@ -6726,6 +6930,7 @@
       <w:spacing w:after="0" w:line="240" w:lineRule="auto"/>
     </w:pPr>
     <w:rPr>
+      <w:rFonts w:asciiTheme="majorHAnsi" w:eastAsiaTheme="majorEastAsia" w:hAnsiTheme="majorHAnsi" w:cstheme="majorBidi"/>
       <w:color w:val="000000" w:themeColor="text1"/>
     </w:rPr>
     <w:tblPr>
@@ -6740,7 +6945,6 @@
     </w:tblPr>
     <w:tblStylePr w:type="firstRow">
       <w:rPr>
-        <w:rFonts w:ascii="Arial" w:eastAsia="Arial" w:hAnsi="Arial" w:cs="Arial"/>
         <w:sz w:val="24"/>
         <w:szCs w:val="24"/>
       </w:rPr>
@@ -6847,6 +7051,7 @@
       <w:spacing w:after="0" w:line="240" w:lineRule="auto"/>
     </w:pPr>
     <w:rPr>
+      <w:rFonts w:asciiTheme="majorHAnsi" w:eastAsiaTheme="majorEastAsia" w:hAnsiTheme="majorHAnsi" w:cstheme="majorBidi"/>
       <w:color w:val="000000" w:themeColor="text1"/>
     </w:rPr>
     <w:tblPr>
@@ -6861,7 +7066,6 @@
     </w:tblPr>
     <w:tblStylePr w:type="firstRow">
       <w:rPr>
-        <w:rFonts w:ascii="Arial" w:eastAsia="Arial" w:hAnsi="Arial" w:cs="Arial"/>
         <w:sz w:val="24"/>
         <w:szCs w:val="24"/>
       </w:rPr>
@@ -6968,6 +7172,7 @@
       <w:spacing w:after="0" w:line="240" w:lineRule="auto"/>
     </w:pPr>
     <w:rPr>
+      <w:rFonts w:asciiTheme="majorHAnsi" w:eastAsiaTheme="majorEastAsia" w:hAnsiTheme="majorHAnsi" w:cstheme="majorBidi"/>
       <w:color w:val="000000" w:themeColor="text1"/>
     </w:rPr>
     <w:tblPr>
@@ -6982,7 +7187,6 @@
     </w:tblPr>
     <w:tblStylePr w:type="firstRow">
       <w:rPr>
-        <w:rFonts w:ascii="Arial" w:eastAsia="Arial" w:hAnsi="Arial" w:cs="Arial"/>
         <w:sz w:val="24"/>
         <w:szCs w:val="24"/>
       </w:rPr>
@@ -7089,6 +7293,7 @@
       <w:spacing w:after="0" w:line="240" w:lineRule="auto"/>
     </w:pPr>
     <w:rPr>
+      <w:rFonts w:asciiTheme="majorHAnsi" w:eastAsiaTheme="majorEastAsia" w:hAnsiTheme="majorHAnsi" w:cstheme="majorBidi"/>
       <w:color w:val="000000" w:themeColor="text1"/>
     </w:rPr>
     <w:tblPr>
@@ -7103,7 +7308,6 @@
     </w:tblPr>
     <w:tblStylePr w:type="firstRow">
       <w:rPr>
-        <w:rFonts w:ascii="Arial" w:eastAsia="Arial" w:hAnsi="Arial" w:cs="Arial"/>
         <w:sz w:val="24"/>
         <w:szCs w:val="24"/>
       </w:rPr>
@@ -7210,6 +7414,7 @@
       <w:spacing w:after="0" w:line="240" w:lineRule="auto"/>
     </w:pPr>
     <w:rPr>
+      <w:rFonts w:asciiTheme="majorHAnsi" w:eastAsiaTheme="majorEastAsia" w:hAnsiTheme="majorHAnsi" w:cstheme="majorBidi"/>
       <w:color w:val="000000" w:themeColor="text1"/>
     </w:rPr>
     <w:tblPr>
@@ -7224,7 +7429,6 @@
     </w:tblPr>
     <w:tblStylePr w:type="firstRow">
       <w:rPr>
-        <w:rFonts w:ascii="Arial" w:eastAsia="Arial" w:hAnsi="Arial" w:cs="Arial"/>
         <w:sz w:val="24"/>
         <w:szCs w:val="24"/>
       </w:rPr>
@@ -7331,6 +7535,7 @@
       <w:spacing w:after="0" w:line="240" w:lineRule="auto"/>
     </w:pPr>
     <w:rPr>
+      <w:rFonts w:asciiTheme="majorHAnsi" w:eastAsiaTheme="majorEastAsia" w:hAnsiTheme="majorHAnsi" w:cstheme="majorBidi"/>
       <w:color w:val="000000" w:themeColor="text1"/>
     </w:rPr>
     <w:tblPr>
@@ -7345,7 +7550,6 @@
     </w:tblPr>
     <w:tblStylePr w:type="firstRow">
       <w:rPr>
-        <w:rFonts w:ascii="Arial" w:eastAsia="Arial" w:hAnsi="Arial" w:cs="Arial"/>
         <w:sz w:val="24"/>
         <w:szCs w:val="24"/>
       </w:rPr>
@@ -7468,14 +7672,12 @@
     </w:tcPr>
     <w:tblStylePr w:type="firstRow">
       <w:rPr>
-        <w:rFonts w:ascii="Arial" w:eastAsia="Arial" w:hAnsi="Arial" w:cs="Arial"/>
         <w:b/>
         <w:bCs/>
       </w:rPr>
     </w:tblStylePr>
     <w:tblStylePr w:type="lastRow">
       <w:rPr>
-        <w:rFonts w:ascii="Arial" w:eastAsia="Arial" w:hAnsi="Arial" w:cs="Arial"/>
         <w:b/>
         <w:bCs/>
       </w:rPr>
@@ -7488,14 +7690,12 @@
     </w:tblStylePr>
     <w:tblStylePr w:type="firstCol">
       <w:rPr>
-        <w:rFonts w:ascii="Arial" w:eastAsia="Arial" w:hAnsi="Arial" w:cs="Arial"/>
         <w:b/>
         <w:bCs/>
       </w:rPr>
     </w:tblStylePr>
     <w:tblStylePr w:type="lastCol">
       <w:rPr>
-        <w:rFonts w:ascii="Arial" w:eastAsia="Arial" w:hAnsi="Arial" w:cs="Arial"/>
         <w:b/>
         <w:bCs/>
       </w:rPr>
@@ -7538,14 +7738,12 @@
     </w:tcPr>
     <w:tblStylePr w:type="firstRow">
       <w:rPr>
-        <w:rFonts w:ascii="Arial" w:eastAsia="Arial" w:hAnsi="Arial" w:cs="Arial"/>
         <w:b/>
         <w:bCs/>
       </w:rPr>
     </w:tblStylePr>
     <w:tblStylePr w:type="lastRow">
       <w:rPr>
-        <w:rFonts w:ascii="Arial" w:eastAsia="Arial" w:hAnsi="Arial" w:cs="Arial"/>
         <w:b/>
         <w:bCs/>
       </w:rPr>
@@ -7558,14 +7756,12 @@
     </w:tblStylePr>
     <w:tblStylePr w:type="firstCol">
       <w:rPr>
-        <w:rFonts w:ascii="Arial" w:eastAsia="Arial" w:hAnsi="Arial" w:cs="Arial"/>
         <w:b/>
         <w:bCs/>
       </w:rPr>
     </w:tblStylePr>
     <w:tblStylePr w:type="lastCol">
       <w:rPr>
-        <w:rFonts w:ascii="Arial" w:eastAsia="Arial" w:hAnsi="Arial" w:cs="Arial"/>
         <w:b/>
         <w:bCs/>
       </w:rPr>
@@ -7608,14 +7804,12 @@
     </w:tcPr>
     <w:tblStylePr w:type="firstRow">
       <w:rPr>
-        <w:rFonts w:ascii="Arial" w:eastAsia="Arial" w:hAnsi="Arial" w:cs="Arial"/>
         <w:b/>
         <w:bCs/>
       </w:rPr>
     </w:tblStylePr>
     <w:tblStylePr w:type="lastRow">
       <w:rPr>
-        <w:rFonts w:ascii="Arial" w:eastAsia="Arial" w:hAnsi="Arial" w:cs="Arial"/>
         <w:b/>
         <w:bCs/>
       </w:rPr>
@@ -7628,14 +7822,12 @@
     </w:tblStylePr>
     <w:tblStylePr w:type="firstCol">
       <w:rPr>
-        <w:rFonts w:ascii="Arial" w:eastAsia="Arial" w:hAnsi="Arial" w:cs="Arial"/>
         <w:b/>
         <w:bCs/>
       </w:rPr>
     </w:tblStylePr>
     <w:tblStylePr w:type="lastCol">
       <w:rPr>
-        <w:rFonts w:ascii="Arial" w:eastAsia="Arial" w:hAnsi="Arial" w:cs="Arial"/>
         <w:b/>
         <w:bCs/>
       </w:rPr>
@@ -7678,14 +7870,12 @@
     </w:tcPr>
     <w:tblStylePr w:type="firstRow">
       <w:rPr>
-        <w:rFonts w:ascii="Arial" w:eastAsia="Arial" w:hAnsi="Arial" w:cs="Arial"/>
         <w:b/>
         <w:bCs/>
       </w:rPr>
     </w:tblStylePr>
     <w:tblStylePr w:type="lastRow">
       <w:rPr>
-        <w:rFonts w:ascii="Arial" w:eastAsia="Arial" w:hAnsi="Arial" w:cs="Arial"/>
         <w:b/>
         <w:bCs/>
       </w:rPr>
@@ -7698,14 +7888,12 @@
     </w:tblStylePr>
     <w:tblStylePr w:type="firstCol">
       <w:rPr>
-        <w:rFonts w:ascii="Arial" w:eastAsia="Arial" w:hAnsi="Arial" w:cs="Arial"/>
         <w:b/>
         <w:bCs/>
       </w:rPr>
     </w:tblStylePr>
     <w:tblStylePr w:type="lastCol">
       <w:rPr>
-        <w:rFonts w:ascii="Arial" w:eastAsia="Arial" w:hAnsi="Arial" w:cs="Arial"/>
         <w:b/>
         <w:bCs/>
       </w:rPr>
@@ -7748,14 +7936,12 @@
     </w:tcPr>
     <w:tblStylePr w:type="firstRow">
       <w:rPr>
-        <w:rFonts w:ascii="Arial" w:eastAsia="Arial" w:hAnsi="Arial" w:cs="Arial"/>
         <w:b/>
         <w:bCs/>
       </w:rPr>
     </w:tblStylePr>
     <w:tblStylePr w:type="lastRow">
       <w:rPr>
-        <w:rFonts w:ascii="Arial" w:eastAsia="Arial" w:hAnsi="Arial" w:cs="Arial"/>
         <w:b/>
         <w:bCs/>
       </w:rPr>
@@ -7768,14 +7954,12 @@
     </w:tblStylePr>
     <w:tblStylePr w:type="firstCol">
       <w:rPr>
-        <w:rFonts w:ascii="Arial" w:eastAsia="Arial" w:hAnsi="Arial" w:cs="Arial"/>
         <w:b/>
         <w:bCs/>
       </w:rPr>
     </w:tblStylePr>
     <w:tblStylePr w:type="lastCol">
       <w:rPr>
-        <w:rFonts w:ascii="Arial" w:eastAsia="Arial" w:hAnsi="Arial" w:cs="Arial"/>
         <w:b/>
         <w:bCs/>
       </w:rPr>
@@ -7818,14 +8002,12 @@
     </w:tcPr>
     <w:tblStylePr w:type="firstRow">
       <w:rPr>
-        <w:rFonts w:ascii="Arial" w:eastAsia="Arial" w:hAnsi="Arial" w:cs="Arial"/>
         <w:b/>
         <w:bCs/>
       </w:rPr>
     </w:tblStylePr>
     <w:tblStylePr w:type="lastRow">
       <w:rPr>
-        <w:rFonts w:ascii="Arial" w:eastAsia="Arial" w:hAnsi="Arial" w:cs="Arial"/>
         <w:b/>
         <w:bCs/>
       </w:rPr>
@@ -7838,14 +8020,12 @@
     </w:tblStylePr>
     <w:tblStylePr w:type="firstCol">
       <w:rPr>
-        <w:rFonts w:ascii="Arial" w:eastAsia="Arial" w:hAnsi="Arial" w:cs="Arial"/>
         <w:b/>
         <w:bCs/>
       </w:rPr>
     </w:tblStylePr>
     <w:tblStylePr w:type="lastCol">
       <w:rPr>
-        <w:rFonts w:ascii="Arial" w:eastAsia="Arial" w:hAnsi="Arial" w:cs="Arial"/>
         <w:b/>
         <w:bCs/>
       </w:rPr>
@@ -7888,14 +8068,12 @@
     </w:tcPr>
     <w:tblStylePr w:type="firstRow">
       <w:rPr>
-        <w:rFonts w:ascii="Arial" w:eastAsia="Arial" w:hAnsi="Arial" w:cs="Arial"/>
         <w:b/>
         <w:bCs/>
       </w:rPr>
     </w:tblStylePr>
     <w:tblStylePr w:type="lastRow">
       <w:rPr>
-        <w:rFonts w:ascii="Arial" w:eastAsia="Arial" w:hAnsi="Arial" w:cs="Arial"/>
         <w:b/>
         <w:bCs/>
       </w:rPr>
@@ -7908,14 +8086,12 @@
     </w:tblStylePr>
     <w:tblStylePr w:type="firstCol">
       <w:rPr>
-        <w:rFonts w:ascii="Arial" w:eastAsia="Arial" w:hAnsi="Arial" w:cs="Arial"/>
         <w:b/>
         <w:bCs/>
       </w:rPr>
     </w:tblStylePr>
     <w:tblStylePr w:type="lastCol">
       <w:rPr>
-        <w:rFonts w:ascii="Arial" w:eastAsia="Arial" w:hAnsi="Arial" w:cs="Arial"/>
         <w:b/>
         <w:bCs/>
       </w:rPr>
@@ -7942,6 +8118,7 @@
       <w:spacing w:after="0" w:line="240" w:lineRule="auto"/>
     </w:pPr>
     <w:rPr>
+      <w:rFonts w:asciiTheme="majorHAnsi" w:eastAsiaTheme="majorEastAsia" w:hAnsiTheme="majorHAnsi" w:cstheme="majorBidi"/>
       <w:color w:val="000000" w:themeColor="text1"/>
     </w:rPr>
     <w:tblPr>
@@ -7961,7 +8138,6 @@
     </w:tcPr>
     <w:tblStylePr w:type="firstRow">
       <w:rPr>
-        <w:rFonts w:ascii="Arial" w:eastAsia="Arial" w:hAnsi="Arial" w:cs="Arial"/>
         <w:b/>
         <w:bCs/>
         <w:color w:val="000000" w:themeColor="text1"/>
@@ -7973,7 +8149,6 @@
     </w:tblStylePr>
     <w:tblStylePr w:type="lastRow">
       <w:rPr>
-        <w:rFonts w:ascii="Arial" w:eastAsia="Arial" w:hAnsi="Arial" w:cs="Arial"/>
         <w:b/>
         <w:bCs/>
         <w:color w:val="000000" w:themeColor="text1"/>
@@ -7993,7 +8168,6 @@
     </w:tblStylePr>
     <w:tblStylePr w:type="firstCol">
       <w:rPr>
-        <w:rFonts w:ascii="Arial" w:eastAsia="Arial" w:hAnsi="Arial" w:cs="Arial"/>
         <w:b/>
         <w:bCs/>
         <w:color w:val="000000" w:themeColor="text1"/>
@@ -8013,7 +8187,6 @@
     </w:tblStylePr>
     <w:tblStylePr w:type="lastCol">
       <w:rPr>
-        <w:rFonts w:ascii="Arial" w:eastAsia="Arial" w:hAnsi="Arial" w:cs="Arial"/>
         <w:b w:val="0"/>
         <w:bCs w:val="0"/>
         <w:color w:val="000000" w:themeColor="text1"/>
@@ -8063,6 +8236,7 @@
       <w:spacing w:after="0" w:line="240" w:lineRule="auto"/>
     </w:pPr>
     <w:rPr>
+      <w:rFonts w:asciiTheme="majorHAnsi" w:eastAsiaTheme="majorEastAsia" w:hAnsiTheme="majorHAnsi" w:cstheme="majorBidi"/>
       <w:color w:val="000000" w:themeColor="text1"/>
     </w:rPr>
     <w:tblPr>
@@ -8082,7 +8256,6 @@
     </w:tcPr>
     <w:tblStylePr w:type="firstRow">
       <w:rPr>
-        <w:rFonts w:ascii="Arial" w:eastAsia="Arial" w:hAnsi="Arial" w:cs="Arial"/>
         <w:b/>
         <w:bCs/>
         <w:color w:val="000000" w:themeColor="text1"/>
@@ -8094,7 +8267,6 @@
     </w:tblStylePr>
     <w:tblStylePr w:type="lastRow">
       <w:rPr>
-        <w:rFonts w:ascii="Arial" w:eastAsia="Arial" w:hAnsi="Arial" w:cs="Arial"/>
         <w:b/>
         <w:bCs/>
         <w:color w:val="000000" w:themeColor="text1"/>
@@ -8114,7 +8286,6 @@
     </w:tblStylePr>
     <w:tblStylePr w:type="firstCol">
       <w:rPr>
-        <w:rFonts w:ascii="Arial" w:eastAsia="Arial" w:hAnsi="Arial" w:cs="Arial"/>
         <w:b/>
         <w:bCs/>
         <w:color w:val="000000" w:themeColor="text1"/>
@@ -8134,7 +8305,6 @@
     </w:tblStylePr>
     <w:tblStylePr w:type="lastCol">
       <w:rPr>
-        <w:rFonts w:ascii="Arial" w:eastAsia="Arial" w:hAnsi="Arial" w:cs="Arial"/>
         <w:b w:val="0"/>
         <w:bCs w:val="0"/>
         <w:color w:val="000000" w:themeColor="text1"/>
@@ -8184,6 +8354,7 @@
       <w:spacing w:after="0" w:line="240" w:lineRule="auto"/>
     </w:pPr>
     <w:rPr>
+      <w:rFonts w:asciiTheme="majorHAnsi" w:eastAsiaTheme="majorEastAsia" w:hAnsiTheme="majorHAnsi" w:cstheme="majorBidi"/>
       <w:color w:val="000000" w:themeColor="text1"/>
     </w:rPr>
     <w:tblPr>
@@ -8203,7 +8374,6 @@
     </w:tcPr>
     <w:tblStylePr w:type="firstRow">
       <w:rPr>
-        <w:rFonts w:ascii="Arial" w:eastAsia="Arial" w:hAnsi="Arial" w:cs="Arial"/>
         <w:b/>
         <w:bCs/>
         <w:color w:val="000000" w:themeColor="text1"/>
@@ -8215,7 +8385,6 @@
     </w:tblStylePr>
     <w:tblStylePr w:type="lastRow">
       <w:rPr>
-        <w:rFonts w:ascii="Arial" w:eastAsia="Arial" w:hAnsi="Arial" w:cs="Arial"/>
         <w:b/>
         <w:bCs/>
         <w:color w:val="000000" w:themeColor="text1"/>
@@ -8235,7 +8404,6 @@
     </w:tblStylePr>
     <w:tblStylePr w:type="firstCol">
       <w:rPr>
-        <w:rFonts w:ascii="Arial" w:eastAsia="Arial" w:hAnsi="Arial" w:cs="Arial"/>
         <w:b/>
         <w:bCs/>
         <w:color w:val="000000" w:themeColor="text1"/>
@@ -8255,7 +8423,6 @@
     </w:tblStylePr>
     <w:tblStylePr w:type="lastCol">
       <w:rPr>
-        <w:rFonts w:ascii="Arial" w:eastAsia="Arial" w:hAnsi="Arial" w:cs="Arial"/>
         <w:b w:val="0"/>
         <w:bCs w:val="0"/>
         <w:color w:val="000000" w:themeColor="text1"/>
@@ -8305,6 +8472,7 @@
       <w:spacing w:after="0" w:line="240" w:lineRule="auto"/>
     </w:pPr>
     <w:rPr>
+      <w:rFonts w:asciiTheme="majorHAnsi" w:eastAsiaTheme="majorEastAsia" w:hAnsiTheme="majorHAnsi" w:cstheme="majorBidi"/>
       <w:color w:val="000000" w:themeColor="text1"/>
     </w:rPr>
     <w:tblPr>
@@ -8324,7 +8492,6 @@
     </w:tcPr>
     <w:tblStylePr w:type="firstRow">
       <w:rPr>
-        <w:rFonts w:ascii="Arial" w:eastAsia="Arial" w:hAnsi="Arial" w:cs="Arial"/>
         <w:b/>
         <w:bCs/>
         <w:color w:val="000000" w:themeColor="text1"/>
@@ -8336,7 +8503,6 @@
     </w:tblStylePr>
     <w:tblStylePr w:type="lastRow">
       <w:rPr>
-        <w:rFonts w:ascii="Arial" w:eastAsia="Arial" w:hAnsi="Arial" w:cs="Arial"/>
         <w:b/>
         <w:bCs/>
         <w:color w:val="000000" w:themeColor="text1"/>
@@ -8356,7 +8522,6 @@
     </w:tblStylePr>
     <w:tblStylePr w:type="firstCol">
       <w:rPr>
-        <w:rFonts w:ascii="Arial" w:eastAsia="Arial" w:hAnsi="Arial" w:cs="Arial"/>
         <w:b/>
         <w:bCs/>
         <w:color w:val="000000" w:themeColor="text1"/>
@@ -8376,7 +8541,6 @@
     </w:tblStylePr>
     <w:tblStylePr w:type="lastCol">
       <w:rPr>
-        <w:rFonts w:ascii="Arial" w:eastAsia="Arial" w:hAnsi="Arial" w:cs="Arial"/>
         <w:b w:val="0"/>
         <w:bCs w:val="0"/>
         <w:color w:val="000000" w:themeColor="text1"/>
@@ -8426,6 +8590,7 @@
       <w:spacing w:after="0" w:line="240" w:lineRule="auto"/>
     </w:pPr>
     <w:rPr>
+      <w:rFonts w:asciiTheme="majorHAnsi" w:eastAsiaTheme="majorEastAsia" w:hAnsiTheme="majorHAnsi" w:cstheme="majorBidi"/>
       <w:color w:val="000000" w:themeColor="text1"/>
     </w:rPr>
     <w:tblPr>
@@ -8445,7 +8610,6 @@
     </w:tcPr>
     <w:tblStylePr w:type="firstRow">
       <w:rPr>
-        <w:rFonts w:ascii="Arial" w:eastAsia="Arial" w:hAnsi="Arial" w:cs="Arial"/>
         <w:b/>
         <w:bCs/>
         <w:color w:val="000000" w:themeColor="text1"/>
@@ -8457,7 +8621,6 @@
     </w:tblStylePr>
     <w:tblStylePr w:type="lastRow">
       <w:rPr>
-        <w:rFonts w:ascii="Arial" w:eastAsia="Arial" w:hAnsi="Arial" w:cs="Arial"/>
         <w:b/>
         <w:bCs/>
         <w:color w:val="000000" w:themeColor="text1"/>
@@ -8477,7 +8640,6 @@
     </w:tblStylePr>
     <w:tblStylePr w:type="firstCol">
       <w:rPr>
-        <w:rFonts w:ascii="Arial" w:eastAsia="Arial" w:hAnsi="Arial" w:cs="Arial"/>
         <w:b/>
         <w:bCs/>
         <w:color w:val="000000" w:themeColor="text1"/>
@@ -8497,7 +8659,6 @@
     </w:tblStylePr>
     <w:tblStylePr w:type="lastCol">
       <w:rPr>
-        <w:rFonts w:ascii="Arial" w:eastAsia="Arial" w:hAnsi="Arial" w:cs="Arial"/>
         <w:b w:val="0"/>
         <w:bCs w:val="0"/>
         <w:color w:val="000000" w:themeColor="text1"/>
@@ -8547,6 +8708,7 @@
       <w:spacing w:after="0" w:line="240" w:lineRule="auto"/>
     </w:pPr>
     <w:rPr>
+      <w:rFonts w:asciiTheme="majorHAnsi" w:eastAsiaTheme="majorEastAsia" w:hAnsiTheme="majorHAnsi" w:cstheme="majorBidi"/>
       <w:color w:val="000000" w:themeColor="text1"/>
     </w:rPr>
     <w:tblPr>
@@ -8566,7 +8728,6 @@
     </w:tcPr>
     <w:tblStylePr w:type="firstRow">
       <w:rPr>
-        <w:rFonts w:ascii="Arial" w:eastAsia="Arial" w:hAnsi="Arial" w:cs="Arial"/>
         <w:b/>
         <w:bCs/>
         <w:color w:val="000000" w:themeColor="text1"/>
@@ -8578,7 +8739,6 @@
     </w:tblStylePr>
     <w:tblStylePr w:type="lastRow">
       <w:rPr>
-        <w:rFonts w:ascii="Arial" w:eastAsia="Arial" w:hAnsi="Arial" w:cs="Arial"/>
         <w:b/>
         <w:bCs/>
         <w:color w:val="000000" w:themeColor="text1"/>
@@ -8598,7 +8758,6 @@
     </w:tblStylePr>
     <w:tblStylePr w:type="firstCol">
       <w:rPr>
-        <w:rFonts w:ascii="Arial" w:eastAsia="Arial" w:hAnsi="Arial" w:cs="Arial"/>
         <w:b/>
         <w:bCs/>
         <w:color w:val="000000" w:themeColor="text1"/>
@@ -8618,7 +8777,6 @@
     </w:tblStylePr>
     <w:tblStylePr w:type="lastCol">
       <w:rPr>
-        <w:rFonts w:ascii="Arial" w:eastAsia="Arial" w:hAnsi="Arial" w:cs="Arial"/>
         <w:b w:val="0"/>
         <w:bCs w:val="0"/>
         <w:color w:val="000000" w:themeColor="text1"/>
@@ -8668,6 +8826,7 @@
       <w:spacing w:after="0" w:line="240" w:lineRule="auto"/>
     </w:pPr>
     <w:rPr>
+      <w:rFonts w:asciiTheme="majorHAnsi" w:eastAsiaTheme="majorEastAsia" w:hAnsiTheme="majorHAnsi" w:cstheme="majorBidi"/>
       <w:color w:val="000000" w:themeColor="text1"/>
     </w:rPr>
     <w:tblPr>
@@ -8687,7 +8846,6 @@
     </w:tcPr>
     <w:tblStylePr w:type="firstRow">
       <w:rPr>
-        <w:rFonts w:ascii="Arial" w:eastAsia="Arial" w:hAnsi="Arial" w:cs="Arial"/>
         <w:b/>
         <w:bCs/>
         <w:color w:val="000000" w:themeColor="text1"/>
@@ -8699,7 +8857,6 @@
     </w:tblStylePr>
     <w:tblStylePr w:type="lastRow">
       <w:rPr>
-        <w:rFonts w:ascii="Arial" w:eastAsia="Arial" w:hAnsi="Arial" w:cs="Arial"/>
         <w:b/>
         <w:bCs/>
         <w:color w:val="000000" w:themeColor="text1"/>
@@ -8719,7 +8876,6 @@
     </w:tblStylePr>
     <w:tblStylePr w:type="firstCol">
       <w:rPr>
-        <w:rFonts w:ascii="Arial" w:eastAsia="Arial" w:hAnsi="Arial" w:cs="Arial"/>
         <w:b/>
         <w:bCs/>
         <w:color w:val="000000" w:themeColor="text1"/>
@@ -8739,7 +8895,6 @@
     </w:tblStylePr>
     <w:tblStylePr w:type="lastCol">
       <w:rPr>
-        <w:rFonts w:ascii="Arial" w:eastAsia="Arial" w:hAnsi="Arial" w:cs="Arial"/>
         <w:b w:val="0"/>
         <w:bCs w:val="0"/>
         <w:color w:val="000000" w:themeColor="text1"/>
@@ -8805,7 +8960,6 @@
     </w:tcPr>
     <w:tblStylePr w:type="firstRow">
       <w:rPr>
-        <w:rFonts w:ascii="Arial" w:eastAsia="Arial" w:hAnsi="Arial" w:cs="Arial"/>
         <w:b/>
         <w:bCs/>
         <w:i w:val="0"/>
@@ -8827,7 +8981,6 @@
     </w:tblStylePr>
     <w:tblStylePr w:type="lastRow">
       <w:rPr>
-        <w:rFonts w:ascii="Arial" w:eastAsia="Arial" w:hAnsi="Arial" w:cs="Arial"/>
         <w:b/>
         <w:bCs/>
         <w:i w:val="0"/>
@@ -8849,7 +9002,6 @@
     </w:tblStylePr>
     <w:tblStylePr w:type="firstCol">
       <w:rPr>
-        <w:rFonts w:ascii="Arial" w:eastAsia="Arial" w:hAnsi="Arial" w:cs="Arial"/>
         <w:b/>
         <w:bCs/>
         <w:i w:val="0"/>
@@ -8869,7 +9021,6 @@
     </w:tblStylePr>
     <w:tblStylePr w:type="lastCol">
       <w:rPr>
-        <w:rFonts w:ascii="Arial" w:eastAsia="Arial" w:hAnsi="Arial" w:cs="Arial"/>
         <w:b/>
         <w:bCs/>
         <w:i w:val="0"/>
@@ -8943,7 +9094,6 @@
     </w:tcPr>
     <w:tblStylePr w:type="firstRow">
       <w:rPr>
-        <w:rFonts w:ascii="Arial" w:eastAsia="Arial" w:hAnsi="Arial" w:cs="Arial"/>
         <w:b/>
         <w:bCs/>
         <w:i w:val="0"/>
@@ -8965,7 +9115,6 @@
     </w:tblStylePr>
     <w:tblStylePr w:type="lastRow">
       <w:rPr>
-        <w:rFonts w:ascii="Arial" w:eastAsia="Arial" w:hAnsi="Arial" w:cs="Arial"/>
         <w:b/>
         <w:bCs/>
         <w:i w:val="0"/>
@@ -8987,7 +9136,6 @@
     </w:tblStylePr>
     <w:tblStylePr w:type="firstCol">
       <w:rPr>
-        <w:rFonts w:ascii="Arial" w:eastAsia="Arial" w:hAnsi="Arial" w:cs="Arial"/>
         <w:b/>
         <w:bCs/>
         <w:i w:val="0"/>
@@ -9007,7 +9155,6 @@
     </w:tblStylePr>
     <w:tblStylePr w:type="lastCol">
       <w:rPr>
-        <w:rFonts w:ascii="Arial" w:eastAsia="Arial" w:hAnsi="Arial" w:cs="Arial"/>
         <w:b/>
         <w:bCs/>
         <w:i w:val="0"/>
@@ -9081,7 +9228,6 @@
     </w:tcPr>
     <w:tblStylePr w:type="firstRow">
       <w:rPr>
-        <w:rFonts w:ascii="Arial" w:eastAsia="Arial" w:hAnsi="Arial" w:cs="Arial"/>
         <w:b/>
         <w:bCs/>
         <w:i w:val="0"/>
@@ -9103,7 +9249,6 @@
     </w:tblStylePr>
     <w:tblStylePr w:type="lastRow">
       <w:rPr>
-        <w:rFonts w:ascii="Arial" w:eastAsia="Arial" w:hAnsi="Arial" w:cs="Arial"/>
         <w:b/>
         <w:bCs/>
         <w:i w:val="0"/>
@@ -9125,7 +9270,6 @@
     </w:tblStylePr>
     <w:tblStylePr w:type="firstCol">
       <w:rPr>
-        <w:rFonts w:ascii="Arial" w:eastAsia="Arial" w:hAnsi="Arial" w:cs="Arial"/>
         <w:b/>
         <w:bCs/>
         <w:i w:val="0"/>
@@ -9145,7 +9289,6 @@
     </w:tblStylePr>
     <w:tblStylePr w:type="lastCol">
       <w:rPr>
-        <w:rFonts w:ascii="Arial" w:eastAsia="Arial" w:hAnsi="Arial" w:cs="Arial"/>
         <w:b/>
         <w:bCs/>
         <w:i w:val="0"/>
@@ -9219,7 +9362,6 @@
     </w:tcPr>
     <w:tblStylePr w:type="firstRow">
       <w:rPr>
-        <w:rFonts w:ascii="Arial" w:eastAsia="Arial" w:hAnsi="Arial" w:cs="Arial"/>
         <w:b/>
         <w:bCs/>
         <w:i w:val="0"/>
@@ -9241,7 +9383,6 @@
     </w:tblStylePr>
     <w:tblStylePr w:type="lastRow">
       <w:rPr>
-        <w:rFonts w:ascii="Arial" w:eastAsia="Arial" w:hAnsi="Arial" w:cs="Arial"/>
         <w:b/>
         <w:bCs/>
         <w:i w:val="0"/>
@@ -9263,7 +9404,6 @@
     </w:tblStylePr>
     <w:tblStylePr w:type="firstCol">
       <w:rPr>
-        <w:rFonts w:ascii="Arial" w:eastAsia="Arial" w:hAnsi="Arial" w:cs="Arial"/>
         <w:b/>
         <w:bCs/>
         <w:i w:val="0"/>
@@ -9283,7 +9423,6 @@
     </w:tblStylePr>
     <w:tblStylePr w:type="lastCol">
       <w:rPr>
-        <w:rFonts w:ascii="Arial" w:eastAsia="Arial" w:hAnsi="Arial" w:cs="Arial"/>
         <w:b/>
         <w:bCs/>
         <w:i w:val="0"/>
@@ -9357,7 +9496,6 @@
     </w:tcPr>
     <w:tblStylePr w:type="firstRow">
       <w:rPr>
-        <w:rFonts w:ascii="Arial" w:eastAsia="Arial" w:hAnsi="Arial" w:cs="Arial"/>
         <w:b/>
         <w:bCs/>
         <w:i w:val="0"/>
@@ -9379,7 +9517,6 @@
     </w:tblStylePr>
     <w:tblStylePr w:type="lastRow">
       <w:rPr>
-        <w:rFonts w:ascii="Arial" w:eastAsia="Arial" w:hAnsi="Arial" w:cs="Arial"/>
         <w:b/>
         <w:bCs/>
         <w:i w:val="0"/>
@@ -9401,7 +9538,6 @@
     </w:tblStylePr>
     <w:tblStylePr w:type="firstCol">
       <w:rPr>
-        <w:rFonts w:ascii="Arial" w:eastAsia="Arial" w:hAnsi="Arial" w:cs="Arial"/>
         <w:b/>
         <w:bCs/>
         <w:i w:val="0"/>
@@ -9421,7 +9557,6 @@
     </w:tblStylePr>
     <w:tblStylePr w:type="lastCol">
       <w:rPr>
-        <w:rFonts w:ascii="Arial" w:eastAsia="Arial" w:hAnsi="Arial" w:cs="Arial"/>
         <w:b/>
         <w:bCs/>
         <w:i w:val="0"/>
@@ -9495,7 +9630,6 @@
     </w:tcPr>
     <w:tblStylePr w:type="firstRow">
       <w:rPr>
-        <w:rFonts w:ascii="Arial" w:eastAsia="Arial" w:hAnsi="Arial" w:cs="Arial"/>
         <w:b/>
         <w:bCs/>
         <w:i w:val="0"/>
@@ -9517,7 +9651,6 @@
     </w:tblStylePr>
     <w:tblStylePr w:type="lastRow">
       <w:rPr>
-        <w:rFonts w:ascii="Arial" w:eastAsia="Arial" w:hAnsi="Arial" w:cs="Arial"/>
         <w:b/>
         <w:bCs/>
         <w:i w:val="0"/>
@@ -9539,7 +9672,6 @@
     </w:tblStylePr>
     <w:tblStylePr w:type="firstCol">
       <w:rPr>
-        <w:rFonts w:ascii="Arial" w:eastAsia="Arial" w:hAnsi="Arial" w:cs="Arial"/>
         <w:b/>
         <w:bCs/>
         <w:i w:val="0"/>
@@ -9559,7 +9691,6 @@
     </w:tblStylePr>
     <w:tblStylePr w:type="lastCol">
       <w:rPr>
-        <w:rFonts w:ascii="Arial" w:eastAsia="Arial" w:hAnsi="Arial" w:cs="Arial"/>
         <w:b/>
         <w:bCs/>
         <w:i w:val="0"/>
@@ -9633,7 +9764,6 @@
     </w:tcPr>
     <w:tblStylePr w:type="firstRow">
       <w:rPr>
-        <w:rFonts w:ascii="Arial" w:eastAsia="Arial" w:hAnsi="Arial" w:cs="Arial"/>
         <w:b/>
         <w:bCs/>
         <w:i w:val="0"/>
@@ -9655,7 +9785,6 @@
     </w:tblStylePr>
     <w:tblStylePr w:type="lastRow">
       <w:rPr>
-        <w:rFonts w:ascii="Arial" w:eastAsia="Arial" w:hAnsi="Arial" w:cs="Arial"/>
         <w:b/>
         <w:bCs/>
         <w:i w:val="0"/>
@@ -9677,7 +9806,6 @@
     </w:tblStylePr>
     <w:tblStylePr w:type="firstCol">
       <w:rPr>
-        <w:rFonts w:ascii="Arial" w:eastAsia="Arial" w:hAnsi="Arial" w:cs="Arial"/>
         <w:b/>
         <w:bCs/>
         <w:i w:val="0"/>
@@ -9697,7 +9825,6 @@
     </w:tblStylePr>
     <w:tblStylePr w:type="lastCol">
       <w:rPr>
-        <w:rFonts w:ascii="Arial" w:eastAsia="Arial" w:hAnsi="Arial" w:cs="Arial"/>
         <w:b/>
         <w:bCs/>
         <w:i w:val="0"/>
@@ -9766,7 +9893,6 @@
     </w:tcPr>
     <w:tblStylePr w:type="firstRow">
       <w:rPr>
-        <w:rFonts w:ascii="Arial" w:eastAsia="Arial" w:hAnsi="Arial" w:cs="Arial"/>
         <w:b/>
         <w:bCs/>
       </w:rPr>
@@ -9874,7 +10000,6 @@
     </w:tcPr>
     <w:tblStylePr w:type="firstRow">
       <w:rPr>
-        <w:rFonts w:ascii="Arial" w:eastAsia="Arial" w:hAnsi="Arial" w:cs="Arial"/>
         <w:b/>
         <w:bCs/>
       </w:rPr>
@@ -9982,7 +10107,6 @@
     </w:tcPr>
     <w:tblStylePr w:type="firstRow">
       <w:rPr>
-        <w:rFonts w:ascii="Arial" w:eastAsia="Arial" w:hAnsi="Arial" w:cs="Arial"/>
         <w:b/>
         <w:bCs/>
       </w:rPr>
@@ -10090,7 +10214,6 @@
     </w:tcPr>
     <w:tblStylePr w:type="firstRow">
       <w:rPr>
-        <w:rFonts w:ascii="Arial" w:eastAsia="Arial" w:hAnsi="Arial" w:cs="Arial"/>
         <w:b/>
         <w:bCs/>
       </w:rPr>
@@ -10198,7 +10321,6 @@
     </w:tcPr>
     <w:tblStylePr w:type="firstRow">
       <w:rPr>
-        <w:rFonts w:ascii="Arial" w:eastAsia="Arial" w:hAnsi="Arial" w:cs="Arial"/>
         <w:b/>
         <w:bCs/>
       </w:rPr>
@@ -10306,7 +10428,6 @@
     </w:tcPr>
     <w:tblStylePr w:type="firstRow">
       <w:rPr>
-        <w:rFonts w:ascii="Arial" w:eastAsia="Arial" w:hAnsi="Arial" w:cs="Arial"/>
         <w:b/>
         <w:bCs/>
       </w:rPr>
@@ -10414,7 +10535,6 @@
     </w:tcPr>
     <w:tblStylePr w:type="firstRow">
       <w:rPr>
-        <w:rFonts w:ascii="Arial" w:eastAsia="Arial" w:hAnsi="Arial" w:cs="Arial"/>
         <w:b/>
         <w:bCs/>
       </w:rPr>
@@ -10530,7 +10650,6 @@
     </w:tcPr>
     <w:tblStylePr w:type="firstRow">
       <w:rPr>
-        <w:rFonts w:ascii="Arial" w:eastAsia="Arial" w:hAnsi="Arial" w:cs="Arial"/>
         <w:b/>
         <w:bCs/>
       </w:rPr>
@@ -10549,7 +10668,6 @@
     </w:tblStylePr>
     <w:tblStylePr w:type="lastRow">
       <w:rPr>
-        <w:rFonts w:ascii="Arial" w:eastAsia="Arial" w:hAnsi="Arial" w:cs="Arial"/>
         <w:b/>
         <w:bCs/>
         <w:color w:val="FFFFFF" w:themeColor="background1"/>
@@ -10564,7 +10682,6 @@
     </w:tblStylePr>
     <w:tblStylePr w:type="firstCol">
       <w:rPr>
-        <w:rFonts w:ascii="Arial" w:eastAsia="Arial" w:hAnsi="Arial" w:cs="Arial"/>
         <w:color w:val="FFFFFF" w:themeColor="background1"/>
       </w:rPr>
       <w:tblPr/>
@@ -10582,7 +10699,6 @@
     </w:tblStylePr>
     <w:tblStylePr w:type="lastCol">
       <w:rPr>
-        <w:rFonts w:ascii="Arial" w:eastAsia="Arial" w:hAnsi="Arial" w:cs="Arial"/>
         <w:color w:val="FFFFFF" w:themeColor="background1"/>
       </w:rPr>
       <w:tblPr/>
@@ -10612,13 +10728,11 @@
     </w:tblStylePr>
     <w:tblStylePr w:type="neCell">
       <w:rPr>
-        <w:rFonts w:ascii="Arial" w:eastAsia="Arial" w:hAnsi="Arial" w:cs="Arial"/>
         <w:color w:val="000000" w:themeColor="text1"/>
       </w:rPr>
     </w:tblStylePr>
     <w:tblStylePr w:type="nwCell">
       <w:rPr>
-        <w:rFonts w:ascii="Arial" w:eastAsia="Arial" w:hAnsi="Arial" w:cs="Arial"/>
         <w:color w:val="000000" w:themeColor="text1"/>
       </w:rPr>
     </w:tblStylePr>
@@ -10651,7 +10765,6 @@
     </w:tcPr>
     <w:tblStylePr w:type="firstRow">
       <w:rPr>
-        <w:rFonts w:ascii="Arial" w:eastAsia="Arial" w:hAnsi="Arial" w:cs="Arial"/>
         <w:b/>
         <w:bCs/>
       </w:rPr>
@@ -10670,7 +10783,6 @@
     </w:tblStylePr>
     <w:tblStylePr w:type="lastRow">
       <w:rPr>
-        <w:rFonts w:ascii="Arial" w:eastAsia="Arial" w:hAnsi="Arial" w:cs="Arial"/>
         <w:b/>
         <w:bCs/>
         <w:color w:val="FFFFFF" w:themeColor="background1"/>
@@ -10685,7 +10797,6 @@
     </w:tblStylePr>
     <w:tblStylePr w:type="firstCol">
       <w:rPr>
-        <w:rFonts w:ascii="Arial" w:eastAsia="Arial" w:hAnsi="Arial" w:cs="Arial"/>
         <w:color w:val="FFFFFF" w:themeColor="background1"/>
       </w:rPr>
       <w:tblPr/>
@@ -10703,7 +10814,6 @@
     </w:tblStylePr>
     <w:tblStylePr w:type="lastCol">
       <w:rPr>
-        <w:rFonts w:ascii="Arial" w:eastAsia="Arial" w:hAnsi="Arial" w:cs="Arial"/>
         <w:color w:val="FFFFFF" w:themeColor="background1"/>
       </w:rPr>
       <w:tblPr/>
@@ -10733,13 +10843,11 @@
     </w:tblStylePr>
     <w:tblStylePr w:type="neCell">
       <w:rPr>
-        <w:rFonts w:ascii="Arial" w:eastAsia="Arial" w:hAnsi="Arial" w:cs="Arial"/>
         <w:color w:val="000000" w:themeColor="text1"/>
       </w:rPr>
     </w:tblStylePr>
     <w:tblStylePr w:type="nwCell">
       <w:rPr>
-        <w:rFonts w:ascii="Arial" w:eastAsia="Arial" w:hAnsi="Arial" w:cs="Arial"/>
         <w:color w:val="000000" w:themeColor="text1"/>
       </w:rPr>
     </w:tblStylePr>
@@ -10772,7 +10880,6 @@
     </w:tcPr>
     <w:tblStylePr w:type="firstRow">
       <w:rPr>
-        <w:rFonts w:ascii="Arial" w:eastAsia="Arial" w:hAnsi="Arial" w:cs="Arial"/>
         <w:b/>
         <w:bCs/>
       </w:rPr>
@@ -10791,7 +10898,6 @@
     </w:tblStylePr>
     <w:tblStylePr w:type="lastRow">
       <w:rPr>
-        <w:rFonts w:ascii="Arial" w:eastAsia="Arial" w:hAnsi="Arial" w:cs="Arial"/>
         <w:b/>
         <w:bCs/>
         <w:color w:val="FFFFFF" w:themeColor="background1"/>
@@ -10806,7 +10912,6 @@
     </w:tblStylePr>
     <w:tblStylePr w:type="firstCol">
       <w:rPr>
-        <w:rFonts w:ascii="Arial" w:eastAsia="Arial" w:hAnsi="Arial" w:cs="Arial"/>
         <w:color w:val="FFFFFF" w:themeColor="background1"/>
       </w:rPr>
       <w:tblPr/>
@@ -10824,7 +10929,6 @@
     </w:tblStylePr>
     <w:tblStylePr w:type="lastCol">
       <w:rPr>
-        <w:rFonts w:ascii="Arial" w:eastAsia="Arial" w:hAnsi="Arial" w:cs="Arial"/>
         <w:color w:val="FFFFFF" w:themeColor="background1"/>
       </w:rPr>
       <w:tblPr/>
@@ -10854,13 +10958,11 @@
     </w:tblStylePr>
     <w:tblStylePr w:type="neCell">
       <w:rPr>
-        <w:rFonts w:ascii="Arial" w:eastAsia="Arial" w:hAnsi="Arial" w:cs="Arial"/>
         <w:color w:val="000000" w:themeColor="text1"/>
       </w:rPr>
     </w:tblStylePr>
     <w:tblStylePr w:type="nwCell">
       <w:rPr>
-        <w:rFonts w:ascii="Arial" w:eastAsia="Arial" w:hAnsi="Arial" w:cs="Arial"/>
         <w:color w:val="000000" w:themeColor="text1"/>
       </w:rPr>
     </w:tblStylePr>
@@ -10893,7 +10995,6 @@
     </w:tcPr>
     <w:tblStylePr w:type="firstRow">
       <w:rPr>
-        <w:rFonts w:ascii="Arial" w:eastAsia="Arial" w:hAnsi="Arial" w:cs="Arial"/>
         <w:b/>
         <w:bCs/>
       </w:rPr>
@@ -10912,7 +11013,6 @@
     </w:tblStylePr>
     <w:tblStylePr w:type="lastRow">
       <w:rPr>
-        <w:rFonts w:ascii="Arial" w:eastAsia="Arial" w:hAnsi="Arial" w:cs="Arial"/>
         <w:b/>
         <w:bCs/>
         <w:color w:val="FFFFFF" w:themeColor="background1"/>
@@ -10927,7 +11027,6 @@
     </w:tblStylePr>
     <w:tblStylePr w:type="firstCol">
       <w:rPr>
-        <w:rFonts w:ascii="Arial" w:eastAsia="Arial" w:hAnsi="Arial" w:cs="Arial"/>
         <w:color w:val="FFFFFF" w:themeColor="background1"/>
       </w:rPr>
       <w:tblPr/>
@@ -10945,7 +11044,6 @@
     </w:tblStylePr>
     <w:tblStylePr w:type="lastCol">
       <w:rPr>
-        <w:rFonts w:ascii="Arial" w:eastAsia="Arial" w:hAnsi="Arial" w:cs="Arial"/>
         <w:color w:val="FFFFFF" w:themeColor="background1"/>
       </w:rPr>
       <w:tblPr/>
@@ -11002,7 +11100,6 @@
     </w:tcPr>
     <w:tblStylePr w:type="firstRow">
       <w:rPr>
-        <w:rFonts w:ascii="Arial" w:eastAsia="Arial" w:hAnsi="Arial" w:cs="Arial"/>
         <w:b/>
         <w:bCs/>
       </w:rPr>
@@ -11021,7 +11118,6 @@
     </w:tblStylePr>
     <w:tblStylePr w:type="lastRow">
       <w:rPr>
-        <w:rFonts w:ascii="Arial" w:eastAsia="Arial" w:hAnsi="Arial" w:cs="Arial"/>
         <w:b/>
         <w:bCs/>
         <w:color w:val="FFFFFF" w:themeColor="background1"/>
@@ -11036,7 +11132,6 @@
     </w:tblStylePr>
     <w:tblStylePr w:type="firstCol">
       <w:rPr>
-        <w:rFonts w:ascii="Arial" w:eastAsia="Arial" w:hAnsi="Arial" w:cs="Arial"/>
         <w:color w:val="FFFFFF" w:themeColor="background1"/>
       </w:rPr>
       <w:tblPr/>
@@ -11054,7 +11149,6 @@
     </w:tblStylePr>
     <w:tblStylePr w:type="lastCol">
       <w:rPr>
-        <w:rFonts w:ascii="Arial" w:eastAsia="Arial" w:hAnsi="Arial" w:cs="Arial"/>
         <w:color w:val="FFFFFF" w:themeColor="background1"/>
       </w:rPr>
       <w:tblPr/>
@@ -11084,13 +11178,11 @@
     </w:tblStylePr>
     <w:tblStylePr w:type="neCell">
       <w:rPr>
-        <w:rFonts w:ascii="Arial" w:eastAsia="Arial" w:hAnsi="Arial" w:cs="Arial"/>
         <w:color w:val="000000" w:themeColor="text1"/>
       </w:rPr>
     </w:tblStylePr>
     <w:tblStylePr w:type="nwCell">
       <w:rPr>
-        <w:rFonts w:ascii="Arial" w:eastAsia="Arial" w:hAnsi="Arial" w:cs="Arial"/>
         <w:color w:val="000000" w:themeColor="text1"/>
       </w:rPr>
     </w:tblStylePr>
@@ -11123,7 +11215,6 @@
     </w:tcPr>
     <w:tblStylePr w:type="firstRow">
       <w:rPr>
-        <w:rFonts w:ascii="Arial" w:eastAsia="Arial" w:hAnsi="Arial" w:cs="Arial"/>
         <w:b/>
         <w:bCs/>
       </w:rPr>
@@ -11142,7 +11233,6 @@
     </w:tblStylePr>
     <w:tblStylePr w:type="lastRow">
       <w:rPr>
-        <w:rFonts w:ascii="Arial" w:eastAsia="Arial" w:hAnsi="Arial" w:cs="Arial"/>
         <w:b/>
         <w:bCs/>
         <w:color w:val="FFFFFF" w:themeColor="background1"/>
@@ -11157,7 +11247,6 @@
     </w:tblStylePr>
     <w:tblStylePr w:type="firstCol">
       <w:rPr>
-        <w:rFonts w:ascii="Arial" w:eastAsia="Arial" w:hAnsi="Arial" w:cs="Arial"/>
         <w:color w:val="FFFFFF" w:themeColor="background1"/>
       </w:rPr>
       <w:tblPr/>
@@ -11175,7 +11264,6 @@
     </w:tblStylePr>
     <w:tblStylePr w:type="lastCol">
       <w:rPr>
-        <w:rFonts w:ascii="Arial" w:eastAsia="Arial" w:hAnsi="Arial" w:cs="Arial"/>
         <w:color w:val="FFFFFF" w:themeColor="background1"/>
       </w:rPr>
       <w:tblPr/>
@@ -11205,13 +11293,11 @@
     </w:tblStylePr>
     <w:tblStylePr w:type="neCell">
       <w:rPr>
-        <w:rFonts w:ascii="Arial" w:eastAsia="Arial" w:hAnsi="Arial" w:cs="Arial"/>
         <w:color w:val="000000" w:themeColor="text1"/>
       </w:rPr>
     </w:tblStylePr>
     <w:tblStylePr w:type="nwCell">
       <w:rPr>
-        <w:rFonts w:ascii="Arial" w:eastAsia="Arial" w:hAnsi="Arial" w:cs="Arial"/>
         <w:color w:val="000000" w:themeColor="text1"/>
       </w:rPr>
     </w:tblStylePr>
@@ -11244,7 +11330,6 @@
     </w:tcPr>
     <w:tblStylePr w:type="firstRow">
       <w:rPr>
-        <w:rFonts w:ascii="Arial" w:eastAsia="Arial" w:hAnsi="Arial" w:cs="Arial"/>
         <w:b/>
         <w:bCs/>
       </w:rPr>
@@ -11263,7 +11348,6 @@
     </w:tblStylePr>
     <w:tblStylePr w:type="lastRow">
       <w:rPr>
-        <w:rFonts w:ascii="Arial" w:eastAsia="Arial" w:hAnsi="Arial" w:cs="Arial"/>
         <w:b/>
         <w:bCs/>
         <w:color w:val="FFFFFF" w:themeColor="background1"/>
@@ -11278,7 +11362,6 @@
     </w:tblStylePr>
     <w:tblStylePr w:type="firstCol">
       <w:rPr>
-        <w:rFonts w:ascii="Arial" w:eastAsia="Arial" w:hAnsi="Arial" w:cs="Arial"/>
         <w:color w:val="FFFFFF" w:themeColor="background1"/>
       </w:rPr>
       <w:tblPr/>
@@ -11296,7 +11379,6 @@
     </w:tblStylePr>
     <w:tblStylePr w:type="lastCol">
       <w:rPr>
-        <w:rFonts w:ascii="Arial" w:eastAsia="Arial" w:hAnsi="Arial" w:cs="Arial"/>
         <w:color w:val="FFFFFF" w:themeColor="background1"/>
       </w:rPr>
       <w:tblPr/>
@@ -11326,13 +11408,11 @@
     </w:tblStylePr>
     <w:tblStylePr w:type="neCell">
       <w:rPr>
-        <w:rFonts w:ascii="Arial" w:eastAsia="Arial" w:hAnsi="Arial" w:cs="Arial"/>
         <w:color w:val="000000" w:themeColor="text1"/>
       </w:rPr>
     </w:tblStylePr>
     <w:tblStylePr w:type="nwCell">
       <w:rPr>
-        <w:rFonts w:ascii="Arial" w:eastAsia="Arial" w:hAnsi="Arial" w:cs="Arial"/>
         <w:color w:val="000000" w:themeColor="text1"/>
       </w:rPr>
     </w:tblStylePr>
@@ -11357,7 +11437,6 @@
     </w:tcPr>
     <w:tblStylePr w:type="firstRow">
       <w:rPr>
-        <w:rFonts w:ascii="Arial" w:eastAsia="Arial" w:hAnsi="Arial" w:cs="Arial"/>
         <w:b/>
         <w:bCs/>
         <w:color w:val="FFFFFF" w:themeColor="background1"/>
@@ -11372,7 +11451,6 @@
     </w:tblStylePr>
     <w:tblStylePr w:type="lastRow">
       <w:rPr>
-        <w:rFonts w:ascii="Arial" w:eastAsia="Arial" w:hAnsi="Arial" w:cs="Arial"/>
         <w:b/>
         <w:bCs/>
         <w:color w:val="9E3A38" w:themeColor="accent2" w:themeShade="CC"/>
@@ -11387,14 +11465,12 @@
     </w:tblStylePr>
     <w:tblStylePr w:type="firstCol">
       <w:rPr>
-        <w:rFonts w:ascii="Arial" w:eastAsia="Arial" w:hAnsi="Arial" w:cs="Arial"/>
         <w:b/>
         <w:bCs/>
       </w:rPr>
     </w:tblStylePr>
     <w:tblStylePr w:type="lastCol">
       <w:rPr>
-        <w:rFonts w:ascii="Arial" w:eastAsia="Arial" w:hAnsi="Arial" w:cs="Arial"/>
         <w:b/>
         <w:bCs/>
       </w:rPr>
@@ -11440,7 +11516,6 @@
     </w:tcPr>
     <w:tblStylePr w:type="firstRow">
       <w:rPr>
-        <w:rFonts w:ascii="Arial" w:eastAsia="Arial" w:hAnsi="Arial" w:cs="Arial"/>
         <w:b/>
         <w:bCs/>
         <w:color w:val="FFFFFF" w:themeColor="background1"/>
@@ -11455,7 +11530,6 @@
     </w:tblStylePr>
     <w:tblStylePr w:type="lastRow">
       <w:rPr>
-        <w:rFonts w:ascii="Arial" w:eastAsia="Arial" w:hAnsi="Arial" w:cs="Arial"/>
         <w:b/>
         <w:bCs/>
         <w:color w:val="9E3A38" w:themeColor="accent2" w:themeShade="CC"/>
@@ -11470,14 +11544,12 @@
     </w:tblStylePr>
     <w:tblStylePr w:type="firstCol">
       <w:rPr>
-        <w:rFonts w:ascii="Arial" w:eastAsia="Arial" w:hAnsi="Arial" w:cs="Arial"/>
         <w:b/>
         <w:bCs/>
       </w:rPr>
     </w:tblStylePr>
     <w:tblStylePr w:type="lastCol">
       <w:rPr>
-        <w:rFonts w:ascii="Arial" w:eastAsia="Arial" w:hAnsi="Arial" w:cs="Arial"/>
         <w:b/>
         <w:bCs/>
       </w:rPr>
@@ -11523,7 +11595,6 @@
     </w:tcPr>
     <w:tblStylePr w:type="firstRow">
       <w:rPr>
-        <w:rFonts w:ascii="Arial" w:eastAsia="Arial" w:hAnsi="Arial" w:cs="Arial"/>
         <w:b/>
         <w:bCs/>
         <w:color w:val="FFFFFF" w:themeColor="background1"/>
@@ -11538,7 +11609,6 @@
     </w:tblStylePr>
     <w:tblStylePr w:type="lastRow">
       <w:rPr>
-        <w:rFonts w:ascii="Arial" w:eastAsia="Arial" w:hAnsi="Arial" w:cs="Arial"/>
         <w:b/>
         <w:bCs/>
         <w:color w:val="9E3A38" w:themeColor="accent2" w:themeShade="CC"/>
@@ -11553,14 +11623,12 @@
     </w:tblStylePr>
     <w:tblStylePr w:type="firstCol">
       <w:rPr>
-        <w:rFonts w:ascii="Arial" w:eastAsia="Arial" w:hAnsi="Arial" w:cs="Arial"/>
         <w:b/>
         <w:bCs/>
       </w:rPr>
     </w:tblStylePr>
     <w:tblStylePr w:type="lastCol">
       <w:rPr>
-        <w:rFonts w:ascii="Arial" w:eastAsia="Arial" w:hAnsi="Arial" w:cs="Arial"/>
         <w:b/>
         <w:bCs/>
       </w:rPr>
@@ -11606,7 +11674,6 @@
     </w:tcPr>
     <w:tblStylePr w:type="firstRow">
       <w:rPr>
-        <w:rFonts w:ascii="Arial" w:eastAsia="Arial" w:hAnsi="Arial" w:cs="Arial"/>
         <w:b/>
         <w:bCs/>
         <w:color w:val="FFFFFF" w:themeColor="background1"/>
@@ -11621,7 +11688,6 @@
     </w:tblStylePr>
     <w:tblStylePr w:type="lastRow">
       <w:rPr>
-        <w:rFonts w:ascii="Arial" w:eastAsia="Arial" w:hAnsi="Arial" w:cs="Arial"/>
         <w:b/>
         <w:bCs/>
         <w:color w:val="664E82" w:themeColor="accent4" w:themeShade="CC"/>
@@ -11636,14 +11702,12 @@
     </w:tblStylePr>
     <w:tblStylePr w:type="firstCol">
       <w:rPr>
-        <w:rFonts w:ascii="Arial" w:eastAsia="Arial" w:hAnsi="Arial" w:cs="Arial"/>
         <w:b/>
         <w:bCs/>
       </w:rPr>
     </w:tblStylePr>
     <w:tblStylePr w:type="lastCol">
       <w:rPr>
-        <w:rFonts w:ascii="Arial" w:eastAsia="Arial" w:hAnsi="Arial" w:cs="Arial"/>
         <w:b/>
         <w:bCs/>
       </w:rPr>
@@ -11689,7 +11753,6 @@
     </w:tcPr>
     <w:tblStylePr w:type="firstRow">
       <w:rPr>
-        <w:rFonts w:ascii="Arial" w:eastAsia="Arial" w:hAnsi="Arial" w:cs="Arial"/>
         <w:b/>
         <w:bCs/>
         <w:color w:val="FFFFFF" w:themeColor="background1"/>
@@ -11704,7 +11767,6 @@
     </w:tblStylePr>
     <w:tblStylePr w:type="lastRow">
       <w:rPr>
-        <w:rFonts w:ascii="Arial" w:eastAsia="Arial" w:hAnsi="Arial" w:cs="Arial"/>
         <w:b/>
         <w:bCs/>
         <w:color w:val="7E9C40" w:themeColor="accent3" w:themeShade="CC"/>
@@ -11719,14 +11781,12 @@
     </w:tblStylePr>
     <w:tblStylePr w:type="firstCol">
       <w:rPr>
-        <w:rFonts w:ascii="Arial" w:eastAsia="Arial" w:hAnsi="Arial" w:cs="Arial"/>
         <w:b/>
         <w:bCs/>
       </w:rPr>
     </w:tblStylePr>
     <w:tblStylePr w:type="lastCol">
       <w:rPr>
-        <w:rFonts w:ascii="Arial" w:eastAsia="Arial" w:hAnsi="Arial" w:cs="Arial"/>
         <w:b/>
         <w:bCs/>
       </w:rPr>
@@ -11772,7 +11832,6 @@
     </w:tcPr>
     <w:tblStylePr w:type="firstRow">
       <w:rPr>
-        <w:rFonts w:ascii="Arial" w:eastAsia="Arial" w:hAnsi="Arial" w:cs="Arial"/>
         <w:b/>
         <w:bCs/>
         <w:color w:val="FFFFFF" w:themeColor="background1"/>
@@ -11787,7 +11846,6 @@
     </w:tblStylePr>
     <w:tblStylePr w:type="lastRow">
       <w:rPr>
-        <w:rFonts w:ascii="Arial" w:eastAsia="Arial" w:hAnsi="Arial" w:cs="Arial"/>
         <w:b/>
         <w:bCs/>
         <w:color w:val="F2730A" w:themeColor="accent6" w:themeShade="CC"/>
@@ -11802,14 +11860,12 @@
     </w:tblStylePr>
     <w:tblStylePr w:type="firstCol">
       <w:rPr>
-        <w:rFonts w:ascii="Arial" w:eastAsia="Arial" w:hAnsi="Arial" w:cs="Arial"/>
         <w:b/>
         <w:bCs/>
       </w:rPr>
     </w:tblStylePr>
     <w:tblStylePr w:type="lastCol">
       <w:rPr>
-        <w:rFonts w:ascii="Arial" w:eastAsia="Arial" w:hAnsi="Arial" w:cs="Arial"/>
         <w:b/>
         <w:bCs/>
       </w:rPr>
@@ -11855,7 +11911,6 @@
     </w:tcPr>
     <w:tblStylePr w:type="firstRow">
       <w:rPr>
-        <w:rFonts w:ascii="Arial" w:eastAsia="Arial" w:hAnsi="Arial" w:cs="Arial"/>
         <w:b/>
         <w:bCs/>
         <w:color w:val="FFFFFF" w:themeColor="background1"/>
@@ -11870,7 +11925,6 @@
     </w:tblStylePr>
     <w:tblStylePr w:type="lastRow">
       <w:rPr>
-        <w:rFonts w:ascii="Arial" w:eastAsia="Arial" w:hAnsi="Arial" w:cs="Arial"/>
         <w:b/>
         <w:bCs/>
         <w:color w:val="348DA5" w:themeColor="accent5" w:themeShade="CC"/>
@@ -11885,14 +11939,12 @@
     </w:tblStylePr>
     <w:tblStylePr w:type="firstCol">
       <w:rPr>
-        <w:rFonts w:ascii="Arial" w:eastAsia="Arial" w:hAnsi="Arial" w:cs="Arial"/>
         <w:b/>
         <w:bCs/>
       </w:rPr>
     </w:tblStylePr>
     <w:tblStylePr w:type="lastCol">
       <w:rPr>
-        <w:rFonts w:ascii="Arial" w:eastAsia="Arial" w:hAnsi="Arial" w:cs="Arial"/>
         <w:b/>
         <w:bCs/>
       </w:rPr>
@@ -11941,7 +11993,6 @@
     </w:tcPr>
     <w:tblStylePr w:type="firstRow">
       <w:rPr>
-        <w:rFonts w:ascii="Arial" w:eastAsia="Arial" w:hAnsi="Arial" w:cs="Arial"/>
         <w:b/>
         <w:bCs/>
       </w:rPr>
@@ -11952,7 +12003,6 @@
     </w:tblStylePr>
     <w:tblStylePr w:type="lastRow">
       <w:rPr>
-        <w:rFonts w:ascii="Arial" w:eastAsia="Arial" w:hAnsi="Arial" w:cs="Arial"/>
         <w:b/>
         <w:bCs/>
         <w:color w:val="000000" w:themeColor="text1"/>
@@ -11964,7 +12014,6 @@
     </w:tblStylePr>
     <w:tblStylePr w:type="firstCol">
       <w:rPr>
-        <w:rFonts w:ascii="Arial" w:eastAsia="Arial" w:hAnsi="Arial" w:cs="Arial"/>
         <w:color w:val="FFFFFF" w:themeColor="background1"/>
       </w:rPr>
       <w:tblPr/>
@@ -11974,7 +12023,6 @@
     </w:tblStylePr>
     <w:tblStylePr w:type="lastCol">
       <w:rPr>
-        <w:rFonts w:ascii="Arial" w:eastAsia="Arial" w:hAnsi="Arial" w:cs="Arial"/>
         <w:color w:val="FFFFFF" w:themeColor="background1"/>
       </w:rPr>
       <w:tblPr/>
@@ -12018,7 +12066,6 @@
     </w:tcPr>
     <w:tblStylePr w:type="firstRow">
       <w:rPr>
-        <w:rFonts w:ascii="Arial" w:eastAsia="Arial" w:hAnsi="Arial" w:cs="Arial"/>
         <w:b/>
         <w:bCs/>
       </w:rPr>
@@ -12029,7 +12076,6 @@
     </w:tblStylePr>
     <w:tblStylePr w:type="lastRow">
       <w:rPr>
-        <w:rFonts w:ascii="Arial" w:eastAsia="Arial" w:hAnsi="Arial" w:cs="Arial"/>
         <w:b/>
         <w:bCs/>
         <w:color w:val="000000" w:themeColor="text1"/>
@@ -12041,7 +12087,6 @@
     </w:tblStylePr>
     <w:tblStylePr w:type="firstCol">
       <w:rPr>
-        <w:rFonts w:ascii="Arial" w:eastAsia="Arial" w:hAnsi="Arial" w:cs="Arial"/>
         <w:color w:val="FFFFFF" w:themeColor="background1"/>
       </w:rPr>
       <w:tblPr/>
@@ -12051,7 +12096,6 @@
     </w:tblStylePr>
     <w:tblStylePr w:type="lastCol">
       <w:rPr>
-        <w:rFonts w:ascii="Arial" w:eastAsia="Arial" w:hAnsi="Arial" w:cs="Arial"/>
         <w:color w:val="FFFFFF" w:themeColor="background1"/>
       </w:rPr>
       <w:tblPr/>
@@ -12095,7 +12139,6 @@
     </w:tcPr>
     <w:tblStylePr w:type="firstRow">
       <w:rPr>
-        <w:rFonts w:ascii="Arial" w:eastAsia="Arial" w:hAnsi="Arial" w:cs="Arial"/>
         <w:b/>
         <w:bCs/>
       </w:rPr>
@@ -12106,7 +12149,6 @@
     </w:tblStylePr>
     <w:tblStylePr w:type="lastRow">
       <w:rPr>
-        <w:rFonts w:ascii="Arial" w:eastAsia="Arial" w:hAnsi="Arial" w:cs="Arial"/>
         <w:b/>
         <w:bCs/>
         <w:color w:val="000000" w:themeColor="text1"/>
@@ -12118,7 +12160,6 @@
     </w:tblStylePr>
     <w:tblStylePr w:type="firstCol">
       <w:rPr>
-        <w:rFonts w:ascii="Arial" w:eastAsia="Arial" w:hAnsi="Arial" w:cs="Arial"/>
         <w:color w:val="FFFFFF" w:themeColor="background1"/>
       </w:rPr>
       <w:tblPr/>
@@ -12128,7 +12169,6 @@
     </w:tblStylePr>
     <w:tblStylePr w:type="lastCol">
       <w:rPr>
-        <w:rFonts w:ascii="Arial" w:eastAsia="Arial" w:hAnsi="Arial" w:cs="Arial"/>
         <w:color w:val="FFFFFF" w:themeColor="background1"/>
       </w:rPr>
       <w:tblPr/>
@@ -12172,7 +12212,6 @@
     </w:tcPr>
     <w:tblStylePr w:type="firstRow">
       <w:rPr>
-        <w:rFonts w:ascii="Arial" w:eastAsia="Arial" w:hAnsi="Arial" w:cs="Arial"/>
         <w:b/>
         <w:bCs/>
       </w:rPr>
@@ -12183,7 +12222,6 @@
     </w:tblStylePr>
     <w:tblStylePr w:type="lastRow">
       <w:rPr>
-        <w:rFonts w:ascii="Arial" w:eastAsia="Arial" w:hAnsi="Arial" w:cs="Arial"/>
         <w:b/>
         <w:bCs/>
         <w:color w:val="000000" w:themeColor="text1"/>
@@ -12195,7 +12233,6 @@
     </w:tblStylePr>
     <w:tblStylePr w:type="firstCol">
       <w:rPr>
-        <w:rFonts w:ascii="Arial" w:eastAsia="Arial" w:hAnsi="Arial" w:cs="Arial"/>
         <w:color w:val="FFFFFF" w:themeColor="background1"/>
       </w:rPr>
       <w:tblPr/>
@@ -12205,7 +12242,6 @@
     </w:tblStylePr>
     <w:tblStylePr w:type="lastCol">
       <w:rPr>
-        <w:rFonts w:ascii="Arial" w:eastAsia="Arial" w:hAnsi="Arial" w:cs="Arial"/>
         <w:color w:val="FFFFFF" w:themeColor="background1"/>
       </w:rPr>
       <w:tblPr/>
@@ -12249,7 +12285,6 @@
     </w:tcPr>
     <w:tblStylePr w:type="firstRow">
       <w:rPr>
-        <w:rFonts w:ascii="Arial" w:eastAsia="Arial" w:hAnsi="Arial" w:cs="Arial"/>
         <w:b/>
         <w:bCs/>
       </w:rPr>
@@ -12260,7 +12295,6 @@
     </w:tblStylePr>
     <w:tblStylePr w:type="lastRow">
       <w:rPr>
-        <w:rFonts w:ascii="Arial" w:eastAsia="Arial" w:hAnsi="Arial" w:cs="Arial"/>
         <w:b/>
         <w:bCs/>
         <w:color w:val="000000" w:themeColor="text1"/>
@@ -12272,7 +12306,6 @@
     </w:tblStylePr>
     <w:tblStylePr w:type="firstCol">
       <w:rPr>
-        <w:rFonts w:ascii="Arial" w:eastAsia="Arial" w:hAnsi="Arial" w:cs="Arial"/>
         <w:color w:val="FFFFFF" w:themeColor="background1"/>
       </w:rPr>
       <w:tblPr/>
@@ -12282,7 +12315,6 @@
     </w:tblStylePr>
     <w:tblStylePr w:type="lastCol">
       <w:rPr>
-        <w:rFonts w:ascii="Arial" w:eastAsia="Arial" w:hAnsi="Arial" w:cs="Arial"/>
         <w:color w:val="FFFFFF" w:themeColor="background1"/>
       </w:rPr>
       <w:tblPr/>
@@ -12326,7 +12358,6 @@
     </w:tcPr>
     <w:tblStylePr w:type="firstRow">
       <w:rPr>
-        <w:rFonts w:ascii="Arial" w:eastAsia="Arial" w:hAnsi="Arial" w:cs="Arial"/>
         <w:b/>
         <w:bCs/>
       </w:rPr>
@@ -12337,7 +12368,6 @@
     </w:tblStylePr>
     <w:tblStylePr w:type="lastRow">
       <w:rPr>
-        <w:rFonts w:ascii="Arial" w:eastAsia="Arial" w:hAnsi="Arial" w:cs="Arial"/>
         <w:b/>
         <w:bCs/>
         <w:color w:val="000000" w:themeColor="text1"/>
@@ -12349,7 +12379,6 @@
     </w:tblStylePr>
     <w:tblStylePr w:type="firstCol">
       <w:rPr>
-        <w:rFonts w:ascii="Arial" w:eastAsia="Arial" w:hAnsi="Arial" w:cs="Arial"/>
         <w:color w:val="FFFFFF" w:themeColor="background1"/>
       </w:rPr>
       <w:tblPr/>
@@ -12359,7 +12388,6 @@
     </w:tblStylePr>
     <w:tblStylePr w:type="lastCol">
       <w:rPr>
-        <w:rFonts w:ascii="Arial" w:eastAsia="Arial" w:hAnsi="Arial" w:cs="Arial"/>
         <w:color w:val="FFFFFF" w:themeColor="background1"/>
       </w:rPr>
       <w:tblPr/>
@@ -12403,7 +12431,6 @@
     </w:tcPr>
     <w:tblStylePr w:type="firstRow">
       <w:rPr>
-        <w:rFonts w:ascii="Arial" w:eastAsia="Arial" w:hAnsi="Arial" w:cs="Arial"/>
         <w:b/>
         <w:bCs/>
       </w:rPr>
@@ -12414,7 +12441,6 @@
     </w:tblStylePr>
     <w:tblStylePr w:type="lastRow">
       <w:rPr>
-        <w:rFonts w:ascii="Arial" w:eastAsia="Arial" w:hAnsi="Arial" w:cs="Arial"/>
         <w:b/>
         <w:bCs/>
         <w:color w:val="000000" w:themeColor="text1"/>
@@ -12426,7 +12452,6 @@
     </w:tblStylePr>
     <w:tblStylePr w:type="firstCol">
       <w:rPr>
-        <w:rFonts w:ascii="Arial" w:eastAsia="Arial" w:hAnsi="Arial" w:cs="Arial"/>
         <w:color w:val="FFFFFF" w:themeColor="background1"/>
       </w:rPr>
       <w:tblPr/>
@@ -12436,7 +12461,6 @@
     </w:tblStylePr>
     <w:tblStylePr w:type="lastCol">
       <w:rPr>
-        <w:rFonts w:ascii="Arial" w:eastAsia="Arial" w:hAnsi="Arial" w:cs="Arial"/>
         <w:color w:val="FFFFFF" w:themeColor="background1"/>
       </w:rPr>
       <w:tblPr/>
@@ -12456,6 +12480,45 @@
         <w:shd w:val="clear" w:color="auto" w:fill="FBCAA2" w:themeFill="accent6" w:themeFillTint="7F"/>
       </w:tcPr>
     </w:tblStylePr>
+  </w:style>
+  <w:style w:type="paragraph" w:styleId="CommentText">
+    <w:name w:val="annotation text"/>
+    <w:basedOn w:val="Normal"/>
+    <w:link w:val="CommentTextChar"/>
+    <w:uiPriority w:val="99"/>
+    <w:semiHidden/>
+    <w:unhideWhenUsed/>
+    <w:pPr>
+      <w:spacing w:line="240" w:lineRule="auto"/>
+    </w:pPr>
+    <w:rPr>
+      <w:sz w:val="20"/>
+      <w:szCs w:val="20"/>
+    </w:rPr>
+  </w:style>
+  <w:style w:type="character" w:customStyle="1" w:styleId="CommentTextChar">
+    <w:name w:val="Comment Text Char"/>
+    <w:basedOn w:val="DefaultParagraphFont"/>
+    <w:link w:val="CommentText"/>
+    <w:uiPriority w:val="99"/>
+    <w:semiHidden/>
+    <w:rPr>
+      <w:rFonts w:ascii="Arial" w:hAnsi="Arial"/>
+      <w:color w:val="000000"/>
+      <w:sz w:val="20"/>
+      <w:szCs w:val="20"/>
+    </w:rPr>
+  </w:style>
+  <w:style w:type="character" w:styleId="CommentReference">
+    <w:name w:val="annotation reference"/>
+    <w:basedOn w:val="DefaultParagraphFont"/>
+    <w:uiPriority w:val="99"/>
+    <w:semiHidden/>
+    <w:unhideWhenUsed/>
+    <w:rPr>
+      <w:sz w:val="16"/>
+      <w:szCs w:val="16"/>
+    </w:rPr>
   </w:style>
 </w:styles>
 </file>
@@ -12503,7 +12566,7 @@
     </a:clrScheme>
     <a:fontScheme name="Office">
       <a:majorFont>
-        <a:latin typeface="Arial"/>
+        <a:latin typeface="Calibri"/>
         <a:ea typeface=""/>
         <a:cs typeface=""/>
         <a:font script="Jpan" typeface="ＭＳ ゴシック"/>
@@ -12538,7 +12601,7 @@
         <a:font script="Geor" typeface="Sylfaen"/>
       </a:majorFont>
       <a:minorFont>
-        <a:latin typeface="Arial"/>
+        <a:latin typeface="Cambria"/>
         <a:ea typeface=""/>
         <a:cs typeface=""/>
         <a:font script="Jpan" typeface="ＭＳ 明朝"/>

--- a/assets/worksheets/velocity-curve/electromagnetic-spectrum.docx
+++ b/assets/worksheets/velocity-curve/electromagnetic-spectrum.docx
@@ -764,7 +764,7 @@
       </w:tabs>
     </w:pPr>
     <w:r>
-      <w:t>wvurail.org/dspira</w:t>
+      <w:t>rail.wvu.edu/dspira</w:t>
     </w:r>
     <w:r>
       <w:tab/>
